--- a/paper/response_to_reviewers.docx
+++ b/paper/response_to_reviewers.docx
@@ -109,13 +109,13 @@
         <w:t xml:space="preserve"> </w:t>
       </w:r>
       <w:r>
-        <w:t xml:space="preserve">as the primary term (an exact-</w:t>
-      </w:r>
-      <w:r>
-        <w:t xml:space="preserve"> </w:t>
-      </w:r>
-      <w:r>
-        <w:t xml:space="preserve">duplicate census shows the strongest dataset,</w:t>
+        <w:t xml:space="preserve">as the primary term (an</w:t>
+      </w:r>
+      <w:r>
+        <w:t xml:space="preserve"> </w:t>
+      </w:r>
+      <w:r>
+        <w:t xml:space="preserve">exact-duplicate census shows the strongest dataset,</w:t>
       </w:r>
       <w:r>
         <w:t xml:space="preserve"> </w:t>
@@ -1032,31 +1032,31 @@
         <w:t xml:space="preserve"> </w:t>
       </w:r>
       <w:r>
-        <w:t xml:space="preserve">explicit near-duplicate-bounded proxies (Methods §3.6/§3.7), name leave-one-</w:t>
-      </w:r>
-      <w:r>
-        <w:t xml:space="preserve"> </w:t>
-      </w:r>
-      <w:r>
-        <w:t xml:space="preserve">chromosome-out as the functional ground truth (§4.8), and single-linkage cohesion</w:t>
-      </w:r>
-      <w:r>
-        <w:t xml:space="preserve"> </w:t>
-      </w:r>
-      <w:r>
-        <w:t xml:space="preserve">(0.083 for nontata vs 0.96 for ensembl, §4.10) supplies the biological reason</w:t>
-      </w:r>
-      <w:r>
-        <w:t xml:space="preserve"> </w:t>
-      </w:r>
-      <w:r>
-        <w:t xml:space="preserve">correction over-removes signal on nontata. This is the core of the nontata-as-</w:t>
-      </w:r>
-      <w:r>
-        <w:t xml:space="preserve"> </w:t>
-      </w:r>
-      <w:r>
-        <w:t xml:space="preserve">cautionary-case framing (§4.3, Discussion).</w:t>
+        <w:t xml:space="preserve">explicit near-duplicate-bounded proxies (Methods §3.4/§3.7), name</w:t>
+      </w:r>
+      <w:r>
+        <w:t xml:space="preserve"> </w:t>
+      </w:r>
+      <w:r>
+        <w:t xml:space="preserve">leave-one-chromosome-out as the functional ground truth (§4.8), and single-linkage</w:t>
+      </w:r>
+      <w:r>
+        <w:t xml:space="preserve"> </w:t>
+      </w:r>
+      <w:r>
+        <w:t xml:space="preserve">cohesion (0.083 for nontata vs 0.96 for ensembl, §4.10) supplies the biological</w:t>
+      </w:r>
+      <w:r>
+        <w:t xml:space="preserve"> </w:t>
+      </w:r>
+      <w:r>
+        <w:t xml:space="preserve">reason correction over-removes signal on nontata. This is the core of the</w:t>
+      </w:r>
+      <w:r>
+        <w:t xml:space="preserve"> </w:t>
+      </w:r>
+      <w:r>
+        <w:t xml:space="preserve">nontata-as-cautionary-case framing (§4.3, Discussion).</w:t>
       </w:r>
     </w:p>
     <w:bookmarkEnd w:id="11"/>
@@ -1724,13 +1724,13 @@
         <w:t xml:space="preserve"> </w:t>
       </w:r>
       <w:r>
-        <w:t xml:space="preserve">vary, and single-linkage cohesion as the diagnostic that separates a clean discrete-</w:t>
-      </w:r>
-      <w:r>
-        <w:t xml:space="preserve"> </w:t>
-      </w:r>
-      <w:r>
-        <w:t xml:space="preserve">duplication case (ensembl, treat with one threshold) from a transitive-chaining case</w:t>
+        <w:t xml:space="preserve">vary, and single-linkage cohesion as the diagnostic that separates a clean</w:t>
+      </w:r>
+      <w:r>
+        <w:t xml:space="preserve"> </w:t>
+      </w:r>
+      <w:r>
+        <w:t xml:space="preserve">discrete-duplication case (ensembl, treat with one threshold) from a transitive-chaining case</w:t>
       </w:r>
       <w:r>
         <w:t xml:space="preserve"> </w:t>
@@ -2059,13 +2059,13 @@
         <w:t xml:space="preserve"> </w:t>
       </w:r>
       <w:r>
-        <w:t xml:space="preserve">{None…4}, at full scale, with the largest settings exceeding the largest near-</w:t>
-      </w:r>
-      <w:r>
-        <w:t xml:space="preserve"> </w:t>
-      </w:r>
-      <w:r>
-        <w:t xml:space="preserve">duplicate cluster). At the default the forest scores 1.000 on the ≥0.9-similarity bin</w:t>
+        <w:t xml:space="preserve">{None…4}, at full scale, with the largest settings exceeding the largest</w:t>
+      </w:r>
+      <w:r>
+        <w:t xml:space="preserve"> </w:t>
+      </w:r>
+      <w:r>
+        <w:t xml:space="preserve">near-duplicate cluster). At the default the forest scores 1.000 on the ≥0.9-similarity bin</w:t>
       </w:r>
       <w:r>
         <w:t xml:space="preserve"> </w:t>
@@ -2390,13 +2390,13 @@
         <w:t xml:space="preserve"> </w:t>
       </w:r>
       <w:r>
-        <w:t xml:space="preserve">= 38.0% byte-</w:t>
-      </w:r>
-      <w:r>
-        <w:t xml:space="preserve"> </w:t>
-      </w:r>
-      <w:r>
-        <w:t xml:space="preserve">identical copies;</w:t>
+        <w:t xml:space="preserve">= 38.0%</w:t>
+      </w:r>
+      <w:r>
+        <w:t xml:space="preserve"> </w:t>
+      </w:r>
+      <w:r>
+        <w:t xml:space="preserve">byte-identical copies;</w:t>
       </w:r>
       <w:r>
         <w:t xml:space="preserve"> </w:t>

--- a/paper/response_to_reviewers.docx
+++ b/paper/response_to_reviewers.docx
@@ -2244,7 +2244,7 @@
         <w:t xml:space="preserve"> </w:t>
       </w:r>
       <w:r>
-        <w:t xml:space="preserve">(ensembl [0.156, 0.172]; nontata [0.093, 0.126]) and the ensembl-LR drop stays null.</w:t>
+        <w:t xml:space="preserve">(ensembl [0.156, 0.172]; nontata [0.092, 0.126]) and the ensembl-LR drop stays null.</w:t>
       </w:r>
       <w:r>
         <w:t xml:space="preserve"> </w:t>

--- a/paper/response_to_reviewers.docx
+++ b/paper/response_to_reviewers.docx
@@ -2,7 +2,7 @@
 <file path=word/document.xml><?xml version="1.0" encoding="utf-8"?>
 <w:document xmlns:w="http://schemas.openxmlformats.org/wordprocessingml/2006/main" xmlns:m="http://schemas.openxmlformats.org/officeDocument/2006/math" xmlns:r="http://schemas.openxmlformats.org/officeDocument/2006/relationships" xmlns:o="urn:schemas-microsoft-com:office:office" xmlns:v="urn:schemas-microsoft-com:vml" xmlns:w10="urn:schemas-microsoft-com:office:word" xmlns:a="http://schemas.openxmlformats.org/drawingml/2006/main" xmlns:pic="http://schemas.openxmlformats.org/drawingml/2006/picture" xmlns:wp="http://schemas.openxmlformats.org/drawingml/2006/wordprocessingDrawing">
   <w:body>
-    <w:bookmarkStart w:id="25" w:name="Xac2ce1e9289ec12283acb2416f2cdcb796ac0c4"/>
+    <w:bookmarkStart w:id="26" w:name="Xac2ce1e9289ec12283acb2416f2cdcb796ac0c4"/>
     <w:p>
       <w:pPr>
         <w:pStyle w:val="Heading1"/>
@@ -22,13 +22,66 @@
         <w:t xml:space="preserve"> </w:t>
       </w:r>
       <w:r>
-        <w:t xml:space="preserve">review. The revision makes three structural changes before addressing the</w:t>
-      </w:r>
-      <w:r>
-        <w:t xml:space="preserve"> </w:t>
-      </w:r>
-      <w:r>
-        <w:t xml:space="preserve">individual comments:</w:t>
+        <w:t xml:space="preserve">review. The decision turned on one question —</w:t>
+      </w:r>
+      <w:r>
+        <w:t xml:space="preserve"> </w:t>
+      </w:r>
+      <w:r>
+        <w:rPr>
+          <w:i/>
+          <w:iCs/>
+        </w:rPr>
+        <w:t xml:space="preserve">is the ranking result general, or</w:t>
+      </w:r>
+      <w:r>
+        <w:rPr>
+          <w:i/>
+          <w:iCs/>
+        </w:rPr>
+        <w:t xml:space="preserve"> </w:t>
+      </w:r>
+      <w:r>
+        <w:rPr>
+          <w:i/>
+          <w:iCs/>
+        </w:rPr>
+        <w:t xml:space="preserve">is it an artifact of this particular comparison?</w:t>
+      </w:r>
+      <w:r>
+        <w:t xml:space="preserve"> </w:t>
+      </w:r>
+      <w:r>
+        <w:t xml:space="preserve">— and we have tried to answer</w:t>
+      </w:r>
+      <w:r>
+        <w:t xml:space="preserve"> </w:t>
+      </w:r>
+      <w:r>
+        <w:t xml:space="preserve">it with experiments rather than argument.</w:t>
+      </w:r>
+    </w:p>
+    <w:bookmarkStart w:id="9" w:name="Xcbf5cddd691ad1c0b8417b3c124ee16cb51c2d4"/>
+    <w:p>
+      <w:pPr>
+        <w:pStyle w:val="Heading2"/>
+      </w:pPr>
+      <w:r>
+        <w:t xml:space="preserve">What is new, and why it answers the decision</w:t>
+      </w:r>
+    </w:p>
+    <w:p>
+      <w:pPr>
+        <w:pStyle w:val="FirstParagraph"/>
+      </w:pPr>
+      <w:r>
+        <w:t xml:space="preserve">Four additions carry the revision. We put them first because each targets the</w:t>
+      </w:r>
+      <w:r>
+        <w:t xml:space="preserve"> </w:t>
+      </w:r>
+      <w:r>
+        <w:t xml:space="preserve">generality concern directly.</w:t>
       </w:r>
     </w:p>
     <w:p>
@@ -43,151 +96,135 @@
           <w:b/>
           <w:bCs/>
         </w:rPr>
-        <w:t xml:space="preserve">Title and terminology.</w:t>
-      </w:r>
-      <w:r>
-        <w:t xml:space="preserve"> </w:t>
-      </w:r>
-      <w:r>
-        <w:t xml:space="preserve">The paper is retitled</w:t>
-      </w:r>
-      <w:r>
-        <w:t xml:space="preserve"> </w:t>
-      </w:r>
-      <w:r>
-        <w:rPr>
-          <w:i/>
-          <w:iCs/>
-        </w:rPr>
-        <w:t xml:space="preserve">“Near-duplicate leakage can</w:t>
-      </w:r>
-      <w:r>
-        <w:rPr>
-          <w:i/>
-          <w:iCs/>
-        </w:rPr>
-        <w:t xml:space="preserve"> </w:t>
-      </w:r>
-      <w:r>
-        <w:rPr>
-          <w:i/>
-          <w:iCs/>
-        </w:rPr>
-        <w:t xml:space="preserve">reorder model rankings on a genomic benchmark suite: an audit of Genomic</w:t>
-      </w:r>
-      <w:r>
-        <w:rPr>
-          <w:i/>
-          <w:iCs/>
-        </w:rPr>
-        <w:t xml:space="preserve"> </w:t>
-      </w:r>
-      <w:r>
-        <w:rPr>
-          <w:i/>
-          <w:iCs/>
-        </w:rPr>
-        <w:t xml:space="preserve">Benchmarks.”</w:t>
-      </w:r>
-      <w:r>
-        <w:t xml:space="preserve"> </w:t>
-      </w:r>
-      <w:r>
-        <w:t xml:space="preserve">We adopt</w:t>
-      </w:r>
-      <w:r>
-        <w:t xml:space="preserve"> </w:t>
-      </w:r>
-      <w:r>
-        <w:rPr>
-          <w:b/>
-          <w:bCs/>
-        </w:rPr>
-        <w:t xml:space="preserve">near-duplicate leakage</w:t>
-      </w:r>
-      <w:r>
-        <w:t xml:space="preserve"> </w:t>
-      </w:r>
-      <w:r>
-        <w:t xml:space="preserve">as the primary term (an</w:t>
-      </w:r>
-      <w:r>
-        <w:t xml:space="preserve"> </w:t>
-      </w:r>
-      <w:r>
-        <w:t xml:space="preserve">exact-duplicate census shows the strongest dataset,</w:t>
-      </w:r>
-      <w:r>
-        <w:t xml:space="preserve"> </w:t>
-      </w:r>
-      <w:r>
-        <w:rPr>
-          <w:rStyle w:val="VerbatimChar"/>
-        </w:rPr>
-        <w:t xml:space="preserve">human_enhancers_ensembl</w:t>
-      </w:r>
-      <w:r>
-        <w:t xml:space="preserve">, is</w:t>
-      </w:r>
-      <w:r>
-        <w:t xml:space="preserve"> </w:t>
-      </w:r>
-      <w:r>
-        <w:t xml:space="preserve">38.0%</w:t>
-      </w:r>
-      <w:r>
-        <w:t xml:space="preserve"> </w:t>
-      </w:r>
-      <w:r>
-        <w:rPr>
-          <w:i/>
-          <w:iCs/>
-        </w:rPr>
-        <w:t xml:space="preserve">byte-identical</w:t>
-      </w:r>
-      <w:r>
-        <w:t xml:space="preserve"> </w:t>
-      </w:r>
-      <w:r>
-        <w:t xml:space="preserve">train/test copies), reserve</w:t>
-      </w:r>
-      <w:r>
-        <w:t xml:space="preserve"> </w:t>
-      </w:r>
-      <w:r>
-        <w:rPr>
-          <w:i/>
-          <w:iCs/>
-        </w:rPr>
-        <w:t xml:space="preserve">homology</w:t>
-      </w:r>
-      <w:r>
-        <w:t xml:space="preserve"> </w:t>
-      </w:r>
-      <w:r>
-        <w:t xml:space="preserve">for where</w:t>
-      </w:r>
-      <w:r>
-        <w:t xml:space="preserve"> </w:t>
-      </w:r>
-      <w:r>
-        <w:t xml:space="preserve">alignment/containment evidence earns it, and rename the splitter</w:t>
-      </w:r>
-      <w:r>
-        <w:t xml:space="preserve"> </w:t>
-      </w:r>
-      <w:r>
-        <w:rPr>
-          <w:b/>
-          <w:bCs/>
-        </w:rPr>
-        <w:t xml:space="preserve">near-duplicate-aware</w:t>
-      </w:r>
-      <w:r>
-        <w:t xml:space="preserve"> </w:t>
-      </w:r>
-      <w:r>
-        <w:t xml:space="preserve">(addresses R3.4).</w:t>
+        <w:t xml:space="preserve">A nine-model roster (§4.4, Table 3).</w:t>
+      </w:r>
+      <w:r>
+        <w:t xml:space="preserve"> </w:t>
+      </w:r>
+      <w:r>
+        <w:t xml:space="preserve">The sharpest form of the objection is</w:t>
+      </w:r>
+      <w:r>
+        <w:t xml:space="preserve"> </w:t>
+      </w:r>
+      <w:r>
+        <w:t xml:space="preserve">that a claim about</w:t>
+      </w:r>
+      <w:r>
+        <w:t xml:space="preserve"> </w:t>
+      </w:r>
+      <w:r>
+        <w:t xml:space="preserve">“rankings”</w:t>
+      </w:r>
+      <w:r>
+        <w:t xml:space="preserve"> </w:t>
+      </w:r>
+      <w:r>
+        <w:t xml:space="preserve">made over four models is a claim about nothing.</w:t>
+      </w:r>
+      <w:r>
+        <w:t xml:space="preserve"> </w:t>
+      </w:r>
+      <w:r>
+        <w:t xml:space="preserve">We widened the comparison to nine learners spanning memorization propensity end</w:t>
+      </w:r>
+      <w:r>
+        <w:t xml:space="preserve"> </w:t>
+      </w:r>
+      <w:r>
+        <w:t xml:space="preserve">to end — 1- and 15-nearest neighbours, random forest, extremely randomized</w:t>
+      </w:r>
+      <w:r>
+        <w:t xml:space="preserve"> </w:t>
+      </w:r>
+      <w:r>
+        <w:t xml:space="preserve">trees, a multilayer perceptron, gradient boosting, linear SVM, logistic</w:t>
+      </w:r>
+      <w:r>
+        <w:t xml:space="preserve"> </w:t>
+      </w:r>
+      <w:r>
+        <w:t xml:space="preserve">regression, Gaussian naive Bayes — all trained from scratch on the same splits</w:t>
+      </w:r>
+      <w:r>
+        <w:t xml:space="preserve"> </w:t>
+      </w:r>
+      <w:r>
+        <w:t xml:space="preserve">with the same decision rule. The result is stronger than the four-model version</w:t>
+      </w:r>
+      <w:r>
+        <w:t xml:space="preserve"> </w:t>
+      </w:r>
+      <w:r>
+        <w:t xml:space="preserve">and sharper:</w:t>
+      </w:r>
+      <w:r>
+        <w:t xml:space="preserve"> </w:t>
+      </w:r>
+      <w:r>
+        <w:rPr>
+          <w:b/>
+          <w:bCs/>
+        </w:rPr>
+        <w:t xml:space="preserve">the leaky split cannot separate its top three models at all</w:t>
+      </w:r>
+      <w:r>
+        <w:t xml:space="preserve"> </w:t>
+      </w:r>
+      <w:r>
+        <w:t xml:space="preserve">(0.8736 / 0.8729 / 0.8721, within 0.0015, paired interval on the top-two margin</w:t>
+      </w:r>
+      <w:r>
+        <w:t xml:space="preserve"> </w:t>
+      </w:r>
+      <w:r>
+        <w:t xml:space="preserve">including zero)</w:t>
+      </w:r>
+      <w:r>
+        <w:t xml:space="preserve"> </w:t>
+      </w:r>
+      <w:r>
+        <w:rPr>
+          <w:b/>
+          <w:bCs/>
+        </w:rPr>
+        <w:t xml:space="preserve">yet those same three span 23 accuracy points once corrected</w:t>
+      </w:r>
+      <w:r>
+        <w:t xml:space="preserve"> </w:t>
+      </w:r>
+      <w:r>
+        <w:t xml:space="preserve">(0.768 / 0.537 / 0.628). 1-NN falls from rank 2 to rank 9, 0.873 → 0.537. The</w:t>
+      </w:r>
+      <w:r>
+        <w:t xml:space="preserve"> </w:t>
+      </w:r>
+      <w:r>
+        <w:t xml:space="preserve">benchmark is not merely crowning the wrong model; it is blind to enormous real</w:t>
+      </w:r>
+      <w:r>
+        <w:t xml:space="preserve"> </w:t>
+      </w:r>
+      <w:r>
+        <w:t xml:space="preserve">differences between models it reports as tied. The corrected winner is the</w:t>
+      </w:r>
+      <w:r>
+        <w:t xml:space="preserve"> </w:t>
+      </w:r>
+      <w:r>
+        <w:t xml:space="preserve">linear SVM — the same model the four-model comparison selects, so the two</w:t>
+      </w:r>
+      <w:r>
+        <w:t xml:space="preserve"> </w:t>
+      </w:r>
+      <w:r>
+        <w:t xml:space="preserve">analyses agree. Four predictions (P1–P4) were committed before the run and all</w:t>
+      </w:r>
+      <w:r>
+        <w:t xml:space="preserve"> </w:t>
+      </w:r>
+      <w:r>
+        <w:t xml:space="preserve">four are scored in the text whether or not they held.</w:t>
       </w:r>
     </w:p>
     <w:p>
@@ -202,31 +239,47 @@
           <w:b/>
           <w:bCs/>
         </w:rPr>
-        <w:t xml:space="preserve">Honest rescoping of the central claim.</w:t>
-      </w:r>
-      <w:r>
-        <w:t xml:space="preserve"> </w:t>
-      </w:r>
-      <w:r>
-        <w:t xml:space="preserve">The previous</w:t>
-      </w:r>
-      <w:r>
-        <w:t xml:space="preserve"> </w:t>
-      </w:r>
-      <w:r>
-        <w:t xml:space="preserve">“changes which model</w:t>
-      </w:r>
-      <w:r>
-        <w:t xml:space="preserve"> </w:t>
-      </w:r>
-      <w:r>
-        <w:t xml:space="preserve">wins on 2/2 leaky datasets”</w:t>
-      </w:r>
-      <w:r>
-        <w:t xml:space="preserve"> </w:t>
-      </w:r>
-      <w:r>
-        <w:t xml:space="preserve">claim was too strong: on</w:t>
+        <w:t xml:space="preserve">A construct-and-break manipulation (§4.7, Table 4).</w:t>
+      </w:r>
+      <w:r>
+        <w:t xml:space="preserve"> </w:t>
+      </w:r>
+      <w:r>
+        <w:t xml:space="preserve">The previous submission</w:t>
+      </w:r>
+      <w:r>
+        <w:t xml:space="preserve"> </w:t>
+      </w:r>
+      <w:r>
+        <w:t xml:space="preserve">argued the cause was a curation defect; it did not</w:t>
+      </w:r>
+      <w:r>
+        <w:t xml:space="preserve"> </w:t>
+      </w:r>
+      <w:r>
+        <w:rPr>
+          <w:i/>
+          <w:iCs/>
+        </w:rPr>
+        <w:t xml:space="preserve">test</w:t>
+      </w:r>
+      <w:r>
+        <w:t xml:space="preserve"> </w:t>
+      </w:r>
+      <w:r>
+        <w:t xml:space="preserve">it. We now intervene</w:t>
+      </w:r>
+      <w:r>
+        <w:t xml:space="preserve"> </w:t>
+      </w:r>
+      <w:r>
+        <w:t xml:space="preserve">on the construction step alone, in both directions. Applying the omitted merge</w:t>
+      </w:r>
+      <w:r>
+        <w:t xml:space="preserve"> </w:t>
+      </w:r>
+      <w:r>
+        <w:t xml:space="preserve">step to</w:t>
       </w:r>
       <w:r>
         <w:t xml:space="preserve"> </w:t>
@@ -235,101 +288,108 @@
         <w:rPr>
           <w:rStyle w:val="VerbatimChar"/>
         </w:rPr>
-        <w:t xml:space="preserve">human_nontata_promoters</w:t>
-      </w:r>
-      <w:r>
-        <w:t xml:space="preserve"> </w:t>
-      </w:r>
-      <w:r>
-        <w:t xml:space="preserve">the demotion holds only under accuracy@0.5 (it reverses under AUROC/F1, is a</w:t>
-      </w:r>
-      <w:r>
-        <w:t xml:space="preserve"> </w:t>
-      </w:r>
-      <w:r>
-        <w:t xml:space="preserve">CI-overlap tie, and does not reproduce under a chromosome-holdout control). The</w:t>
-      </w:r>
-      <w:r>
-        <w:t xml:space="preserve"> </w:t>
-      </w:r>
-      <w:r>
-        <w:t xml:space="preserve">ranking-change result is now claimed</w:t>
-      </w:r>
-      <w:r>
-        <w:t xml:space="preserve"> </w:t>
-      </w:r>
-      <w:r>
-        <w:rPr>
-          <w:b/>
-          <w:bCs/>
-        </w:rPr>
-        <w:t xml:space="preserve">cleanly for</w:t>
-      </w:r>
-      <w:r>
-        <w:rPr>
-          <w:b/>
-          <w:bCs/>
-        </w:rPr>
+        <w:t xml:space="preserve">human_enhancers_ensembl</w:t>
+      </w:r>
+      <w:r>
+        <w:t xml:space="preserve"> </w:t>
+      </w:r>
+      <w:r>
+        <w:t xml:space="preserve">collapses its leak fraction 0.390 → 0.012, its</w:t>
+      </w:r>
+      <w:r>
+        <w:t xml:space="preserve"> </w:t>
+      </w:r>
+      <w:r>
+        <w:t xml:space="preserve">random-forest inflation +0.165 → −0.008, and the reordering disappears.</w:t>
+      </w:r>
+      <w:r>
+        <w:t xml:space="preserve"> </w:t>
+      </w:r>
+      <w:r>
+        <w:t xml:space="preserve">Conversely, imposing the same defect on the clean</w:t>
+      </w:r>
+      <w:r>
         <w:t xml:space="preserve"> </w:t>
       </w:r>
       <w:r>
         <w:rPr>
           <w:rStyle w:val="VerbatimChar"/>
-          <w:b/>
-          <w:bCs/>
-        </w:rPr>
-        <w:t xml:space="preserve">human_enhancers_ensembl</w:t>
-      </w:r>
-      <w:r>
-        <w:t xml:space="preserve"> </w:t>
-      </w:r>
-      <w:r>
-        <w:t xml:space="preserve">(an existence proof, airtight on every axis) and</w:t>
-      </w:r>
-      <w:r>
-        <w:t xml:space="preserve"> </w:t>
-      </w:r>
-      <w:r>
-        <w:rPr>
-          <w:b/>
-          <w:bCs/>
-        </w:rPr>
-        <w:t xml:space="preserve">as a cautionary partial</w:t>
-      </w:r>
-      <w:r>
-        <w:rPr>
-          <w:b/>
-          <w:bCs/>
-        </w:rPr>
-        <w:t xml:space="preserve"> </w:t>
-      </w:r>
-      <w:r>
-        <w:rPr>
-          <w:b/>
-          <w:bCs/>
-        </w:rPr>
-        <w:t xml:space="preserve">case for</w:t>
-      </w:r>
-      <w:r>
-        <w:rPr>
-          <w:b/>
-          <w:bCs/>
-        </w:rPr>
-        <w:t xml:space="preserve"> </w:t>
-      </w:r>
-      <w:r>
-        <w:rPr>
-          <w:rStyle w:val="VerbatimChar"/>
-          <w:b/>
-          <w:bCs/>
-        </w:rPr>
-        <w:t xml:space="preserve">human_nontata_promoters</w:t>
-      </w:r>
-      <w:r>
-        <w:t xml:space="preserve"> </w:t>
-      </w:r>
-      <w:r>
-        <w:t xml:space="preserve">(§4.3, Discussion).</w:t>
+        </w:rPr>
+        <w:t xml:space="preserve">human_ocr_ensembl</w:t>
+      </w:r>
+      <w:r>
+        <w:t xml:space="preserve"> </w:t>
+      </w:r>
+      <w:r>
+        <w:t xml:space="preserve">— at</w:t>
+      </w:r>
+      <w:r>
+        <w:t xml:space="preserve"> </w:t>
+      </w:r>
+      <w:r>
+        <w:t xml:space="preserve">matched size</w:t>
+      </w:r>
+      <w:r>
+        <w:t xml:space="preserve"> </w:t>
+      </w:r>
+      <w:r>
+        <w:rPr>
+          <w:i/>
+          <w:iCs/>
+        </w:rPr>
+        <w:t xml:space="preserve">and</w:t>
+      </w:r>
+      <w:r>
+        <w:t xml:space="preserve"> </w:t>
+      </w:r>
+      <w:r>
+        <w:t xml:space="preserve">balance — raises leakage 0.004 → 0.204, inflation</w:t>
+      </w:r>
+      <w:r>
+        <w:t xml:space="preserve"> </w:t>
+      </w:r>
+      <w:r>
+        <w:t xml:space="preserve">+0.002 → +0.105, and</w:t>
+      </w:r>
+      <w:r>
+        <w:t xml:space="preserve"> </w:t>
+      </w:r>
+      <w:r>
+        <w:rPr>
+          <w:b/>
+          <w:bCs/>
+        </w:rPr>
+        <w:t xml:space="preserve">manufactures the reordering on demand</w:t>
+      </w:r>
+      <w:r>
+        <w:t xml:space="preserve"> </w:t>
+      </w:r>
+      <w:r>
+        <w:t xml:space="preserve">(RF promoted</w:t>
+      </w:r>
+      <w:r>
+        <w:t xml:space="preserve"> </w:t>
+      </w:r>
+      <w:r>
+        <w:t xml:space="preserve">1st on the contaminated split, demoted to 4th by correction). Model code,</w:t>
+      </w:r>
+      <w:r>
+        <w:t xml:space="preserve"> </w:t>
+      </w:r>
+      <w:r>
+        <w:t xml:space="preserve">split ratio and (in the fix-a-leaky direction) the sequences themselves are</w:t>
+      </w:r>
+      <w:r>
+        <w:t xml:space="preserve"> </w:t>
+      </w:r>
+      <w:r>
+        <w:t xml:space="preserve">untouched; the intervention is on the construction step alone. This converts</w:t>
+      </w:r>
+      <w:r>
+        <w:t xml:space="preserve"> </w:t>
+      </w:r>
+      <w:r>
+        <w:t xml:space="preserve">the causal claim from correlational to interventional.</w:t>
       </w:r>
     </w:p>
     <w:p>
@@ -344,37 +404,405 @@
           <w:b/>
           <w:bCs/>
         </w:rPr>
-        <w:t xml:space="preserve">New experiments.</w:t>
-      </w:r>
-      <w:r>
-        <w:t xml:space="preserve"> </w:t>
-      </w:r>
-      <w:r>
-        <w:t xml:space="preserve">We added a from-scratch deep-model dose-response, an</w:t>
-      </w:r>
-      <w:r>
-        <w:t xml:space="preserve"> </w:t>
-      </w:r>
-      <w:r>
-        <w:t xml:space="preserve">alignment-based re-measure, a chromosome-holdout control, a random-forest</w:t>
-      </w:r>
-      <w:r>
-        <w:t xml:space="preserve"> </w:t>
-      </w:r>
-      <w:r>
-        <w:t xml:space="preserve">regularization path, a cluster/block bootstrap, a containment/canonical-k-mer/GC</w:t>
-      </w:r>
-      <w:r>
-        <w:t xml:space="preserve"> </w:t>
-      </w:r>
-      <w:r>
-        <w:t xml:space="preserve">robustness battery, an imbalanced-prevalence panel, and an injected-leakage</w:t>
-      </w:r>
-      <w:r>
-        <w:t xml:space="preserve"> </w:t>
-      </w:r>
-      <w:r>
-        <w:t xml:space="preserve">multiclass experiment. All numbers below are traceable to the results log.</w:t>
+        <w:t xml:space="preserve">A cross-suite census (§4.10) — and an honest null.</w:t>
+      </w:r>
+      <w:r>
+        <w:t xml:space="preserve"> </w:t>
+      </w:r>
+      <w:r>
+        <w:t xml:space="preserve">We applied the census</w:t>
+      </w:r>
+      <w:r>
+        <w:t xml:space="preserve"> </w:t>
+      </w:r>
+      <w:r>
+        <w:t xml:space="preserve">unchanged to the Nucleotide Transformer downstream tasks. Three of twelve</w:t>
+      </w:r>
+      <w:r>
+        <w:t xml:space="preserve"> </w:t>
+      </w:r>
+      <w:r>
+        <w:t xml:space="preserve">independent tasks are leaky, one at 25.0%</w:t>
+      </w:r>
+      <w:r>
+        <w:t xml:space="preserve"> </w:t>
+      </w:r>
+      <w:r>
+        <w:rPr>
+          <w:i/>
+          <w:iCs/>
+        </w:rPr>
+        <w:t xml:space="preserve">byte-identical</w:t>
+      </w:r>
+      <w:r>
+        <w:t xml:space="preserve"> </w:t>
+      </w:r>
+      <w:r>
+        <w:t xml:space="preserve">train/test overlap</w:t>
+      </w:r>
+      <w:r>
+        <w:t xml:space="preserve"> </w:t>
+      </w:r>
+      <w:r>
+        <w:t xml:space="preserve">(verified on a separate code path using no k-mers).</w:t>
+      </w:r>
+      <w:r>
+        <w:t xml:space="preserve"> </w:t>
+      </w:r>
+      <w:r>
+        <w:rPr>
+          <w:b/>
+          <w:bCs/>
+        </w:rPr>
+        <w:t xml:space="preserve">No ranking inverts</w:t>
+      </w:r>
+      <w:r>
+        <w:rPr>
+          <w:b/>
+          <w:bCs/>
+        </w:rPr>
+        <w:t xml:space="preserve"> </w:t>
+      </w:r>
+      <w:r>
+        <w:rPr>
+          <w:b/>
+          <w:bCs/>
+        </w:rPr>
+        <w:t xml:space="preserve">materially on any of them, and we report that null prominently rather than</w:t>
+      </w:r>
+      <w:r>
+        <w:rPr>
+          <w:b/>
+          <w:bCs/>
+        </w:rPr>
+        <w:t xml:space="preserve"> </w:t>
+      </w:r>
+      <w:r>
+        <w:rPr>
+          <w:b/>
+          <w:bCs/>
+        </w:rPr>
+        <w:t xml:space="preserve">burying it.</w:t>
+      </w:r>
+      <w:r>
+        <w:t xml:space="preserve"> </w:t>
+      </w:r>
+      <w:r>
+        <w:t xml:space="preserve">One swap does occur — HistGradientBoosting overtakes the forest on</w:t>
+      </w:r>
+      <w:r>
+        <w:t xml:space="preserve"> </w:t>
+      </w:r>
+      <w:r>
+        <w:rPr>
+          <w:rStyle w:val="VerbatimChar"/>
+        </w:rPr>
+        <w:t xml:space="preserve">enhancers</w:t>
+      </w:r>
+      <w:r>
+        <w:t xml:space="preserve"> </w:t>
+      </w:r>
+      <w:r>
+        <w:t xml:space="preserve">after correction, 0.887 vs 0.869 — but the two were separated by only</w:t>
+      </w:r>
+      <w:r>
+        <w:t xml:space="preserve"> </w:t>
+      </w:r>
+      <w:r>
+        <w:t xml:space="preserve">0.005 on the as-shipped split, so it is immaterial under our own inversion</w:t>
+      </w:r>
+      <w:r>
+        <w:t xml:space="preserve"> </w:t>
+      </w:r>
+      <w:r>
+        <w:t xml:space="preserve">criterion, and we say so rather than counting it either way. The null</w:t>
+      </w:r>
+      <w:r>
+        <w:t xml:space="preserve"> </w:t>
+      </w:r>
+      <w:r>
+        <w:t xml:space="preserve">is not an embarrassment but a test passed: our diagnostic condition (§3.13)</w:t>
+      </w:r>
+      <w:r>
+        <w:t xml:space="preserve"> </w:t>
+      </w:r>
+      <w:r>
+        <w:t xml:space="preserve">predicts it in advance from the as-shipped split, because reordering requires</w:t>
+      </w:r>
+      <w:r>
+        <w:t xml:space="preserve"> </w:t>
+      </w:r>
+      <w:r>
+        <w:t xml:space="preserve">not just leakage but a challenger that is genuinely better on novel sequences,</w:t>
+      </w:r>
+      <w:r>
+        <w:t xml:space="preserve"> </w:t>
+      </w:r>
+      <w:r>
+        <w:t xml:space="preserve">and on 22 of 24 pairs the as-shipped leader is also the novel-sequence leader.</w:t>
+      </w:r>
+      <w:r>
+        <w:t xml:space="preserve"> </w:t>
+      </w:r>
+      <w:r>
+        <w:t xml:space="preserve">On the two pairs where the condition had something to say it was right both</w:t>
+      </w:r>
+      <w:r>
+        <w:t xml:space="preserve"> </w:t>
+      </w:r>
+      <w:r>
+        <w:t xml:space="preserve">times — including the one case a trivial</w:t>
+      </w:r>
+      <w:r>
+        <w:t xml:space="preserve"> </w:t>
+      </w:r>
+      <w:r>
+        <w:t xml:space="preserve">“nothing swaps”</w:t>
+      </w:r>
+      <w:r>
+        <w:t xml:space="preserve"> </w:t>
+      </w:r>
+      <w:r>
+        <w:t xml:space="preserve">baseline gets wrong.</w:t>
+      </w:r>
+      <w:r>
+        <w:t xml:space="preserve"> </w:t>
+      </w:r>
+      <w:r>
+        <w:t xml:space="preserve">We also state plainly that the aggregate 24/24 score is nearly uninformative,</w:t>
+      </w:r>
+      <w:r>
+        <w:t xml:space="preserve"> </w:t>
+      </w:r>
+      <w:r>
+        <w:t xml:space="preserve">since that baseline scores 23/24.</w:t>
+      </w:r>
+    </w:p>
+    <w:p>
+      <w:pPr>
+        <w:numPr>
+          <w:ilvl w:val="0"/>
+          <w:numId w:val="1001"/>
+        </w:numPr>
+      </w:pPr>
+      <w:r>
+        <w:rPr>
+          <w:b/>
+          <w:bCs/>
+        </w:rPr>
+        <w:t xml:space="preserve">Honest rescoping of the central claim.</w:t>
+      </w:r>
+      <w:r>
+        <w:t xml:space="preserve"> </w:t>
+      </w:r>
+      <w:r>
+        <w:t xml:space="preserve">The previous</w:t>
+      </w:r>
+      <w:r>
+        <w:t xml:space="preserve"> </w:t>
+      </w:r>
+      <w:r>
+        <w:t xml:space="preserve">“changes which model</w:t>
+      </w:r>
+      <w:r>
+        <w:t xml:space="preserve"> </w:t>
+      </w:r>
+      <w:r>
+        <w:t xml:space="preserve">wins on 2/2 leaky datasets”</w:t>
+      </w:r>
+      <w:r>
+        <w:t xml:space="preserve"> </w:t>
+      </w:r>
+      <w:r>
+        <w:t xml:space="preserve">claim was too strong. On</w:t>
+      </w:r>
+      <w:r>
+        <w:t xml:space="preserve"> </w:t>
+      </w:r>
+      <w:r>
+        <w:rPr>
+          <w:rStyle w:val="VerbatimChar"/>
+        </w:rPr>
+        <w:t xml:space="preserve">human_nontata_promoters</w:t>
+      </w:r>
+      <w:r>
+        <w:t xml:space="preserve"> </w:t>
+      </w:r>
+      <w:r>
+        <w:t xml:space="preserve">the demotion holds only under accuracy@0.5: it reverses under AUROC and F1, is a</w:t>
+      </w:r>
+      <w:r>
+        <w:t xml:space="preserve"> </w:t>
+      </w:r>
+      <w:r>
+        <w:t xml:space="preserve">CI-overlap tie, does not reproduce under chromosome holdout, is milder under</w:t>
+      </w:r>
+      <w:r>
+        <w:t xml:space="preserve"> </w:t>
+      </w:r>
+      <w:r>
+        <w:t xml:space="preserve">alignment, and the prevalence-corrected graded gap does not separate the model</w:t>
+      </w:r>
+      <w:r>
+        <w:t xml:space="preserve"> </w:t>
+      </w:r>
+      <w:r>
+        <w:t xml:space="preserve">families there at all. The ranking-change result is now claimed</w:t>
+      </w:r>
+      <w:r>
+        <w:t xml:space="preserve"> </w:t>
+      </w:r>
+      <w:r>
+        <w:rPr>
+          <w:b/>
+          <w:bCs/>
+        </w:rPr>
+        <w:t xml:space="preserve">cleanly for</w:t>
+      </w:r>
+      <w:r>
+        <w:rPr>
+          <w:b/>
+          <w:bCs/>
+        </w:rPr>
+        <w:t xml:space="preserve"> </w:t>
+      </w:r>
+      <w:r>
+        <w:rPr>
+          <w:rStyle w:val="VerbatimChar"/>
+          <w:b/>
+          <w:bCs/>
+        </w:rPr>
+        <w:t xml:space="preserve">human_enhancers_ensembl</w:t>
+      </w:r>
+      <w:r>
+        <w:t xml:space="preserve"> </w:t>
+      </w:r>
+      <w:r>
+        <w:t xml:space="preserve">(an existence proof, holding on every axis tested)</w:t>
+      </w:r>
+      <w:r>
+        <w:t xml:space="preserve"> </w:t>
+      </w:r>
+      <w:r>
+        <w:t xml:space="preserve">and</w:t>
+      </w:r>
+      <w:r>
+        <w:t xml:space="preserve"> </w:t>
+      </w:r>
+      <w:r>
+        <w:rPr>
+          <w:b/>
+          <w:bCs/>
+        </w:rPr>
+        <w:t xml:space="preserve">as an explicit cautionary partial case for</w:t>
+      </w:r>
+      <w:r>
+        <w:rPr>
+          <w:b/>
+          <w:bCs/>
+        </w:rPr>
+        <w:t xml:space="preserve"> </w:t>
+      </w:r>
+      <w:r>
+        <w:rPr>
+          <w:rStyle w:val="VerbatimChar"/>
+          <w:b/>
+          <w:bCs/>
+        </w:rPr>
+        <w:t xml:space="preserve">human_nontata_promoters</w:t>
+      </w:r>
+      <w:r>
+        <w:t xml:space="preserve">.</w:t>
+      </w:r>
+      <w:r>
+        <w:t xml:space="preserve"> </w:t>
+      </w:r>
+      <w:r>
+        <w:t xml:space="preserve">The title, abstract, Discussion and new Conclusion all carry that scope.</w:t>
+      </w:r>
+    </w:p>
+    <w:p>
+      <w:pPr>
+        <w:pStyle w:val="FirstParagraph"/>
+      </w:pPr>
+      <w:r>
+        <w:t xml:space="preserve">Three further structural changes: the paper adopts</w:t>
+      </w:r>
+      <w:r>
+        <w:t xml:space="preserve"> </w:t>
+      </w:r>
+      <w:r>
+        <w:rPr>
+          <w:b/>
+          <w:bCs/>
+        </w:rPr>
+        <w:t xml:space="preserve">near-duplicate leakage</w:t>
+      </w:r>
+      <w:r>
+        <w:t xml:space="preserve"> </w:t>
+      </w:r>
+      <w:r>
+        <w:t xml:space="preserve">as</w:t>
+      </w:r>
+      <w:r>
+        <w:t xml:space="preserve"> </w:t>
+      </w:r>
+      <w:r>
+        <w:t xml:space="preserve">its primary term and reserves</w:t>
+      </w:r>
+      <w:r>
+        <w:t xml:space="preserve"> </w:t>
+      </w:r>
+      <w:r>
+        <w:rPr>
+          <w:i/>
+          <w:iCs/>
+        </w:rPr>
+        <w:t xml:space="preserve">homology</w:t>
+      </w:r>
+      <w:r>
+        <w:t xml:space="preserve"> </w:t>
+      </w:r>
+      <w:r>
+        <w:t xml:space="preserve">for where alignment or containment</w:t>
+      </w:r>
+      <w:r>
+        <w:t xml:space="preserve"> </w:t>
+      </w:r>
+      <w:r>
+        <w:t xml:space="preserve">evidence earns it (R3.4); it adds a</w:t>
+      </w:r>
+      <w:r>
+        <w:t xml:space="preserve"> </w:t>
+      </w:r>
+      <w:r>
+        <w:rPr>
+          <w:b/>
+          <w:bCs/>
+        </w:rPr>
+        <w:t xml:space="preserve">Conclusion</w:t>
+      </w:r>
+      <w:r>
+        <w:t xml:space="preserve"> </w:t>
+      </w:r>
+      <w:r>
+        <w:t xml:space="preserve">(§6); and it now reports its</w:t>
+      </w:r>
+      <w:r>
+        <w:t xml:space="preserve"> </w:t>
+      </w:r>
+      <w:r>
+        <w:rPr>
+          <w:b/>
+          <w:bCs/>
+        </w:rPr>
+        <w:t xml:space="preserve">software environment</w:t>
+      </w:r>
+      <w:r>
+        <w:t xml:space="preserve"> </w:t>
+      </w:r>
+      <w:r>
+        <w:t xml:space="preserve">with pinned versions (§3.14).</w:t>
       </w:r>
     </w:p>
     <w:p>
@@ -384,7 +812,8 @@
         </w:pict>
       </w:r>
     </w:p>
-    <w:bookmarkStart w:id="9" w:name="associate-editor-prof.-shanfeng-zhu"/>
+    <w:bookmarkEnd w:id="9"/>
+    <w:bookmarkStart w:id="10" w:name="associate-editor-prof.-shanfeng-zhu"/>
     <w:p>
       <w:pPr>
         <w:pStyle w:val="Heading2"/>
@@ -398,7 +827,13 @@
         <w:pStyle w:val="FirstParagraph"/>
       </w:pPr>
       <w:r>
-        <w:t xml:space="preserve">The Associate Editor summarized five overarching concerns; each is now addressed and cross-referenced to the detailed responses below.</w:t>
+        <w:t xml:space="preserve">The Associate Editor summarized five overarching concerns; each is addressed and</w:t>
+      </w:r>
+      <w:r>
+        <w:t xml:space="preserve"> </w:t>
+      </w:r>
+      <w:r>
+        <w:t xml:space="preserve">cross-referenced below.</w:t>
       </w:r>
     </w:p>
     <w:p>
@@ -420,7 +855,25 @@
         <w:t xml:space="preserve"> </w:t>
       </w:r>
       <w:r>
-        <w:t xml:space="preserve">A from-scratch 1D residual CNN with a pre-registered dropout×weight-decay dose-response now shows the effect reaches a trained neural network (regularized reference cell drops on both leaky datasets, CIs excluding zero); the named pretrained foundation models are scoped out with a</w:t>
+        <w:t xml:space="preserve">Answered twice over: the nine-model roster above</w:t>
+      </w:r>
+      <w:r>
+        <w:t xml:space="preserve"> </w:t>
+      </w:r>
+      <w:r>
+        <w:t xml:space="preserve">(§4.4), and a from-scratch 1D residual CNN with a pre-registered</w:t>
+      </w:r>
+      <w:r>
+        <w:t xml:space="preserve"> </w:t>
+      </w:r>
+      <w:r>
+        <w:t xml:space="preserve">dropout×weight-decay grid and a binding refutation condition (§4.9). The named</w:t>
+      </w:r>
+      <w:r>
+        <w:t xml:space="preserve"> </w:t>
+      </w:r>
+      <w:r>
+        <w:t xml:space="preserve">pretrained foundation models are scoped out with a</w:t>
       </w:r>
       <w:r>
         <w:t xml:space="preserve"> </w:t>
@@ -430,13 +883,19 @@
           <w:i/>
           <w:iCs/>
         </w:rPr>
-        <w:t xml:space="preserve">measured</w:t>
-      </w:r>
-      <w:r>
-        <w:t xml:space="preserve"> </w:t>
-      </w:r>
-      <w:r>
-        <w:t xml:space="preserve">≈100% pretraining-overlap confound rather than merely asserted (R1.1, R2.a3, R3.1).</w:t>
+        <w:t xml:space="preserve">quantified</w:t>
+      </w:r>
+      <w:r>
+        <w:t xml:space="preserve"> </w:t>
+      </w:r>
+      <w:r>
+        <w:t xml:space="preserve">≈100%</w:t>
+      </w:r>
+      <w:r>
+        <w:t xml:space="preserve"> </w:t>
+      </w:r>
+      <w:r>
+        <w:t xml:space="preserve">pretraining-overlap confound rather than an asserted one (R1.1, R2.a3, R3.1).</w:t>
       </w:r>
     </w:p>
     <w:p>
@@ -458,7 +917,25 @@
         <w:t xml:space="preserve"> </w:t>
       </w:r>
       <w:r>
-        <w:t xml:space="preserve">MMseqs2 alignment identity reproduces the effect metric-independently, and a length-robust containment index is added — which honestly flags one previously-clean dataset as borderline (R1.3, R2.a2, R3.4).</w:t>
+        <w:t xml:space="preserve">MMseqs2 alignment identity reproduces the</w:t>
+      </w:r>
+      <w:r>
+        <w:t xml:space="preserve"> </w:t>
+      </w:r>
+      <w:r>
+        <w:t xml:space="preserve">effect metric-independently, and a length-robust containment index is added —</w:t>
+      </w:r>
+      <w:r>
+        <w:t xml:space="preserve"> </w:t>
+      </w:r>
+      <w:r>
+        <w:t xml:space="preserve">which honestly flags one previously-clean dataset as borderline (R1.3, R2.a2,</w:t>
+      </w:r>
+      <w:r>
+        <w:t xml:space="preserve"> </w:t>
+      </w:r>
+      <w:r>
+        <w:t xml:space="preserve">R3.4).</w:t>
       </w:r>
     </w:p>
     <w:p>
@@ -480,7 +957,25 @@
         <w:t xml:space="preserve"> </w:t>
       </w:r>
       <w:r>
-        <w:t xml:space="preserve">A cluster (block) bootstrap over within-test near-duplicate components, with intraclass correlation, design effect, and an analytic cluster-robust cross-check, now quantifies the correlated-sample uncertainty; it changes no significance verdict (R3.3).</w:t>
+        <w:t xml:space="preserve">A cluster (block) bootstrap over within-test</w:t>
+      </w:r>
+      <w:r>
+        <w:t xml:space="preserve"> </w:t>
+      </w:r>
+      <w:r>
+        <w:t xml:space="preserve">near-duplicate components, with intraclass correlation, design effect, an</w:t>
+      </w:r>
+      <w:r>
+        <w:t xml:space="preserve"> </w:t>
+      </w:r>
+      <w:r>
+        <w:t xml:space="preserve">analytic cluster-robust cross-check and a combined-source interval; it changes</w:t>
+      </w:r>
+      <w:r>
+        <w:t xml:space="preserve"> </w:t>
+      </w:r>
+      <w:r>
+        <w:t xml:space="preserve">no significance verdict (R3.3).</w:t>
       </w:r>
     </w:p>
     <w:p>
@@ -502,7 +997,13 @@
         <w:t xml:space="preserve"> </w:t>
       </w:r>
       <w:r>
-        <w:t xml:space="preserve">Class balance is disclosed as curated (not natural), and a prevalence-aware imbalanced evaluation is added (R2.a1).</w:t>
+        <w:t xml:space="preserve">Class balance is disclosed as curated, not natural,</w:t>
+      </w:r>
+      <w:r>
+        <w:t xml:space="preserve"> </w:t>
+      </w:r>
+      <w:r>
+        <w:t xml:space="preserve">and a prevalence-aware imbalanced evaluation is added (R2.a1).</w:t>
       </w:r>
     </w:p>
     <w:p>
@@ -524,7 +1025,13 @@
         <w:t xml:space="preserve"> </w:t>
       </w:r>
       <w:r>
-        <w:t xml:space="preserve">A random-forest regularization path shows the effect is a property of the</w:t>
+        <w:t xml:space="preserve">A random-forest regularization path shows the effect</w:t>
+      </w:r>
+      <w:r>
+        <w:t xml:space="preserve"> </w:t>
+      </w:r>
+      <w:r>
+        <w:t xml:space="preserve">is a property of the</w:t>
       </w:r>
       <w:r>
         <w:t xml:space="preserve"> </w:t>
@@ -540,27 +1047,35 @@
         <w:t xml:space="preserve"> </w:t>
       </w:r>
       <w:r>
-        <w:t xml:space="preserve">forest, dissolving under regularization (R3.2).</w:t>
-      </w:r>
-    </w:p>
-    <w:p>
-      <w:pPr>
-        <w:pStyle w:val="FirstParagraph"/>
-      </w:pPr>
-      <w:r>
-        <w:t xml:space="preserve">Most importantly, the central claim is now honestly rescoped from</w:t>
-      </w:r>
-      <w:r>
-        <w:t xml:space="preserve"> </w:t>
-      </w:r>
-      <w:r>
-        <w:t xml:space="preserve">“changes which model wins on 2/2 leaky datasets”</w:t>
-      </w:r>
-      <w:r>
-        <w:t xml:space="preserve"> </w:t>
-      </w:r>
-      <w:r>
-        <w:t xml:space="preserve">to a clean single-dataset existence proof plus an explicit cautionary partial case — directly addressing the generality-and-robustness concern at the heart of the decision.</w:t>
+        <w:t xml:space="preserve">forest — and, critically, that</w:t>
+      </w:r>
+      <w:r>
+        <w:t xml:space="preserve"> </w:t>
+      </w:r>
+      <w:r>
+        <w:t xml:space="preserve">cross-validation on the as-shipped training set</w:t>
+      </w:r>
+      <w:r>
+        <w:t xml:space="preserve"> </w:t>
+      </w:r>
+      <w:r>
+        <w:rPr>
+          <w:i/>
+          <w:iCs/>
+        </w:rPr>
+        <w:t xml:space="preserve">selects</w:t>
+      </w:r>
+      <w:r>
+        <w:t xml:space="preserve"> </w:t>
+      </w:r>
+      <w:r>
+        <w:t xml:space="preserve">that configuration</w:t>
+      </w:r>
+      <w:r>
+        <w:t xml:space="preserve"> </w:t>
+      </w:r>
+      <w:r>
+        <w:t xml:space="preserve">(R3.2, and see the Discussion).</w:t>
       </w:r>
     </w:p>
     <w:p>
@@ -570,8 +1085,8 @@
         </w:pict>
       </w:r>
     </w:p>
-    <w:bookmarkEnd w:id="9"/>
-    <w:bookmarkStart w:id="13" w:name="reviewer-1"/>
+    <w:bookmarkEnd w:id="10"/>
+    <w:bookmarkStart w:id="14" w:name="reviewer-1"/>
     <w:p>
       <w:pPr>
         <w:pStyle w:val="Heading2"/>
@@ -580,7 +1095,7 @@
         <w:t xml:space="preserve">Reviewer 1</w:t>
       </w:r>
     </w:p>
-    <w:bookmarkStart w:id="10" w:name="X3784a6293ffcccf9827a3b17239a47a0b68ee88"/>
+    <w:bookmarkStart w:id="11" w:name="X3784a6293ffcccf9827a3b17239a47a0b68ee88"/>
     <w:p>
       <w:pPr>
         <w:pStyle w:val="Heading3"/>
@@ -626,19 +1141,19 @@
         <w:t xml:space="preserve"> </w:t>
       </w:r>
       <w:r>
-        <w:t xml:space="preserve">(one-hot input, no</w:t>
-      </w:r>
-      <w:r>
-        <w:t xml:space="preserve"> </w:t>
-      </w:r>
-      <w:r>
-        <w:t xml:space="preserve">k-mer features, trained on each training split only — no pretraining confound),</w:t>
-      </w:r>
-      <w:r>
-        <w:t xml:space="preserve"> </w:t>
-      </w:r>
-      <w:r>
-        <w:t xml:space="preserve">with a</w:t>
+        <w:t xml:space="preserve">in the</w:t>
+      </w:r>
+      <w:r>
+        <w:t xml:space="preserve"> </w:t>
+      </w:r>
+      <w:r>
+        <w:t xml:space="preserve">Basset/DeepSEA lineage (one-hot input, no k-mer features, trained on each training</w:t>
+      </w:r>
+      <w:r>
+        <w:t xml:space="preserve"> </w:t>
+      </w:r>
+      <w:r>
+        <w:t xml:space="preserve">split only — no pretraining confound), with a</w:t>
       </w:r>
       <w:r>
         <w:t xml:space="preserve"> </w:t>
@@ -654,13 +1169,28 @@
         <w:t xml:space="preserve"> </w:t>
       </w:r>
       <w:r>
-        <w:t xml:space="preserve">dropout×weight-decay dose-response and a binding</w:t>
-      </w:r>
-      <w:r>
-        <w:t xml:space="preserve"> </w:t>
-      </w:r>
-      <w:r>
-        <w:t xml:space="preserve">refutation condition pre-specified in a timestamped document in the code release (results/deep_preregistration.md). The standard-practice</w:t>
+        <w:t xml:space="preserve">dropout×weight-decay</w:t>
+      </w:r>
+      <w:r>
+        <w:t xml:space="preserve"> </w:t>
+      </w:r>
+      <w:r>
+        <w:t xml:space="preserve">grid and a binding refutation condition pre-specified in a timestamped document in</w:t>
+      </w:r>
+      <w:r>
+        <w:t xml:space="preserve"> </w:t>
+      </w:r>
+      <w:r>
+        <w:t xml:space="preserve">the code release (</w:t>
+      </w:r>
+      <w:r>
+        <w:rPr>
+          <w:rStyle w:val="VerbatimChar"/>
+        </w:rPr>
+        <w:t xml:space="preserve">results/deep_preregistration.md</w:t>
+      </w:r>
+      <w:r>
+        <w:t xml:space="preserve">). The standard-practice</w:t>
       </w:r>
       <w:r>
         <w:t xml:space="preserve"> </w:t>
@@ -760,37 +1290,37 @@
         <w:t xml:space="preserve"> </w:t>
       </w:r>
       <w:r>
-        <w:t xml:space="preserve">triggered. 19 of the 20 cells drop</w:t>
-      </w:r>
-      <w:r>
-        <w:t xml:space="preserve"> </w:t>
-      </w:r>
-      <w:r>
-        <w:t xml:space="preserve">with cluster CIs excluding zero (the one exception is a single nontata cell,</w:t>
-      </w:r>
-      <w:r>
-        <w:t xml:space="preserve"> </w:t>
-      </w:r>
-      <w:r>
-        <w:t xml:space="preserve">dropout 0.6/wd 1e-4, where heavy dropout underfits so there is no inflation to lose);</w:t>
-      </w:r>
-      <w:r>
-        <w:t xml:space="preserve"> </w:t>
-      </w:r>
-      <w:r>
-        <w:t xml:space="preserve">per-cell single-run variance is non-trivial, so we read the mechanism from the</w:t>
-      </w:r>
-      <w:r>
-        <w:t xml:space="preserve"> </w:t>
-      </w:r>
-      <w:r>
-        <w:t xml:space="preserve">grid-level contrast, and the unregularized manipulation-check cell memorizes hardest</w:t>
-      </w:r>
-      <w:r>
-        <w:t xml:space="preserve"> </w:t>
-      </w:r>
-      <w:r>
-        <w:t xml:space="preserve">(ensembl graded gap</w:t>
+        <w:t xml:space="preserve">triggered. Nineteen of the 20 cells</w:t>
+      </w:r>
+      <w:r>
+        <w:t xml:space="preserve"> </w:t>
+      </w:r>
+      <w:r>
+        <w:t xml:space="preserve">drop with cluster CIs excluding zero; the sole exception is one nontata cell</w:t>
+      </w:r>
+      <w:r>
+        <w:t xml:space="preserve"> </w:t>
+      </w:r>
+      <w:r>
+        <w:t xml:space="preserve">(dropout 0.6 / wd 1e-4) where heavy dropout underfits, leaving no inflation to lose.</w:t>
+      </w:r>
+      <w:r>
+        <w:t xml:space="preserve"> </w:t>
+      </w:r>
+      <w:r>
+        <w:t xml:space="preserve">Per-cell single-run variance is non-trivial, so we read the mechanism from the</w:t>
+      </w:r>
+      <w:r>
+        <w:t xml:space="preserve"> </w:t>
+      </w:r>
+      <w:r>
+        <w:t xml:space="preserve">grid-level contrast, and the unregularized manipulation-check cell memorizes</w:t>
+      </w:r>
+      <w:r>
+        <w:t xml:space="preserve"> </w:t>
+      </w:r>
+      <w:r>
+        <w:t xml:space="preserve">hardest (ensembl graded gap</w:t>
       </w:r>
       <w:r>
         <w:t xml:space="preserve"> </w:t>
@@ -803,13 +1333,13 @@
         <w:t xml:space="preserve">+0.222</w:t>
       </w:r>
       <w:r>
-        <w:t xml:space="preserve">, mirroring the unregularized RF).</w:t>
-      </w:r>
-      <w:r>
-        <w:t xml:space="preserve"> </w:t>
-      </w:r>
-      <w:r>
-        <w:t xml:space="preserve">The effect is therefore</w:t>
+        <w:t xml:space="preserve">, mirroring the unregularized RF). The effect</w:t>
+      </w:r>
+      <w:r>
+        <w:t xml:space="preserve"> </w:t>
+      </w:r>
+      <w:r>
+        <w:t xml:space="preserve">is therefore</w:t>
       </w:r>
       <w:r>
         <w:t xml:space="preserve"> </w:t>
@@ -835,7 +1365,7 @@
           <w:b/>
           <w:bCs/>
         </w:rPr>
-        <w:t xml:space="preserve">§4.6</w:t>
+        <w:t xml:space="preserve">§4.9</w:t>
       </w:r>
       <w:r>
         <w:t xml:space="preserve">; Methods</w:t>
@@ -851,18 +1381,6 @@
         <w:t xml:space="preserve">§3.8</w:t>
       </w:r>
       <w:r>
-        <w:t xml:space="preserve">; pre-registration in</w:t>
-      </w:r>
-      <w:r>
-        <w:t xml:space="preserve"> </w:t>
-      </w:r>
-      <w:r>
-        <w:rPr>
-          <w:rStyle w:val="VerbatimChar"/>
-        </w:rPr>
-        <w:t xml:space="preserve">results/deep_preregistration.md</w:t>
-      </w:r>
-      <w:r>
         <w:t xml:space="preserve">.</w:t>
       </w:r>
     </w:p>
@@ -871,61 +1389,29 @@
         <w:pStyle w:val="BodyText"/>
       </w:pPr>
       <w:r>
-        <w:rPr>
-          <w:b/>
-          <w:bCs/>
-        </w:rPr>
-        <w:t xml:space="preserve">(b) Reach.</w:t>
-      </w:r>
-      <w:r>
-        <w:t xml:space="preserve"> </w:t>
-      </w:r>
-      <w:r>
-        <w:t xml:space="preserve">We now separate two claims explicitly (Introduction):</w:t>
-      </w:r>
-      <w:r>
-        <w:t xml:space="preserve"> </w:t>
-      </w:r>
-      <w:r>
-        <w:rPr>
-          <w:b/>
-          <w:bCs/>
-        </w:rPr>
-        <w:t xml:space="preserve">Claim I</w:t>
-      </w:r>
-      <w:r>
-        <w:t xml:space="preserve"> </w:t>
-      </w:r>
-      <w:r>
-        <w:t xml:space="preserve">(de-leaking lowers accuracy) is credited to prior work across domains</w:t>
-      </w:r>
-      <w:r>
-        <w:t xml:space="preserve"> </w:t>
-      </w:r>
-      <w:r>
-        <w:t xml:space="preserve">(Kapoor &amp; Narayanan; hashFrag/Rafi; Bushuiev; PINDER) and reproduced only as a</w:t>
-      </w:r>
-      <w:r>
-        <w:t xml:space="preserve"> </w:t>
-      </w:r>
-      <w:r>
-        <w:t xml:space="preserve">control;</w:t>
-      </w:r>
-      <w:r>
-        <w:t xml:space="preserve"> </w:t>
-      </w:r>
-      <w:r>
-        <w:rPr>
-          <w:b/>
-          <w:bCs/>
-        </w:rPr>
-        <w:t xml:space="preserve">Claim II</w:t>
-      </w:r>
-      <w:r>
-        <w:t xml:space="preserve"> </w:t>
-      </w:r>
-      <w:r>
-        <w:t xml:space="preserve">(leakage can</w:t>
+        <w:t xml:space="preserve">We also report one pre-registered expectation that was</w:t>
+      </w:r>
+      <w:r>
+        <w:t xml:space="preserve"> </w:t>
+      </w:r>
+      <w:r>
+        <w:rPr>
+          <w:b/>
+          <w:bCs/>
+        </w:rPr>
+        <w:t xml:space="preserve">not</w:t>
+      </w:r>
+      <w:r>
+        <w:t xml:space="preserve"> </w:t>
+      </w:r>
+      <w:r>
+        <w:t xml:space="preserve">met: the</w:t>
+      </w:r>
+      <w:r>
+        <w:t xml:space="preserve"> </w:t>
+      </w:r>
+      <w:r>
+        <w:t xml:space="preserve">pre-registration called this a</w:t>
       </w:r>
       <w:r>
         <w:t xml:space="preserve"> </w:t>
@@ -935,184 +1421,81 @@
           <w:i/>
           <w:iCs/>
         </w:rPr>
-        <w:t xml:space="preserve">reorder</w:t>
-      </w:r>
-      <w:r>
-        <w:t xml:space="preserve"> </w:t>
-      </w:r>
-      <w:r>
-        <w:t xml:space="preserve">rankings) is our contribution, scoped</w:t>
-      </w:r>
-      <w:r>
-        <w:t xml:space="preserve"> </w:t>
-      </w:r>
-      <w:r>
-        <w:t xml:space="preserve">to short human regulatory DNA plus a memorization-prone model. The title now carries</w:t>
-      </w:r>
-      <w:r>
-        <w:t xml:space="preserve"> </w:t>
-      </w:r>
-      <w:r>
-        <w:t xml:space="preserve">that scope.</w:t>
-      </w:r>
-    </w:p>
-    <w:bookmarkEnd w:id="10"/>
-    <w:bookmarkStart w:id="11" w:name="X7da7daa29896e92a435f75e1471d0465a68f48e"/>
-    <w:p>
-      <w:pPr>
-        <w:pStyle w:val="Heading3"/>
-      </w:pPr>
-      <w:r>
-        <w:t xml:space="preserve">R1.2 —</w:t>
-      </w:r>
-      <w:r>
-        <w:t xml:space="preserve"> </w:t>
-      </w:r>
-      <w:r>
-        <w:t xml:space="preserve">“The corrected ranking is treated as the true generalization ranking, but de-duplicating the training set also removes learnable signal.”</w:t>
-      </w:r>
-    </w:p>
-    <w:p>
-      <w:pPr>
-        <w:pStyle w:val="FirstParagraph"/>
-      </w:pPr>
-      <w:r>
-        <w:t xml:space="preserve">Agreed, and we now</w:t>
-      </w:r>
-      <w:r>
-        <w:t xml:space="preserve"> </w:t>
-      </w:r>
-      <w:r>
-        <w:rPr>
-          <w:b/>
-          <w:bCs/>
-        </w:rPr>
-        <w:t xml:space="preserve">measure</w:t>
-      </w:r>
-      <w:r>
-        <w:t xml:space="preserve"> </w:t>
-      </w:r>
-      <w:r>
-        <w:t xml:space="preserve">rather than assert this. On</w:t>
-      </w:r>
-      <w:r>
-        <w:t xml:space="preserve"> </w:t>
-      </w:r>
-      <w:r>
-        <w:rPr>
-          <w:rStyle w:val="VerbatimChar"/>
-        </w:rPr>
-        <w:t xml:space="preserve">human_nontata_promoters</w:t>
-      </w:r>
-      <w:r>
-        <w:t xml:space="preserve"> </w:t>
-      </w:r>
-      <w:r>
-        <w:t xml:space="preserve">the corrected and novel-only rankings diverge (τ = −0.67): the random forest is</w:t>
-      </w:r>
-      <w:r>
-        <w:t xml:space="preserve"> </w:t>
-      </w:r>
-      <w:r>
-        <w:t xml:space="preserve">demoted under the corrected split yet remains the best model on truly novel</w:t>
-      </w:r>
-      <w:r>
-        <w:t xml:space="preserve"> </w:t>
-      </w:r>
-      <w:r>
-        <w:t xml:space="preserve">sequences (accuracy 0.879, &lt;0.5 similarity), so its advantage is partly genuine</w:t>
-      </w:r>
-      <w:r>
-        <w:t xml:space="preserve"> </w:t>
-      </w:r>
-      <w:r>
-        <w:t xml:space="preserve">generalization. We reframe both the corrected split and novel-only accuracy as</w:t>
-      </w:r>
-      <w:r>
-        <w:t xml:space="preserve"> </w:t>
-      </w:r>
-      <w:r>
-        <w:t xml:space="preserve">explicit near-duplicate-bounded proxies (Methods §3.4/§3.7), name</w:t>
-      </w:r>
-      <w:r>
-        <w:t xml:space="preserve"> </w:t>
-      </w:r>
-      <w:r>
-        <w:t xml:space="preserve">leave-one-chromosome-out as the functional ground truth (§4.8), and single-linkage</w:t>
-      </w:r>
-      <w:r>
-        <w:t xml:space="preserve"> </w:t>
-      </w:r>
-      <w:r>
-        <w:t xml:space="preserve">cohesion (0.083 for nontata vs 0.96 for ensembl, §4.10) supplies the biological</w:t>
-      </w:r>
-      <w:r>
-        <w:t xml:space="preserve"> </w:t>
-      </w:r>
-      <w:r>
-        <w:t xml:space="preserve">reason correction over-removes signal on nontata. This is the core of the</w:t>
-      </w:r>
-      <w:r>
-        <w:t xml:space="preserve"> </w:t>
-      </w:r>
-      <w:r>
-        <w:t xml:space="preserve">nontata-as-cautionary-case framing (§4.3, Discussion).</w:t>
-      </w:r>
-    </w:p>
-    <w:bookmarkEnd w:id="11"/>
-    <w:bookmarkStart w:id="12" w:name="Xa0d4da2f0ad0e4ca16bc1087dff804edcaea036"/>
-    <w:p>
-      <w:pPr>
-        <w:pStyle w:val="Heading3"/>
-      </w:pPr>
-      <w:r>
-        <w:t xml:space="preserve">R1.3 —</w:t>
-      </w:r>
-      <w:r>
-        <w:t xml:space="preserve"> </w:t>
-      </w:r>
-      <w:r>
-        <w:t xml:space="preserve">“Validate leakage with an alignment-based measure and give threshold recommendations.”</w:t>
-      </w:r>
-    </w:p>
-    <w:p>
-      <w:pPr>
-        <w:pStyle w:val="FirstParagraph"/>
-      </w:pPr>
-      <w:r>
-        <w:rPr>
-          <w:b/>
-          <w:bCs/>
-        </w:rPr>
-        <w:t xml:space="preserve">Alignment:</w:t>
-      </w:r>
-      <w:r>
-        <w:t xml:space="preserve"> </w:t>
-      </w:r>
-      <w:r>
-        <w:t xml:space="preserve">we re-clustered both leaky datasets with</w:t>
-      </w:r>
-      <w:r>
-        <w:t xml:space="preserve"> </w:t>
-      </w:r>
-      <w:r>
-        <w:rPr>
-          <w:b/>
-          <w:bCs/>
-        </w:rPr>
-        <w:t xml:space="preserve">MMseqs2</w:t>
-      </w:r>
-      <w:r>
-        <w:t xml:space="preserve"> </w:t>
-      </w:r>
-      <w:r>
-        <w:t xml:space="preserve">alignment</w:t>
-      </w:r>
-      <w:r>
-        <w:t xml:space="preserve"> </w:t>
-      </w:r>
-      <w:r>
-        <w:t xml:space="preserve">identity, fed the external clusters into the</w:t>
+        <w:t xml:space="preserve">dose-response</w:t>
+      </w:r>
+      <w:r>
+        <w:t xml:space="preserve"> </w:t>
+      </w:r>
+      <w:r>
+        <w:t xml:space="preserve">grid, and it is not one — the drop is</w:t>
+      </w:r>
+      <w:r>
+        <w:t xml:space="preserve"> </w:t>
+      </w:r>
+      <w:r>
+        <w:t xml:space="preserve">non-monotone in both dropout and weight decay. We state this rather than quietly</w:t>
+      </w:r>
+      <w:r>
+        <w:t xml:space="preserve"> </w:t>
+      </w:r>
+      <w:r>
+        <w:t xml:space="preserve">restating the grid, since a pre-registration reported selectively is worth nothing.</w:t>
+      </w:r>
+    </w:p>
+    <w:p>
+      <w:pPr>
+        <w:pStyle w:val="BodyText"/>
+      </w:pPr>
+      <w:r>
+        <w:rPr>
+          <w:b/>
+          <w:bCs/>
+        </w:rPr>
+        <w:t xml:space="preserve">(b) Reach.</w:t>
+      </w:r>
+      <w:r>
+        <w:t xml:space="preserve"> </w:t>
+      </w:r>
+      <w:r>
+        <w:t xml:space="preserve">We now separate two claims explicitly (Introduction):</w:t>
+      </w:r>
+      <w:r>
+        <w:t xml:space="preserve"> </w:t>
+      </w:r>
+      <w:r>
+        <w:rPr>
+          <w:b/>
+          <w:bCs/>
+        </w:rPr>
+        <w:t xml:space="preserve">Claim I</w:t>
+      </w:r>
+      <w:r>
+        <w:t xml:space="preserve"> </w:t>
+      </w:r>
+      <w:r>
+        <w:t xml:space="preserve">(de-leaking lowers accuracy) is credited to prior work across domains and</w:t>
+      </w:r>
+      <w:r>
+        <w:t xml:space="preserve"> </w:t>
+      </w:r>
+      <w:r>
+        <w:t xml:space="preserve">reproduced only as a within-suite control;</w:t>
+      </w:r>
+      <w:r>
+        <w:t xml:space="preserve"> </w:t>
+      </w:r>
+      <w:r>
+        <w:rPr>
+          <w:b/>
+          <w:bCs/>
+        </w:rPr>
+        <w:t xml:space="preserve">Claim II</w:t>
+      </w:r>
+      <w:r>
+        <w:t xml:space="preserve"> </w:t>
+      </w:r>
+      <w:r>
+        <w:t xml:space="preserve">(leakage can</w:t>
       </w:r>
       <w:r>
         <w:t xml:space="preserve"> </w:t>
@@ -1122,6 +1505,282 @@
           <w:i/>
           <w:iCs/>
         </w:rPr>
+        <w:t xml:space="preserve">reorder</w:t>
+      </w:r>
+      <w:r>
+        <w:t xml:space="preserve"> </w:t>
+      </w:r>
+      <w:r>
+        <w:t xml:space="preserve">rankings) is our contribution, scoped to short human regulatory DNA plus a</w:t>
+      </w:r>
+      <w:r>
+        <w:t xml:space="preserve"> </w:t>
+      </w:r>
+      <w:r>
+        <w:t xml:space="preserve">memorization-prone model in the comparison set. The title carries that scope.</w:t>
+      </w:r>
+    </w:p>
+    <w:bookmarkEnd w:id="11"/>
+    <w:bookmarkStart w:id="12" w:name="X7da7daa29896e92a435f75e1471d0465a68f48e"/>
+    <w:p>
+      <w:pPr>
+        <w:pStyle w:val="Heading3"/>
+      </w:pPr>
+      <w:r>
+        <w:t xml:space="preserve">R1.2 —</w:t>
+      </w:r>
+      <w:r>
+        <w:t xml:space="preserve"> </w:t>
+      </w:r>
+      <w:r>
+        <w:t xml:space="preserve">“The corrected ranking is treated as the true generalization ranking, but de-duplicating the training set also removes learnable signal.”</w:t>
+      </w:r>
+    </w:p>
+    <w:p>
+      <w:pPr>
+        <w:pStyle w:val="FirstParagraph"/>
+      </w:pPr>
+      <w:r>
+        <w:t xml:space="preserve">Agreed, and we now</w:t>
+      </w:r>
+      <w:r>
+        <w:t xml:space="preserve"> </w:t>
+      </w:r>
+      <w:r>
+        <w:rPr>
+          <w:b/>
+          <w:bCs/>
+        </w:rPr>
+        <w:t xml:space="preserve">measure</w:t>
+      </w:r>
+      <w:r>
+        <w:t xml:space="preserve"> </w:t>
+      </w:r>
+      <w:r>
+        <w:t xml:space="preserve">rather than assert it. On</w:t>
+      </w:r>
+      <w:r>
+        <w:t xml:space="preserve"> </w:t>
+      </w:r>
+      <w:r>
+        <w:rPr>
+          <w:rStyle w:val="VerbatimChar"/>
+        </w:rPr>
+        <w:t xml:space="preserve">human_nontata_promoters</w:t>
+      </w:r>
+      <w:r>
+        <w:t xml:space="preserve"> </w:t>
+      </w:r>
+      <w:r>
+        <w:t xml:space="preserve">the corrected and novel-only rankings diverge (τ = −0.67): the random forest is</w:t>
+      </w:r>
+      <w:r>
+        <w:t xml:space="preserve"> </w:t>
+      </w:r>
+      <w:r>
+        <w:t xml:space="preserve">demoted under the corrected split yet remains best on truly novel sequences, so its</w:t>
+      </w:r>
+      <w:r>
+        <w:t xml:space="preserve"> </w:t>
+      </w:r>
+      <w:r>
+        <w:t xml:space="preserve">advantage is partly genuine generalization. Single-linkage</w:t>
+      </w:r>
+      <w:r>
+        <w:t xml:space="preserve"> </w:t>
+      </w:r>
+      <w:r>
+        <w:rPr>
+          <w:b/>
+          <w:bCs/>
+        </w:rPr>
+        <w:t xml:space="preserve">cohesion</w:t>
+      </w:r>
+      <w:r>
+        <w:t xml:space="preserve"> </w:t>
+      </w:r>
+      <w:r>
+        <w:t xml:space="preserve">supplies the</w:t>
+      </w:r>
+      <w:r>
+        <w:t xml:space="preserve"> </w:t>
+      </w:r>
+      <w:r>
+        <w:t xml:space="preserve">biological reason (§4.12): ensembl’s clusters are 99.6% pairwise with largest-cluster</w:t>
+      </w:r>
+      <w:r>
+        <w:t xml:space="preserve"> </w:t>
+      </w:r>
+      <w:r>
+        <w:t xml:space="preserve">cohesion 0.96 — clean discrete locus duplication, where correction is a clean fix —</w:t>
+      </w:r>
+      <w:r>
+        <w:t xml:space="preserve"> </w:t>
+      </w:r>
+      <w:r>
+        <w:t xml:space="preserve">whereas nontata’s 420-member largest cluster has cohesion 0.083, i.e. heavy</w:t>
+      </w:r>
+      <w:r>
+        <w:t xml:space="preserve"> </w:t>
+      </w:r>
+      <w:r>
+        <w:t xml:space="preserve">transitive chaining that over-removes genuine promoter and gene-family signal. We</w:t>
+      </w:r>
+      <w:r>
+        <w:t xml:space="preserve"> </w:t>
+      </w:r>
+      <w:r>
+        <w:t xml:space="preserve">reframe both the corrected split and novel-only accuracy as explicit</w:t>
+      </w:r>
+      <w:r>
+        <w:t xml:space="preserve"> </w:t>
+      </w:r>
+      <w:r>
+        <w:t xml:space="preserve">near-duplicate-bounded proxies (Methods §3.5, §3.9) and name leave-one-chromosome-out</w:t>
+      </w:r>
+      <w:r>
+        <w:t xml:space="preserve"> </w:t>
+      </w:r>
+      <w:r>
+        <w:t xml:space="preserve">as the deployment-relevant control (§4.11). This is the core of the</w:t>
+      </w:r>
+      <w:r>
+        <w:t xml:space="preserve"> </w:t>
+      </w:r>
+      <w:r>
+        <w:t xml:space="preserve">nontata-as-cautionary-case framing (§4.3, §5).</w:t>
+      </w:r>
+    </w:p>
+    <w:p>
+      <w:pPr>
+        <w:pStyle w:val="BodyText"/>
+      </w:pPr>
+      <w:r>
+        <w:t xml:space="preserve">We also disclose a decomposition that cuts the other way and belongs in the record</w:t>
+      </w:r>
+      <w:r>
+        <w:t xml:space="preserve"> </w:t>
+      </w:r>
+      <w:r>
+        <w:t xml:space="preserve">(§4.3): on ensembl, evaluated on the as-shipped split’s</w:t>
+      </w:r>
+      <w:r>
+        <w:t xml:space="preserve"> </w:t>
+      </w:r>
+      <w:r>
+        <w:rPr>
+          <w:i/>
+          <w:iCs/>
+        </w:rPr>
+        <w:t xml:space="preserve">novel</w:t>
+      </w:r>
+      <w:r>
+        <w:t xml:space="preserve"> </w:t>
+      </w:r>
+      <w:r>
+        <w:t xml:space="preserve">stratum with no</w:t>
+      </w:r>
+      <w:r>
+        <w:t xml:space="preserve"> </w:t>
+      </w:r>
+      <w:r>
+        <w:t xml:space="preserve">re-splitting and no retraining, the forest already ranks below the linear SVM, but</w:t>
+      </w:r>
+      <w:r>
+        <w:t xml:space="preserve"> </w:t>
+      </w:r>
+      <w:r>
+        <w:t xml:space="preserve">by only 1.2 points; the remaining ~10 points are a</w:t>
+      </w:r>
+      <w:r>
+        <w:t xml:space="preserve"> </w:t>
+      </w:r>
+      <w:r>
+        <w:rPr>
+          <w:b/>
+          <w:bCs/>
+        </w:rPr>
+        <w:t xml:space="preserve">retraining penalty</w:t>
+      </w:r>
+      <w:r>
+        <w:t xml:space="preserve">, because</w:t>
+      </w:r>
+      <w:r>
+        <w:t xml:space="preserve"> </w:t>
+      </w:r>
+      <w:r>
+        <w:t xml:space="preserve">de-leaking removes near-duplicate partners from the training set too. Both are</w:t>
+      </w:r>
+      <w:r>
+        <w:t xml:space="preserve"> </w:t>
+      </w:r>
+      <w:r>
+        <w:t xml:space="preserve">consequences of leakage, but they are different quantities and we now say so.</w:t>
+      </w:r>
+    </w:p>
+    <w:bookmarkEnd w:id="12"/>
+    <w:bookmarkStart w:id="13" w:name="Xa0d4da2f0ad0e4ca16bc1087dff804edcaea036"/>
+    <w:p>
+      <w:pPr>
+        <w:pStyle w:val="Heading3"/>
+      </w:pPr>
+      <w:r>
+        <w:t xml:space="preserve">R1.3 —</w:t>
+      </w:r>
+      <w:r>
+        <w:t xml:space="preserve"> </w:t>
+      </w:r>
+      <w:r>
+        <w:t xml:space="preserve">“Validate leakage with an alignment-based measure and give threshold recommendations.”</w:t>
+      </w:r>
+    </w:p>
+    <w:p>
+      <w:pPr>
+        <w:pStyle w:val="FirstParagraph"/>
+      </w:pPr>
+      <w:r>
+        <w:rPr>
+          <w:b/>
+          <w:bCs/>
+        </w:rPr>
+        <w:t xml:space="preserve">Alignment:</w:t>
+      </w:r>
+      <w:r>
+        <w:t xml:space="preserve"> </w:t>
+      </w:r>
+      <w:r>
+        <w:t xml:space="preserve">we re-clustered both leaky datasets with</w:t>
+      </w:r>
+      <w:r>
+        <w:t xml:space="preserve"> </w:t>
+      </w:r>
+      <w:r>
+        <w:rPr>
+          <w:b/>
+          <w:bCs/>
+        </w:rPr>
+        <w:t xml:space="preserve">MMseqs2</w:t>
+      </w:r>
+      <w:r>
+        <w:t xml:space="preserve"> </w:t>
+      </w:r>
+      <w:r>
+        <w:t xml:space="preserve">alignment</w:t>
+      </w:r>
+      <w:r>
+        <w:t xml:space="preserve"> </w:t>
+      </w:r>
+      <w:r>
+        <w:t xml:space="preserve">identity, fed the external clusters into the</w:t>
+      </w:r>
+      <w:r>
+        <w:t xml:space="preserve"> </w:t>
+      </w:r>
+      <w:r>
+        <w:rPr>
+          <w:i/>
+          <w:iCs/>
+        </w:rPr>
         <w:t xml:space="preserve">same</w:t>
       </w:r>
       <w:r>
@@ -1193,7 +1852,7 @@
         <w:t xml:space="preserve"> </w:t>
       </w:r>
       <w:r>
-        <w:t xml:space="preserve">4); nontata is milder under alignment (0.108→0.064), reinforcing its partial status.</w:t>
+        <w:t xml:space="preserve">4); nontata is milder under alignment (0.108 → 0.064), reinforcing its partial status.</w:t>
       </w:r>
       <w:r>
         <w:t xml:space="preserve"> </w:t>
@@ -1205,29 +1864,23 @@
         <w:t xml:space="preserve"> </w:t>
       </w:r>
       <w:r>
-        <w:t xml:space="preserve">“alignment-scored,”</w:t>
-      </w:r>
-      <w:r>
-        <w:t xml:space="preserve"> </w:t>
-      </w:r>
-      <w:r>
-        <w:t xml:space="preserve">not k-mer-independent, since MMseqs2 is</w:t>
-      </w:r>
-      <w:r>
-        <w:t xml:space="preserve"> </w:t>
-      </w:r>
-      <w:r>
-        <w:t xml:space="preserve">k-mer-seeded (new</w:t>
-      </w:r>
-      <w:r>
-        <w:t xml:space="preserve"> </w:t>
-      </w:r>
-      <w:r>
-        <w:rPr>
-          <w:b/>
-          <w:bCs/>
-        </w:rPr>
-        <w:t xml:space="preserve">§4.7</w:t>
+        <w:t xml:space="preserve">“alignment-scored”</w:t>
+      </w:r>
+      <w:r>
+        <w:t xml:space="preserve">, not k-mer-independent, since MMseqs2 is</w:t>
+      </w:r>
+      <w:r>
+        <w:t xml:space="preserve"> </w:t>
+      </w:r>
+      <w:r>
+        <w:t xml:space="preserve">itself k-mer-seeded (</w:t>
+      </w:r>
+      <w:r>
+        <w:rPr>
+          <w:b/>
+          <w:bCs/>
+        </w:rPr>
+        <w:t xml:space="preserve">§4.11</w:t>
       </w:r>
       <w:r>
         <w:t xml:space="preserve">, Methods</w:t>
@@ -1240,14 +1893,16 @@
           <w:b/>
           <w:bCs/>
         </w:rPr>
-        <w:t xml:space="preserve">§3.5</w:t>
+        <w:t xml:space="preserve">§3.6</w:t>
       </w:r>
       <w:r>
         <w:t xml:space="preserve">).</w:t>
       </w:r>
-      <w:r>
-        <w:t xml:space="preserve"> </w:t>
-      </w:r>
+    </w:p>
+    <w:p>
+      <w:pPr>
+        <w:pStyle w:val="BodyText"/>
+      </w:pPr>
       <w:r>
         <w:rPr>
           <w:b/>
@@ -1259,37 +1914,43 @@
         <w:t xml:space="preserve"> </w:t>
       </w:r>
       <w:r>
-        <w:t xml:space="preserve">the clustering threshold</w:t>
-      </w:r>
-      <w:r>
-        <w:t xml:space="preserve"> </w:t>
-      </w:r>
-      <w:r>
-        <w:t xml:space="preserve">sweep (0.5/0.7/0.9) changes no verdict (Methods §3.4); the length-robust containment</w:t>
-      </w:r>
-      <w:r>
-        <w:t xml:space="preserve"> </w:t>
-      </w:r>
-      <w:r>
-        <w:t xml:space="preserve">re-measure and the bimodal-vs-graded similarity structure (cohesion 0.96 vs 0.083)</w:t>
-      </w:r>
-      <w:r>
-        <w:t xml:space="preserve"> </w:t>
-      </w:r>
-      <w:r>
-        <w:t xml:space="preserve">provide the decision basis — a single blind-antimode threshold suffices for the</w:t>
-      </w:r>
-      <w:r>
-        <w:t xml:space="preserve"> </w:t>
-      </w:r>
-      <w:r>
-        <w:t xml:space="preserve">discrete-duplication case (ensembl) whereas the chaining case (nontata) must be</w:t>
-      </w:r>
-      <w:r>
-        <w:t xml:space="preserve"> </w:t>
-      </w:r>
-      <w:r>
-        <w:t xml:space="preserve">treated as partial-scope (§4.1, §4.10).</w:t>
+        <w:t xml:space="preserve">the clustering-threshold sweep (0.5/0.7/0.9) changes no verdict</w:t>
+      </w:r>
+      <w:r>
+        <w:t xml:space="preserve"> </w:t>
+      </w:r>
+      <w:r>
+        <w:t xml:space="preserve">(Methods §3.5); the length-robust containment re-measure and the bimodal-vs-graded</w:t>
+      </w:r>
+      <w:r>
+        <w:t xml:space="preserve"> </w:t>
+      </w:r>
+      <w:r>
+        <w:t xml:space="preserve">similarity structure (cohesion 0.96 vs 0.083) provide the decision basis. The new</w:t>
+      </w:r>
+      <w:r>
+        <w:t xml:space="preserve"> </w:t>
+      </w:r>
+      <w:r>
+        <w:t xml:space="preserve">Conclusion (§6) states the resulting recommendations plainly: audit at full dataset</w:t>
+      </w:r>
+      <w:r>
+        <w:t xml:space="preserve"> </w:t>
+      </w:r>
+      <w:r>
+        <w:t xml:space="preserve">scale, report both a length-blind and a length-robust similarity, deduplicate in</w:t>
+      </w:r>
+      <w:r>
+        <w:t xml:space="preserve"> </w:t>
+      </w:r>
+      <w:r>
+        <w:t xml:space="preserve">coordinate space before splitting, and keep a memorization-prone learner in the</w:t>
+      </w:r>
+      <w:r>
+        <w:t xml:space="preserve"> </w:t>
+      </w:r>
+      <w:r>
+        <w:t xml:space="preserve">comparison set as a tripwire.</w:t>
       </w:r>
     </w:p>
     <w:p>
@@ -1299,9 +1960,9 @@
         </w:pict>
       </w:r>
     </w:p>
-    <w:bookmarkEnd w:id="12"/>
     <w:bookmarkEnd w:id="13"/>
-    <w:bookmarkStart w:id="18" w:name="reviewer-2"/>
+    <w:bookmarkEnd w:id="14"/>
+    <w:bookmarkStart w:id="19" w:name="reviewer-2"/>
     <w:p>
       <w:pPr>
         <w:pStyle w:val="Heading2"/>
@@ -1310,7 +1971,7 @@
         <w:t xml:space="preserve">Reviewer 2</w:t>
       </w:r>
     </w:p>
-    <w:bookmarkStart w:id="14" w:name="Xb747447721913ea491274aa122b73042efefdb2"/>
+    <w:bookmarkStart w:id="15" w:name="Xb747447721913ea491274aa122b73042efefdb2"/>
     <w:p>
       <w:pPr>
         <w:pStyle w:val="Heading3"/>
@@ -1416,19 +2077,162 @@
         <w:t xml:space="preserve"> </w:t>
       </w:r>
       <w:r>
-        <w:t xml:space="preserve">(ensembl π=0.2: AUPRC 0.622→0.477, MCC 0.422→0.182, minority recall</w:t>
-      </w:r>
-      <w:r>
-        <w:t xml:space="preserve"> </w:t>
-      </w:r>
-      <w:r>
-        <w:t xml:space="preserve">0.258→0.070, accuracy barely moves 0.844→0.808). The prevalence-aware splitter</w:t>
-      </w:r>
-      <w:r>
-        <w:t xml:space="preserve"> </w:t>
-      </w:r>
-      <w:r>
-        <w:t xml:space="preserve">preserves the target prevalence (realized 0.5001/0.2007/0.1001). New</w:t>
+        <w:t xml:space="preserve">(ensembl π=0.2: AUPRC 0.622 → 0.477, MCC 0.422 → 0.182, minority recall</w:t>
+      </w:r>
+      <w:r>
+        <w:t xml:space="preserve"> </w:t>
+      </w:r>
+      <w:r>
+        <w:t xml:space="preserve">0.258 → 0.070, while accuracy barely moves, 0.844 → 0.808). The splitter is extended</w:t>
+      </w:r>
+      <w:r>
+        <w:t xml:space="preserve"> </w:t>
+      </w:r>
+      <w:r>
+        <w:t xml:space="preserve">with a per-class realized-fraction check and preserves the target prevalence</w:t>
+      </w:r>
+      <w:r>
+        <w:t xml:space="preserve"> </w:t>
+      </w:r>
+      <w:r>
+        <w:t xml:space="preserve">(realized 0.5001 / 0.2007 / 0.1001).</w:t>
+      </w:r>
+      <w:r>
+        <w:t xml:space="preserve"> </w:t>
+      </w:r>
+      <w:r>
+        <w:rPr>
+          <w:b/>
+          <w:bCs/>
+        </w:rPr>
+        <w:t xml:space="preserve">§4.12</w:t>
+      </w:r>
+      <w:r>
+        <w:t xml:space="preserve">; Methods §3.9.</w:t>
+      </w:r>
+    </w:p>
+    <w:bookmarkEnd w:id="15"/>
+    <w:bookmarkStart w:id="16" w:name="X0b2f4bcd5da31ed7d6e5bd36bf4370162a62520"/>
+    <w:p>
+      <w:pPr>
+        <w:pStyle w:val="Heading3"/>
+      </w:pPr>
+      <w:r>
+        <w:t xml:space="preserve">R2.a2 —</w:t>
+      </w:r>
+      <w:r>
+        <w:t xml:space="preserve"> </w:t>
+      </w:r>
+      <w:r>
+        <w:t xml:space="preserve">“The similarity measure and the features are both k-mer based, so the leakage finding may be circular.”</w:t>
+      </w:r>
+    </w:p>
+    <w:p>
+      <w:pPr>
+        <w:pStyle w:val="FirstParagraph"/>
+      </w:pPr>
+      <w:r>
+        <w:t xml:space="preserve">Addressed by the alignment re-measure (R1.3): with alignment identity as the edge</w:t>
+      </w:r>
+      <w:r>
+        <w:t xml:space="preserve"> </w:t>
+      </w:r>
+      <w:r>
+        <w:t xml:space="preserve">metric and the same splitter, the ensembl RF drop is essentially unchanged</w:t>
+      </w:r>
+      <w:r>
+        <w:t xml:space="preserve"> </w:t>
+      </w:r>
+      <w:r>
+        <w:t xml:space="preserve">(0.164 vs 0.162) and the demotion persists. We add two further</w:t>
+      </w:r>
+      <w:r>
+        <w:t xml:space="preserve"> </w:t>
+      </w:r>
+      <w:r>
+        <w:t xml:space="preserve">metric-independent lines of evidence. First, ensembl’s leakage is</w:t>
+      </w:r>
+      <w:r>
+        <w:t xml:space="preserve"> </w:t>
+      </w:r>
+      <w:r>
+        <w:rPr>
+          <w:b/>
+          <w:bCs/>
+        </w:rPr>
+        <w:t xml:space="preserve">38.0%</w:t>
+      </w:r>
+      <w:r>
+        <w:rPr>
+          <w:b/>
+          <w:bCs/>
+        </w:rPr>
+        <w:t xml:space="preserve"> </w:t>
+      </w:r>
+      <w:r>
+        <w:rPr>
+          <w:b/>
+          <w:bCs/>
+        </w:rPr>
+        <w:t xml:space="preserve">byte-identical</w:t>
+      </w:r>
+      <w:r>
+        <w:t xml:space="preserve"> </w:t>
+      </w:r>
+      <w:r>
+        <w:t xml:space="preserve">duplication — no similarity metric is involved in counting exact</w:t>
+      </w:r>
+      <w:r>
+        <w:t xml:space="preserve"> </w:t>
+      </w:r>
+      <w:r>
+        <w:t xml:space="preserve">copies. Second, and new in this revision, the</w:t>
+      </w:r>
+      <w:r>
+        <w:t xml:space="preserve"> </w:t>
+      </w:r>
+      <w:r>
+        <w:rPr>
+          <w:b/>
+          <w:bCs/>
+        </w:rPr>
+        <w:t xml:space="preserve">coordinate-space analysis</w:t>
+      </w:r>
+      <w:r>
+        <w:t xml:space="preserve"> </w:t>
+      </w:r>
+      <w:r>
+        <w:t xml:space="preserve">(§4.6)</w:t>
+      </w:r>
+      <w:r>
+        <w:t xml:space="preserve"> </w:t>
+      </w:r>
+      <w:r>
+        <w:t xml:space="preserve">identifies the defect in the shipped genomic intervals, which are causally upstream</w:t>
+      </w:r>
+      <w:r>
+        <w:t xml:space="preserve"> </w:t>
+      </w:r>
+      <w:r>
+        <w:t xml:space="preserve">of and statistically independent from the k-mer clustering: 77,421 positive intervals</w:t>
+      </w:r>
+      <w:r>
+        <w:t xml:space="preserve"> </w:t>
+      </w:r>
+      <w:r>
+        <w:t xml:space="preserve">sit on only 40,934 distinct coordinates, and every one of the 36,487 duplicated pairs</w:t>
+      </w:r>
+      <w:r>
+        <w:t xml:space="preserve"> </w:t>
+      </w:r>
+      <w:r>
+        <w:t xml:space="preserve">carries byte-identical sequences and a single label. That is a cross-modal</w:t>
+      </w:r>
+      <w:r>
+        <w:t xml:space="preserve"> </w:t>
+      </w:r>
+      <w:r>
+        <w:t xml:space="preserve">confirmation, not a restatement.</w:t>
       </w:r>
       <w:r>
         <w:t xml:space="preserve"> </w:t>
@@ -1441,42 +2245,162 @@
         <w:t xml:space="preserve">§4.11</w:t>
       </w:r>
       <w:r>
+        <w:t xml:space="preserve">,</w:t>
+      </w:r>
+      <w:r>
+        <w:t xml:space="preserve"> </w:t>
+      </w:r>
+      <w:r>
+        <w:rPr>
+          <w:b/>
+          <w:bCs/>
+        </w:rPr>
+        <w:t xml:space="preserve">§4.6</w:t>
+      </w:r>
+      <w:r>
+        <w:t xml:space="preserve">; Methods §3.4, §3.6, §3.10.</w:t>
+      </w:r>
+    </w:p>
+    <w:bookmarkEnd w:id="16"/>
+    <w:bookmarkStart w:id="17" w:name="X66cdc3cda9c2749b4ed4ac064663da54f64110f"/>
+    <w:p>
+      <w:pPr>
+        <w:pStyle w:val="Heading3"/>
+      </w:pPr>
+      <w:r>
+        <w:t xml:space="preserve">R2.a3 —</w:t>
+      </w:r>
+      <w:r>
+        <w:t xml:space="preserve"> </w:t>
+      </w:r>
+      <w:r>
+        <w:t xml:space="preserve">“Extend to deep models and to the multiclass setting.”</w:t>
+      </w:r>
+    </w:p>
+    <w:p>
+      <w:pPr>
+        <w:pStyle w:val="FirstParagraph"/>
+      </w:pPr>
+      <w:r>
+        <w:rPr>
+          <w:b/>
+          <w:bCs/>
+        </w:rPr>
+        <w:t xml:space="preserve">Deep models:</w:t>
+      </w:r>
+      <w:r>
+        <w:t xml:space="preserve"> </w:t>
+      </w:r>
+      <w:r>
+        <w:t xml:space="preserve">the CNN (R1.1a, §4.9) and the multilayer perceptron in the</w:t>
+      </w:r>
+      <w:r>
+        <w:t xml:space="preserve"> </w:t>
+      </w:r>
+      <w:r>
+        <w:t xml:space="preserve">nine-model roster (§4.4), whose drop also excludes zero — the inflation reaches a</w:t>
+      </w:r>
+      <w:r>
+        <w:t xml:space="preserve"> </w:t>
+      </w:r>
+      <w:r>
+        <w:t xml:space="preserve">neural learner that we had not designated memorization-prone in advance.</w:t>
+      </w:r>
+      <w:r>
+        <w:t xml:space="preserve"> </w:t>
+      </w:r>
+      <w:r>
+        <w:rPr>
+          <w:b/>
+          <w:bCs/>
+        </w:rPr>
+        <w:t xml:space="preserve">Multiclass:</w:t>
+      </w:r>
+      <w:r>
+        <w:t xml:space="preserve"> </w:t>
+      </w:r>
+      <w:r>
+        <w:t xml:space="preserve">the only multiclass set is clean, so we answer by construction,</w:t>
+      </w:r>
+      <w:r>
+        <w:t xml:space="preserve"> </w:t>
+      </w:r>
+      <w:r>
+        <w:t xml:space="preserve">injecting label-carrying near-duplicates at f ∈ {0, 0.1, 0.2, 0.4} into the clean</w:t>
+      </w:r>
+      <w:r>
+        <w:t xml:space="preserve"> </w:t>
+      </w:r>
+      <w:r>
+        <w:t xml:space="preserve">3-class</w:t>
+      </w:r>
+      <w:r>
+        <w:t xml:space="preserve"> </w:t>
+      </w:r>
+      <w:r>
+        <w:rPr>
+          <w:rStyle w:val="VerbatimChar"/>
+        </w:rPr>
+        <w:t xml:space="preserve">human_ensembl_regulatory</w:t>
+      </w:r>
+      <w:r>
+        <w:t xml:space="preserve"> </w:t>
+      </w:r>
+      <w:r>
+        <w:t xml:space="preserve">set. The RF drop grows monotonically with f</w:t>
+      </w:r>
+      <w:r>
+        <w:t xml:space="preserve"> </w:t>
+      </w:r>
+      <w:r>
+        <w:t xml:space="preserve">(+0.0004, +0.118, +0.179, +0.258) while LR stays flat (≤0.066), and the corrected</w:t>
+      </w:r>
+      <w:r>
+        <w:t xml:space="preserve"> </w:t>
+      </w:r>
+      <w:r>
+        <w:t xml:space="preserve">accuracy is stable (~0.58) because the split removes the injected leakage.</w:t>
+      </w:r>
+      <w:r>
+        <w:t xml:space="preserve"> </w:t>
+      </w:r>
+      <w:r>
+        <w:rPr>
+          <w:b/>
+          <w:bCs/>
+        </w:rPr>
+        <w:t xml:space="preserve">§4.12</w:t>
+      </w:r>
+      <w:r>
         <w:t xml:space="preserve">;</w:t>
       </w:r>
       <w:r>
         <w:t xml:space="preserve"> </w:t>
       </w:r>
       <w:r>
-        <w:t xml:space="preserve">Methods</w:t>
-      </w:r>
-      <w:r>
-        <w:t xml:space="preserve"> </w:t>
-      </w:r>
-      <w:r>
-        <w:rPr>
-          <w:b/>
-          <w:bCs/>
-        </w:rPr>
-        <w:t xml:space="preserve">§3.10</w:t>
-      </w:r>
-      <w:r>
-        <w:t xml:space="preserve">.</w:t>
-      </w:r>
-    </w:p>
-    <w:bookmarkEnd w:id="14"/>
-    <w:bookmarkStart w:id="15" w:name="X0b2f4bcd5da31ed7d6e5bd36bf4370162a62520"/>
+        <w:t xml:space="preserve">Methods §3.9. We state explicitly that leakage is injected because the suite ships no</w:t>
+      </w:r>
+      <w:r>
+        <w:t xml:space="preserve"> </w:t>
+      </w:r>
+      <w:r>
+        <w:t xml:space="preserve">naturally leaky multiclass set.</w:t>
+      </w:r>
+    </w:p>
+    <w:bookmarkEnd w:id="17"/>
+    <w:bookmarkStart w:id="18" w:name="X08f309be07eb970d6e5afff3d28d360a8052c71"/>
     <w:p>
       <w:pPr>
         <w:pStyle w:val="Heading3"/>
       </w:pPr>
       <w:r>
-        <w:t xml:space="preserve">R2.a2 —</w:t>
-      </w:r>
-      <w:r>
-        <w:t xml:space="preserve"> </w:t>
-      </w:r>
-      <w:r>
-        <w:t xml:space="preserve">“The similarity measure and the features are both k-mer based, so the leakage finding may be circular.”</w:t>
+        <w:t xml:space="preserve">R2.b1 —</w:t>
+      </w:r>
+      <w:r>
+        <w:t xml:space="preserve"> </w:t>
+      </w:r>
+      <w:r>
+        <w:t xml:space="preserve">“Give a threshold-sensitivity analysis and concrete recommendations.”</w:t>
       </w:r>
     </w:p>
     <w:p>
@@ -1484,265 +2408,49 @@
         <w:pStyle w:val="FirstParagraph"/>
       </w:pPr>
       <w:r>
-        <w:t xml:space="preserve">Addressed by the alignment re-measure above (R1.3): with alignment identity as the</w:t>
-      </w:r>
-      <w:r>
-        <w:t xml:space="preserve"> </w:t>
-      </w:r>
-      <w:r>
-        <w:t xml:space="preserve">edge metric and the same splitter, the</w:t>
-      </w:r>
-      <w:r>
-        <w:t xml:space="preserve"> </w:t>
-      </w:r>
-      <w:r>
-        <w:rPr>
-          <w:rStyle w:val="VerbatimChar"/>
-        </w:rPr>
-        <w:t xml:space="preserve">human_enhancers_ensembl</w:t>
-      </w:r>
-      <w:r>
-        <w:t xml:space="preserve"> </w:t>
-      </w:r>
-      <w:r>
-        <w:t xml:space="preserve">RF drop is</w:t>
-      </w:r>
-      <w:r>
-        <w:t xml:space="preserve"> </w:t>
-      </w:r>
-      <w:r>
-        <w:t xml:space="preserve">essentially unchanged (0.164 vs 0.162) and the demotion persists, so the effect does</w:t>
-      </w:r>
-      <w:r>
-        <w:t xml:space="preserve"> </w:t>
-      </w:r>
-      <w:r>
-        <w:t xml:space="preserve">not depend on the k-mer definition of similarity. We additionally note that</w:t>
-      </w:r>
-      <w:r>
-        <w:t xml:space="preserve"> </w:t>
-      </w:r>
-      <w:r>
-        <w:t xml:space="preserve">ensembl’s leakage is 38.0% byte-identical duplication (metric-independent by</w:t>
-      </w:r>
-      <w:r>
-        <w:t xml:space="preserve"> </w:t>
-      </w:r>
-      <w:r>
-        <w:t xml:space="preserve">construction). New</w:t>
-      </w:r>
-      <w:r>
-        <w:t xml:space="preserve"> </w:t>
-      </w:r>
-      <w:r>
-        <w:rPr>
-          <w:b/>
-          <w:bCs/>
-        </w:rPr>
-        <w:t xml:space="preserve">§4.7</w:t>
-      </w:r>
-      <w:r>
-        <w:t xml:space="preserve">; Methods</w:t>
-      </w:r>
-      <w:r>
-        <w:t xml:space="preserve"> </w:t>
-      </w:r>
-      <w:r>
-        <w:rPr>
-          <w:b/>
-          <w:bCs/>
-        </w:rPr>
-        <w:t xml:space="preserve">§3.3/§3.5</w:t>
-      </w:r>
-      <w:r>
-        <w:t xml:space="preserve">.</w:t>
-      </w:r>
-    </w:p>
-    <w:bookmarkEnd w:id="15"/>
-    <w:bookmarkStart w:id="16" w:name="X66cdc3cda9c2749b4ed4ac064663da54f64110f"/>
-    <w:p>
-      <w:pPr>
-        <w:pStyle w:val="Heading3"/>
-      </w:pPr>
-      <w:r>
-        <w:t xml:space="preserve">R2.a3 —</w:t>
-      </w:r>
-      <w:r>
-        <w:t xml:space="preserve"> </w:t>
-      </w:r>
-      <w:r>
-        <w:t xml:space="preserve">“Extend to deep models and to the multiclass setting.”</w:t>
-      </w:r>
-    </w:p>
-    <w:p>
-      <w:pPr>
-        <w:pStyle w:val="FirstParagraph"/>
-      </w:pPr>
-      <w:r>
-        <w:rPr>
-          <w:b/>
-          <w:bCs/>
-        </w:rPr>
-        <w:t xml:space="preserve">Deep models:</w:t>
-      </w:r>
-      <w:r>
-        <w:t xml:space="preserve"> </w:t>
-      </w:r>
-      <w:r>
-        <w:t xml:space="preserve">covered by the CNN (R1.1a, §4.6).</w:t>
-      </w:r>
-      <w:r>
-        <w:t xml:space="preserve"> </w:t>
-      </w:r>
-      <w:r>
-        <w:rPr>
-          <w:b/>
-          <w:bCs/>
-        </w:rPr>
-        <w:t xml:space="preserve">Multiclass:</w:t>
-      </w:r>
-      <w:r>
-        <w:t xml:space="preserve"> </w:t>
-      </w:r>
-      <w:r>
-        <w:t xml:space="preserve">the only</w:t>
-      </w:r>
-      <w:r>
-        <w:t xml:space="preserve"> </w:t>
-      </w:r>
-      <w:r>
-        <w:t xml:space="preserve">multiclass set is clean, so we answer by construction — injecting label-carrying</w:t>
-      </w:r>
-      <w:r>
-        <w:t xml:space="preserve"> </w:t>
-      </w:r>
-      <w:r>
-        <w:t xml:space="preserve">near-duplicates at fraction f ∈ {0, 0.1, 0.2, 0.4} into the clean 3-class</w:t>
-      </w:r>
-      <w:r>
-        <w:t xml:space="preserve"> </w:t>
-      </w:r>
-      <w:r>
-        <w:rPr>
-          <w:rStyle w:val="VerbatimChar"/>
-        </w:rPr>
-        <w:t xml:space="preserve">human_ensembl_regulatory</w:t>
-      </w:r>
-      <w:r>
-        <w:t xml:space="preserve"> </w:t>
-      </w:r>
-      <w:r>
-        <w:t xml:space="preserve">set. The RF drop grows monotonically with f (+0.0004,</w:t>
-      </w:r>
-      <w:r>
-        <w:t xml:space="preserve"> </w:t>
-      </w:r>
-      <w:r>
-        <w:t xml:space="preserve">+0.118, +0.179, +0.258) while LR stays flat (≤0.066), and the split removes it</w:t>
-      </w:r>
-      <w:r>
-        <w:t xml:space="preserve"> </w:t>
-      </w:r>
-      <w:r>
-        <w:t xml:space="preserve">(corrected accuracy stable ≈0.58). New</w:t>
-      </w:r>
-      <w:r>
-        <w:t xml:space="preserve"> </w:t>
-      </w:r>
-      <w:r>
-        <w:rPr>
-          <w:b/>
-          <w:bCs/>
-        </w:rPr>
-        <w:t xml:space="preserve">§4.12</w:t>
-      </w:r>
-      <w:r>
-        <w:t xml:space="preserve">; Methods</w:t>
-      </w:r>
-      <w:r>
-        <w:t xml:space="preserve"> </w:t>
-      </w:r>
-      <w:r>
-        <w:rPr>
-          <w:b/>
-          <w:bCs/>
-        </w:rPr>
-        <w:t xml:space="preserve">§3.11</w:t>
-      </w:r>
-      <w:r>
-        <w:t xml:space="preserve">; we state</w:t>
-      </w:r>
-      <w:r>
-        <w:t xml:space="preserve"> </w:t>
-      </w:r>
-      <w:r>
-        <w:t xml:space="preserve">explicitly that leakage is injected because the suite ships no naturally leaky</w:t>
-      </w:r>
-      <w:r>
-        <w:t xml:space="preserve"> </w:t>
-      </w:r>
-      <w:r>
-        <w:t xml:space="preserve">multiclass set.</w:t>
-      </w:r>
-    </w:p>
-    <w:bookmarkEnd w:id="16"/>
-    <w:bookmarkStart w:id="17" w:name="X08f309be07eb970d6e5afff3d28d360a8052c71"/>
-    <w:p>
-      <w:pPr>
-        <w:pStyle w:val="Heading3"/>
-      </w:pPr>
-      <w:r>
-        <w:t xml:space="preserve">R2.b1 —</w:t>
-      </w:r>
-      <w:r>
-        <w:t xml:space="preserve"> </w:t>
-      </w:r>
-      <w:r>
-        <w:t xml:space="preserve">“Give a threshold-sensitivity analysis and concrete recommendations.”</w:t>
-      </w:r>
-    </w:p>
-    <w:p>
-      <w:pPr>
-        <w:pStyle w:val="FirstParagraph"/>
-      </w:pPr>
-      <w:r>
         <w:t xml:space="preserve">The verdict is robust to the clustering threshold (0.5/0.7/0.9 sweep, no change;</w:t>
       </w:r>
       <w:r>
         <w:t xml:space="preserve"> </w:t>
       </w:r>
       <w:r>
-        <w:t xml:space="preserve">Methods §3.4), and we now report the geometry that drives the recommendation: the</w:t>
-      </w:r>
-      <w:r>
-        <w:t xml:space="preserve"> </w:t>
-      </w:r>
-      <w:r>
-        <w:t xml:space="preserve">length-robust containment index (§4.1/§4.10) as the metric to prefer when lengths</w:t>
-      </w:r>
-      <w:r>
-        <w:t xml:space="preserve"> </w:t>
-      </w:r>
-      <w:r>
-        <w:t xml:space="preserve">vary, and single-linkage cohesion as the diagnostic that separates a clean</w:t>
-      </w:r>
-      <w:r>
-        <w:t xml:space="preserve"> </w:t>
-      </w:r>
-      <w:r>
-        <w:t xml:space="preserve">discrete-duplication case (ensembl, treat with one threshold) from a transitive-chaining case</w:t>
-      </w:r>
-      <w:r>
-        <w:t xml:space="preserve"> </w:t>
-      </w:r>
-      <w:r>
-        <w:t xml:space="preserve">(nontata, treat as partial-scope and avoid over-removal). Report-card guidance and</w:t>
-      </w:r>
-      <w:r>
-        <w:t xml:space="preserve"> </w:t>
-      </w:r>
-      <w:r>
-        <w:t xml:space="preserve">the length-cap disclosure are in Table 2.</w:t>
+        <w:t xml:space="preserve">Methods §3.5) and to removal of the single largest component. We report the geometry</w:t>
+      </w:r>
+      <w:r>
+        <w:t xml:space="preserve"> </w:t>
+      </w:r>
+      <w:r>
+        <w:t xml:space="preserve">that drives the recommendation: the length-robust containment index (§4.1, §4.12) as</w:t>
+      </w:r>
+      <w:r>
+        <w:t xml:space="preserve"> </w:t>
+      </w:r>
+      <w:r>
+        <w:t xml:space="preserve">the metric to prefer when lengths vary, and single-linkage cohesion as the diagnostic</w:t>
+      </w:r>
+      <w:r>
+        <w:t xml:space="preserve"> </w:t>
+      </w:r>
+      <w:r>
+        <w:t xml:space="preserve">separating a clean discrete-duplication case (ensembl — one threshold suffices) from</w:t>
+      </w:r>
+      <w:r>
+        <w:t xml:space="preserve"> </w:t>
+      </w:r>
+      <w:r>
+        <w:t xml:space="preserve">a transitive-chaining case (nontata — treat as partial scope, avoid over-removal).</w:t>
+      </w:r>
+      <w:r>
+        <w:t xml:space="preserve"> </w:t>
+      </w:r>
+      <w:r>
+        <w:t xml:space="preserve">Report-card guidance and the length-cap disclosure are in Table 2; the consolidated</w:t>
+      </w:r>
+      <w:r>
+        <w:t xml:space="preserve"> </w:t>
+      </w:r>
+      <w:r>
+        <w:t xml:space="preserve">recommendations are in §6.</w:t>
       </w:r>
     </w:p>
     <w:p>
@@ -1752,9 +2460,9 @@
         </w:pict>
       </w:r>
     </w:p>
-    <w:bookmarkEnd w:id="17"/>
     <w:bookmarkEnd w:id="18"/>
-    <w:bookmarkStart w:id="23" w:name="reviewer-3"/>
+    <w:bookmarkEnd w:id="19"/>
+    <w:bookmarkStart w:id="24" w:name="reviewer-3"/>
     <w:p>
       <w:pPr>
         <w:pStyle w:val="Heading2"/>
@@ -1763,7 +2471,7 @@
         <w:t xml:space="preserve">Reviewer 3</w:t>
       </w:r>
     </w:p>
-    <w:bookmarkStart w:id="19" w:name="Xe59c54cfc4483712601be24388e8a6e32c671dc"/>
+    <w:bookmarkStart w:id="20" w:name="Xe59c54cfc4483712601be24388e8a6e32c671dc"/>
     <w:p>
       <w:pPr>
         <w:pStyle w:val="Heading3"/>
@@ -1793,61 +2501,82 @@
         <w:t xml:space="preserve"> </w:t>
       </w:r>
       <w:r>
-        <w:t xml:space="preserve">answered by a from-scratch 1D residual CNN (§4.6, one-hot</w:t>
-      </w:r>
-      <w:r>
-        <w:t xml:space="preserve"> </w:t>
-      </w:r>
-      <w:r>
-        <w:t xml:space="preserve">input, no k-mer features, pre-registered dropout×weight-decay dose-response) trained on</w:t>
-      </w:r>
-      <w:r>
-        <w:t xml:space="preserve"> </w:t>
-      </w:r>
-      <w:r>
-        <w:t xml:space="preserve">the training split only, whose regularized reference cell drops on both leaky datasets</w:t>
-      </w:r>
-      <w:r>
-        <w:t xml:space="preserve"> </w:t>
-      </w:r>
-      <w:r>
-        <w:t xml:space="preserve">(cluster-bootstrap CIs excluding zero) — the memorization mechanism reaches a trained</w:t>
-      </w:r>
-      <w:r>
-        <w:t xml:space="preserve"> </w:t>
-      </w:r>
-      <w:r>
-        <w:t xml:space="preserve">neural network with no pretraining confound. We also probed a from-scratch attention</w:t>
-      </w:r>
-      <w:r>
-        <w:t xml:space="preserve"> </w:t>
-      </w:r>
-      <w:r>
-        <w:t xml:space="preserve">(Transformer) encoder under the identical protocol; consistent with transformers being</w:t>
-      </w:r>
-      <w:r>
-        <w:t xml:space="preserve"> </w:t>
-      </w:r>
-      <w:r>
-        <w:t xml:space="preserve">data-hungry and weaker than convolutions on short, local-motif inputs, it underfits</w:t>
-      </w:r>
-      <w:r>
-        <w:t xml:space="preserve"> </w:t>
-      </w:r>
-      <w:r>
-        <w:t xml:space="preserve">these 251–600 bp tasks and does not yield a clean aggregate-accuracy comparison, so we</w:t>
-      </w:r>
-      <w:r>
-        <w:t xml:space="preserve"> </w:t>
-      </w:r>
-      <w:r>
-        <w:t xml:space="preserve">do not report it as evidence. The CNN is the appropriate trained-deep-net instrument</w:t>
-      </w:r>
-      <w:r>
-        <w:t xml:space="preserve"> </w:t>
-      </w:r>
-      <w:r>
-        <w:t xml:space="preserve">here, and the pretraining-contamination argument below specifically justifies excluding</w:t>
+        <w:t xml:space="preserve">answered by the from-scratch 1D residual CNN (§4.9),</w:t>
+      </w:r>
+      <w:r>
+        <w:t xml:space="preserve"> </w:t>
+      </w:r>
+      <w:r>
+        <w:t xml:space="preserve">trained on the training split only, whose regularized reference cell drops on both</w:t>
+      </w:r>
+      <w:r>
+        <w:t xml:space="preserve"> </w:t>
+      </w:r>
+      <w:r>
+        <w:t xml:space="preserve">leaky datasets with cluster-bootstrap CIs excluding zero — the memorization mechanism</w:t>
+      </w:r>
+      <w:r>
+        <w:t xml:space="preserve"> </w:t>
+      </w:r>
+      <w:r>
+        <w:t xml:space="preserve">reaches a trained neural network with no pretraining confound. We also attempted a</w:t>
+      </w:r>
+      <w:r>
+        <w:t xml:space="preserve"> </w:t>
+      </w:r>
+      <w:r>
+        <w:t xml:space="preserve">from-scratch attention (Transformer) encoder under the same protocol, and mention it</w:t>
+      </w:r>
+      <w:r>
+        <w:t xml:space="preserve"> </w:t>
+      </w:r>
+      <w:r>
+        <w:t xml:space="preserve">here only so the record is complete:</w:t>
+      </w:r>
+      <w:r>
+        <w:t xml:space="preserve"> </w:t>
+      </w:r>
+      <w:r>
+        <w:rPr>
+          <w:b/>
+          <w:bCs/>
+        </w:rPr>
+        <w:t xml:space="preserve">it is not in the manuscript and we rest no</w:t>
+      </w:r>
+      <w:r>
+        <w:rPr>
+          <w:b/>
+          <w:bCs/>
+        </w:rPr>
+        <w:t xml:space="preserve"> </w:t>
+      </w:r>
+      <w:r>
+        <w:rPr>
+          <w:b/>
+          <w:bCs/>
+        </w:rPr>
+        <w:t xml:space="preserve">claim on it.</w:t>
+      </w:r>
+      <w:r>
+        <w:t xml:space="preserve"> </w:t>
+      </w:r>
+      <w:r>
+        <w:t xml:space="preserve">It did not yield a usable comparison — on</w:t>
+      </w:r>
+      <w:r>
+        <w:t xml:space="preserve"> </w:t>
+      </w:r>
+      <w:r>
+        <w:rPr>
+          <w:rStyle w:val="VerbatimChar"/>
+        </w:rPr>
+        <w:t xml:space="preserve">human_nontata_promoters</w:t>
+      </w:r>
+      <w:r>
+        <w:t xml:space="preserve"> </w:t>
+      </w:r>
+      <w:r>
+        <w:t xml:space="preserve">(251 bp) the corrected split slightly</w:t>
       </w:r>
       <w:r>
         <w:t xml:space="preserve"> </w:t>
@@ -1857,6 +2586,73 @@
           <w:i/>
           <w:iCs/>
         </w:rPr>
+        <w:t xml:space="preserve">raised</w:t>
+      </w:r>
+      <w:r>
+        <w:t xml:space="preserve"> </w:t>
+      </w:r>
+      <w:r>
+        <w:t xml:space="preserve">its accuracy (drop −0.016),</w:t>
+      </w:r>
+      <w:r>
+        <w:t xml:space="preserve"> </w:t>
+      </w:r>
+      <w:r>
+        <w:t xml:space="preserve">consistent with a data-hungry architecture underfitting a short, local-motif task,</w:t>
+      </w:r>
+      <w:r>
+        <w:t xml:space="preserve"> </w:t>
+      </w:r>
+      <w:r>
+        <w:t xml:space="preserve">and the</w:t>
+      </w:r>
+      <w:r>
+        <w:t xml:space="preserve"> </w:t>
+      </w:r>
+      <w:r>
+        <w:rPr>
+          <w:rStyle w:val="VerbatimChar"/>
+        </w:rPr>
+        <w:t xml:space="preserve">human_enhancers_ensembl</w:t>
+      </w:r>
+      <w:r>
+        <w:t xml:space="preserve"> </w:t>
+      </w:r>
+      <w:r>
+        <w:t xml:space="preserve">arm did not finish within our compute budget. We</w:t>
+      </w:r>
+      <w:r>
+        <w:t xml:space="preserve"> </w:t>
+      </w:r>
+      <w:r>
+        <w:t xml:space="preserve">therefore report the CNN as the trained-deep-net instrument and leave the</w:t>
+      </w:r>
+      <w:r>
+        <w:t xml:space="preserve"> </w:t>
+      </w:r>
+      <w:r>
+        <w:t xml:space="preserve">from-scratch-attention question open rather than resting an argument on one</w:t>
+      </w:r>
+      <w:r>
+        <w:t xml:space="preserve"> </w:t>
+      </w:r>
+      <w:r>
+        <w:t xml:space="preserve">incomplete run. Separately, the pretraining-contamination argument below justifies</w:t>
+      </w:r>
+      <w:r>
+        <w:t xml:space="preserve"> </w:t>
+      </w:r>
+      <w:r>
+        <w:t xml:space="preserve">excluding</w:t>
+      </w:r>
+      <w:r>
+        <w:t xml:space="preserve"> </w:t>
+      </w:r>
+      <w:r>
+        <w:rPr>
+          <w:i/>
+          <w:iCs/>
+        </w:rPr>
         <w:t xml:space="preserve">pretrained</w:t>
       </w:r>
       <w:r>
@@ -1865,9 +2661,11 @@
       <w:r>
         <w:t xml:space="preserve">attention models, not attention architectures per se.</w:t>
       </w:r>
-      <w:r>
-        <w:t xml:space="preserve"> </w:t>
-      </w:r>
+    </w:p>
+    <w:p>
+      <w:pPr>
+        <w:pStyle w:val="BodyText"/>
+      </w:pPr>
       <w:r>
         <w:rPr>
           <w:b/>
@@ -1879,7 +2677,13 @@
         <w:t xml:space="preserve"> </w:t>
       </w:r>
       <w:r>
-        <w:t xml:space="preserve">DNABERT-2, HyenaDNA, and the Nucleotide Transformer are cited and discussed but scoped</w:t>
+        <w:t xml:space="preserve">DNABERT-2, HyenaDNA and the Nucleotide</w:t>
+      </w:r>
+      <w:r>
+        <w:t xml:space="preserve"> </w:t>
+      </w:r>
+      <w:r>
+        <w:t xml:space="preserve">Transformer are cited and discussed but scoped</w:t>
       </w:r>
       <w:r>
         <w:t xml:space="preserve"> </w:t>
@@ -1895,7 +2699,13 @@
         <w:t xml:space="preserve"> </w:t>
       </w:r>
       <w:r>
-        <w:t xml:space="preserve">of the split-effect evidence, and we now</w:t>
+        <w:t xml:space="preserve">of the split-effect evidence,</w:t>
+      </w:r>
+      <w:r>
+        <w:t xml:space="preserve"> </w:t>
+      </w:r>
+      <w:r>
+        <w:t xml:space="preserve">and we now</w:t>
       </w:r>
       <w:r>
         <w:t xml:space="preserve"> </w:t>
@@ -1911,113 +2721,105 @@
         <w:t xml:space="preserve"> </w:t>
       </w:r>
       <w:r>
-        <w:t xml:space="preserve">the confound rather than</w:t>
-      </w:r>
-      <w:r>
-        <w:t xml:space="preserve"> </w:t>
-      </w:r>
-      <w:r>
-        <w:t xml:space="preserve">merely assert it: the two leaky datasets’ sequences are extracted from the human</w:t>
-      </w:r>
-      <w:r>
-        <w:t xml:space="preserve"> </w:t>
-      </w:r>
-      <w:r>
-        <w:t xml:space="preserve">reference genome (we recovered their hg38 chromosomal coordinates for the</w:t>
-      </w:r>
-      <w:r>
-        <w:t xml:space="preserve"> </w:t>
-      </w:r>
-      <w:r>
-        <w:t xml:space="preserve">chromosome-holdout control), so</w:t>
-      </w:r>
-      <w:r>
-        <w:t xml:space="preserve"> </w:t>
-      </w:r>
-      <w:r>
-        <w:rPr>
-          <w:b/>
-          <w:bCs/>
-        </w:rPr>
-        <w:t xml:space="preserve">≈100% of these test sequences already lie inside</w:t>
-      </w:r>
-      <w:r>
-        <w:rPr>
-          <w:b/>
-          <w:bCs/>
-        </w:rPr>
-        <w:t xml:space="preserve"> </w:t>
-      </w:r>
-      <w:r>
-        <w:rPr>
-          <w:b/>
-          <w:bCs/>
-        </w:rPr>
-        <w:t xml:space="preserve">HyenaDNA’s whole-genome (hg38) pretraining corpus</w:t>
-      </w:r>
-      <w:r>
-        <w:t xml:space="preserve"> </w:t>
-      </w:r>
-      <w:r>
-        <w:t xml:space="preserve">and within the human component of</w:t>
-      </w:r>
-      <w:r>
-        <w:t xml:space="preserve"> </w:t>
-      </w:r>
-      <w:r>
-        <w:t xml:space="preserve">DNABERT-2’s and the Nucleotide Transformer’s multispecies corpora — a second leakage</w:t>
-      </w:r>
-      <w:r>
-        <w:t xml:space="preserve"> </w:t>
-      </w:r>
-      <w:r>
-        <w:t xml:space="preserve">channel that no train/test re-split can close. Fine-tuning a model that has already</w:t>
-      </w:r>
-      <w:r>
-        <w:t xml:space="preserve"> </w:t>
-      </w:r>
-      <w:r>
-        <w:t xml:space="preserve">seen the test sequences during pretraining yields a confounded lower bound, not</w:t>
-      </w:r>
-      <w:r>
-        <w:t xml:space="preserve"> </w:t>
-      </w:r>
-      <w:r>
-        <w:t xml:space="preserve">split-effect evidence, so we leave the deployed-foundation-model question</w:t>
-      </w:r>
-      <w:r>
-        <w:t xml:space="preserve"> </w:t>
-      </w:r>
-      <w:r>
-        <w:rPr>
-          <w:b/>
-          <w:bCs/>
-        </w:rPr>
-        <w:t xml:space="preserve">genuinely</w:t>
-      </w:r>
-      <w:r>
-        <w:rPr>
-          <w:b/>
-          <w:bCs/>
-        </w:rPr>
-        <w:t xml:space="preserve"> </w:t>
-      </w:r>
-      <w:r>
-        <w:rPr>
-          <w:b/>
-          <w:bCs/>
-        </w:rPr>
-        <w:t xml:space="preserve">open</w:t>
-      </w:r>
-      <w:r>
-        <w:t xml:space="preserve"> </w:t>
-      </w:r>
-      <w:r>
-        <w:t xml:space="preserve">(Discussion, Limitations) rather than answer it with a contaminated number.</w:t>
-      </w:r>
-    </w:p>
-    <w:bookmarkEnd w:id="19"/>
-    <w:bookmarkStart w:id="20" w:name="Xc3e722c49ba7dd83e0f07834b58a4f9193eacc9"/>
+        <w:t xml:space="preserve">the confound rather than assert it. The two leaky datasets’</w:t>
+      </w:r>
+      <w:r>
+        <w:t xml:space="preserve"> </w:t>
+      </w:r>
+      <w:r>
+        <w:t xml:space="preserve">sequences are extracted from the human reference genome — we recovered their hg38</w:t>
+      </w:r>
+      <w:r>
+        <w:t xml:space="preserve"> </w:t>
+      </w:r>
+      <w:r>
+        <w:t xml:space="preserve">chromosomal coordinates to build the chromosome-holdout control — so</w:t>
+      </w:r>
+      <w:r>
+        <w:t xml:space="preserve"> </w:t>
+      </w:r>
+      <w:r>
+        <w:rPr>
+          <w:b/>
+          <w:bCs/>
+        </w:rPr>
+        <w:t xml:space="preserve">≈100% of these</w:t>
+      </w:r>
+      <w:r>
+        <w:rPr>
+          <w:b/>
+          <w:bCs/>
+        </w:rPr>
+        <w:t xml:space="preserve"> </w:t>
+      </w:r>
+      <w:r>
+        <w:rPr>
+          <w:b/>
+          <w:bCs/>
+        </w:rPr>
+        <w:t xml:space="preserve">test sequences already lie inside HyenaDNA’s whole-genome (hg38) pretraining corpus</w:t>
+      </w:r>
+      <w:r>
+        <w:t xml:space="preserve"> </w:t>
+      </w:r>
+      <w:r>
+        <w:t xml:space="preserve">and within the human component of DNABERT-2’s and the Nucleotide Transformer’s</w:t>
+      </w:r>
+      <w:r>
+        <w:t xml:space="preserve"> </w:t>
+      </w:r>
+      <w:r>
+        <w:t xml:space="preserve">multispecies corpora. That is a second leakage channel no train/test re-split can</w:t>
+      </w:r>
+      <w:r>
+        <w:t xml:space="preserve"> </w:t>
+      </w:r>
+      <w:r>
+        <w:t xml:space="preserve">close, so fine-tuning them would yield a confounded lower bound rather than</w:t>
+      </w:r>
+      <w:r>
+        <w:t xml:space="preserve"> </w:t>
+      </w:r>
+      <w:r>
+        <w:t xml:space="preserve">split-effect evidence. We therefore leave the deployed-foundation-model question</w:t>
+      </w:r>
+      <w:r>
+        <w:t xml:space="preserve"> </w:t>
+      </w:r>
+      <w:r>
+        <w:rPr>
+          <w:b/>
+          <w:bCs/>
+        </w:rPr>
+        <w:t xml:space="preserve">genuinely open</w:t>
+      </w:r>
+      <w:r>
+        <w:t xml:space="preserve"> </w:t>
+      </w:r>
+      <w:r>
+        <w:t xml:space="preserve">(§5) rather than answer it with a contaminated number. We note</w:t>
+      </w:r>
+      <w:r>
+        <w:t xml:space="preserve"> </w:t>
+      </w:r>
+      <w:r>
+        <w:t xml:space="preserve">this is not evasion but the same problem one level up: evaluating those models</w:t>
+      </w:r>
+      <w:r>
+        <w:t xml:space="preserve"> </w:t>
+      </w:r>
+      <w:r>
+        <w:t xml:space="preserve">properly requires a pretraining-overlap-aware protocol, which is itself an instance</w:t>
+      </w:r>
+      <w:r>
+        <w:t xml:space="preserve"> </w:t>
+      </w:r>
+      <w:r>
+        <w:t xml:space="preserve">of the leakage problem this paper studies.</w:t>
+      </w:r>
+    </w:p>
+    <w:bookmarkEnd w:id="20"/>
+    <w:bookmarkStart w:id="21" w:name="Xc3e722c49ba7dd83e0f07834b58a4f9193eacc9"/>
     <w:p>
       <w:pPr>
         <w:pStyle w:val="Heading3"/>
@@ -2037,7 +2839,15 @@
         <w:pStyle w:val="FirstParagraph"/>
       </w:pPr>
       <w:r>
-        <w:t xml:space="preserve">We added a full</w:t>
+        <w:t xml:space="preserve">This was the objection we took most seriously, and we answer it empirically.</w:t>
+      </w:r>
+    </w:p>
+    <w:p>
+      <w:pPr>
+        <w:pStyle w:val="BodyText"/>
+      </w:pPr>
+      <w:r>
+        <w:t xml:space="preserve">First, the</w:t>
       </w:r>
       <w:r>
         <w:t xml:space="preserve"> </w:t>
@@ -2053,31 +2863,31 @@
         <w:t xml:space="preserve"> </w:t>
       </w:r>
       <w:r>
-        <w:t xml:space="preserve">(min_samples_leaf ∈ {1…500}, max_depth ∈</w:t>
-      </w:r>
-      <w:r>
-        <w:t xml:space="preserve"> </w:t>
-      </w:r>
-      <w:r>
-        <w:t xml:space="preserve">{None…4}, at full scale, with the largest settings exceeding the largest</w:t>
-      </w:r>
-      <w:r>
-        <w:t xml:space="preserve"> </w:t>
-      </w:r>
-      <w:r>
-        <w:t xml:space="preserve">near-duplicate cluster). At the default the forest scores 1.000 on the ≥0.9-similarity bin</w:t>
-      </w:r>
-      <w:r>
-        <w:t xml:space="preserve"> </w:t>
-      </w:r>
-      <w:r>
-        <w:t xml:space="preserve">with the full drop (0.164/0.108) and graded gap (0.230/0.121); regularizing collapses</w:t>
-      </w:r>
-      <w:r>
-        <w:t xml:space="preserve"> </w:t>
-      </w:r>
-      <w:r>
-        <w:t xml:space="preserve">the drop to ≈0 (0.164→−0.001; 0.108→0.000) and the graded gap, and the</w:t>
+        <w:t xml:space="preserve">(min_samples_leaf ∈ {1…500}, max_depth ∈ {None…4},</w:t>
+      </w:r>
+      <w:r>
+        <w:t xml:space="preserve"> </w:t>
+      </w:r>
+      <w:r>
+        <w:t xml:space="preserve">at full scale, largest settings exceeding the largest near-duplicate cluster). At the</w:t>
+      </w:r>
+      <w:r>
+        <w:t xml:space="preserve"> </w:t>
+      </w:r>
+      <w:r>
+        <w:t xml:space="preserve">default the forest scores 1.000 on the ≥0.9-similarity bin with the full drop</w:t>
+      </w:r>
+      <w:r>
+        <w:t xml:space="preserve"> </w:t>
+      </w:r>
+      <w:r>
+        <w:t xml:space="preserve">(0.164 / 0.108) and graded gap (0.230 / 0.121); regularizing drives the drop to ≈0</w:t>
+      </w:r>
+      <w:r>
+        <w:t xml:space="preserve"> </w:t>
+      </w:r>
+      <w:r>
+        <w:t xml:space="preserve">(0.164 → −0.001; 0.108 → 0.000), collapses the graded gap, and the</w:t>
       </w:r>
       <w:r>
         <w:t xml:space="preserve"> </w:t>
@@ -2095,7 +2905,7 @@
         <w:t xml:space="preserve"> </w:t>
       </w:r>
       <w:r>
-        <w:t xml:space="preserve">phenomenon</w:t>
+        <w:t xml:space="preserve">phenomenon itself</w:t>
       </w:r>
       <w:r>
         <w:t xml:space="preserve"> </w:t>
@@ -2111,92 +2921,263 @@
         <w:t xml:space="preserve"> </w:t>
       </w:r>
       <w:r>
-        <w:t xml:space="preserve">the unregularized forest (rf_rank_orig flips 1→4</w:t>
-      </w:r>
-      <w:r>
-        <w:t xml:space="preserve"> </w:t>
-      </w:r>
-      <w:r>
-        <w:t xml:space="preserve">once min_samples_leaf ≥ 20). We frame this as an owned finding: the inflation and</w:t>
-      </w:r>
-      <w:r>
-        <w:t xml:space="preserve"> </w:t>
-      </w:r>
-      <w:r>
-        <w:t xml:space="preserve">demotion are a property of the</w:t>
-      </w:r>
-      <w:r>
-        <w:t xml:space="preserve"> </w:t>
-      </w:r>
-      <w:r>
-        <w:rPr>
-          <w:b/>
-          <w:bCs/>
-        </w:rPr>
-        <w:t xml:space="preserve">default</w:t>
-      </w:r>
-      <w:r>
-        <w:t xml:space="preserve"> </w:t>
-      </w:r>
-      <w:r>
-        <w:t xml:space="preserve">high-capacity RF practitioners deploy, and</w:t>
-      </w:r>
-      <w:r>
-        <w:t xml:space="preserve"> </w:t>
-      </w:r>
-      <w:r>
-        <w:t xml:space="preserve">either regularization or a near-duplicate-aware split reveals the truth. New</w:t>
-      </w:r>
-      <w:r>
-        <w:t xml:space="preserve"> </w:t>
-      </w:r>
-      <w:r>
-        <w:rPr>
-          <w:b/>
-          <w:bCs/>
-        </w:rPr>
-        <w:t xml:space="preserve">§4.5</w:t>
-      </w:r>
-      <w:r>
-        <w:t xml:space="preserve">;</w:t>
-      </w:r>
-      <w:r>
-        <w:t xml:space="preserve"> </w:t>
-      </w:r>
-      <w:r>
-        <w:t xml:space="preserve">Methods</w:t>
-      </w:r>
-      <w:r>
-        <w:t xml:space="preserve"> </w:t>
-      </w:r>
-      <w:r>
-        <w:rPr>
-          <w:b/>
-          <w:bCs/>
-        </w:rPr>
-        <w:t xml:space="preserve">§3.7</w:t>
-      </w:r>
-      <w:r>
-        <w:t xml:space="preserve">. The graded memorization gap is used as the confound-immune headline</w:t>
-      </w:r>
-      <w:r>
-        <w:t xml:space="preserve"> </w:t>
-      </w:r>
-      <w:r>
-        <w:t xml:space="preserve">(immune to</w:t>
-      </w:r>
-      <w:r>
-        <w:t xml:space="preserve"> </w:t>
-      </w:r>
-      <w:r>
-        <w:t xml:space="preserve">“regularized RF just got worse everywhere”</w:t>
-      </w:r>
-      <w:r>
-        <w:t xml:space="preserve">).</w:t>
-      </w:r>
-    </w:p>
-    <w:bookmarkEnd w:id="20"/>
-    <w:bookmarkStart w:id="21" w:name="X856f2336fa4f3b50c22e75bd1b5404fc86f57a4"/>
+        <w:t xml:space="preserve">the unregularized forest — rank 1 flips to</w:t>
+      </w:r>
+      <w:r>
+        <w:t xml:space="preserve"> </w:t>
+      </w:r>
+      <w:r>
+        <w:t xml:space="preserve">rank 4 once min_samples_leaf ≥ 20.</w:t>
+      </w:r>
+      <w:r>
+        <w:t xml:space="preserve"> </w:t>
+      </w:r>
+      <w:r>
+        <w:rPr>
+          <w:b/>
+          <w:bCs/>
+        </w:rPr>
+        <w:t xml:space="preserve">§4.8</w:t>
+      </w:r>
+      <w:r>
+        <w:t xml:space="preserve">; Methods §3.7.</w:t>
+      </w:r>
+    </w:p>
+    <w:p>
+      <w:pPr>
+        <w:pStyle w:val="BodyText"/>
+      </w:pPr>
+      <w:r>
+        <w:t xml:space="preserve">Second, and this is the direct answer:</w:t>
+      </w:r>
+      <w:r>
+        <w:t xml:space="preserve"> </w:t>
+      </w:r>
+      <w:r>
+        <w:rPr>
+          <w:b/>
+          <w:bCs/>
+        </w:rPr>
+        <w:t xml:space="preserve">a practitioner does not know the split is</w:t>
+      </w:r>
+      <w:r>
+        <w:rPr>
+          <w:b/>
+          <w:bCs/>
+        </w:rPr>
+        <w:t xml:space="preserve"> </w:t>
+      </w:r>
+      <w:r>
+        <w:rPr>
+          <w:b/>
+          <w:bCs/>
+        </w:rPr>
+        <w:t xml:space="preserve">leaky, and tuning does not rescue them.</w:t>
+      </w:r>
+      <w:r>
+        <w:t xml:space="preserve"> </w:t>
+      </w:r>
+      <w:r>
+        <w:t xml:space="preserve">We cross-validated the forest over</w:t>
+      </w:r>
+      <w:r>
+        <w:t xml:space="preserve"> </w:t>
+      </w:r>
+      <w:r>
+        <w:t xml:space="preserve">min_samples_leaf ∈ {1…500} on the as-shipped</w:t>
+      </w:r>
+      <w:r>
+        <w:t xml:space="preserve"> </w:t>
+      </w:r>
+      <w:r>
+        <w:rPr>
+          <w:i/>
+          <w:iCs/>
+        </w:rPr>
+        <w:t xml:space="preserve">training</w:t>
+      </w:r>
+      <w:r>
+        <w:t xml:space="preserve"> </w:t>
+      </w:r>
+      <w:r>
+        <w:t xml:space="preserve">set under two schemes —</w:t>
+      </w:r>
+      <w:r>
+        <w:t xml:space="preserve"> </w:t>
+      </w:r>
+      <w:r>
+        <w:t xml:space="preserve">ordinary stratified 5-fold (what a practitioner would actually run) and 5-fold</w:t>
+      </w:r>
+      <w:r>
+        <w:t xml:space="preserve"> </w:t>
+      </w:r>
+      <w:r>
+        <w:t xml:space="preserve">holding whole near-duplicate clusters out together (the honest version).</w:t>
+      </w:r>
+      <w:r>
+        <w:t xml:space="preserve"> </w:t>
+      </w:r>
+      <w:r>
+        <w:rPr>
+          <w:b/>
+          <w:bCs/>
+        </w:rPr>
+        <w:t xml:space="preserve">Both</w:t>
+      </w:r>
+      <w:r>
+        <w:rPr>
+          <w:b/>
+          <w:bCs/>
+        </w:rPr>
+        <w:t xml:space="preserve"> </w:t>
+      </w:r>
+      <w:r>
+        <w:rPr>
+          <w:b/>
+          <w:bCs/>
+        </w:rPr>
+        <w:t xml:space="preserve">select min_samples_leaf = 1</w:t>
+      </w:r>
+      <w:r>
+        <w:t xml:space="preserve">, the memorizing default, with cross-validated accuracy</w:t>
+      </w:r>
+      <w:r>
+        <w:t xml:space="preserve"> </w:t>
+      </w:r>
+      <w:r>
+        <w:t xml:space="preserve">falling monotonically as leaf size grows (0.914 → 0.786 naive, 0.823 → 0.783 grouped).</w:t>
+      </w:r>
+      <w:r>
+        <w:t xml:space="preserve"> </w:t>
+      </w:r>
+      <w:r>
+        <w:t xml:space="preserve">Our own pre-registered expectation P5 — that the grouped procedure would select a more</w:t>
+      </w:r>
+      <w:r>
+        <w:t xml:space="preserve"> </w:t>
+      </w:r>
+      <w:r>
+        <w:t xml:space="preserve">regularized forest — was</w:t>
+      </w:r>
+      <w:r>
+        <w:t xml:space="preserve"> </w:t>
+      </w:r>
+      <w:r>
+        <w:rPr>
+          <w:b/>
+          <w:bCs/>
+        </w:rPr>
+        <w:t xml:space="preserve">wrong</w:t>
+      </w:r>
+      <w:r>
+        <w:t xml:space="preserve">, and the outcome answers the objection more</w:t>
+      </w:r>
+      <w:r>
+        <w:t xml:space="preserve"> </w:t>
+      </w:r>
+      <w:r>
+        <w:t xml:space="preserve">forcefully than the expectation would have: the untuned default is not a careless</w:t>
+      </w:r>
+      <w:r>
+        <w:t xml:space="preserve"> </w:t>
+      </w:r>
+      <w:r>
+        <w:t xml:space="preserve">choice a tuner would correct, it is</w:t>
+      </w:r>
+      <w:r>
+        <w:t xml:space="preserve"> </w:t>
+      </w:r>
+      <w:r>
+        <w:rPr>
+          <w:i/>
+          <w:iCs/>
+        </w:rPr>
+        <w:t xml:space="preserve">what tuning selects</w:t>
+      </w:r>
+      <w:r>
+        <w:t xml:space="preserve">. Discussion §5.</w:t>
+      </w:r>
+    </w:p>
+    <w:p>
+      <w:pPr>
+        <w:pStyle w:val="BodyText"/>
+      </w:pPr>
+      <w:r>
+        <w:t xml:space="preserve">We flag one scope limit squarely: this run is reported for</w:t>
+      </w:r>
+      <w:r>
+        <w:t xml:space="preserve"> </w:t>
+      </w:r>
+      <w:r>
+        <w:rPr>
+          <w:rStyle w:val="VerbatimChar"/>
+        </w:rPr>
+        <w:t xml:space="preserve">human_nontata_promoters</w:t>
+      </w:r>
+      <w:r>
+        <w:t xml:space="preserve"> </w:t>
+      </w:r>
+      <w:r>
+        <w:t xml:space="preserve">only, because the corresponding ensembl run exceeded our compute budget. It therefore</w:t>
+      </w:r>
+      <w:r>
+        <w:t xml:space="preserve"> </w:t>
+      </w:r>
+      <w:r>
+        <w:t xml:space="preserve">establishes that leaky cross-validation selects the memorizing configuration on</w:t>
+      </w:r>
+      <w:r>
+        <w:t xml:space="preserve"> </w:t>
+      </w:r>
+      <w:r>
+        <w:rPr>
+          <w:i/>
+          <w:iCs/>
+        </w:rPr>
+        <w:t xml:space="preserve">a</w:t>
+      </w:r>
+      <w:r>
+        <w:t xml:space="preserve"> </w:t>
+      </w:r>
+      <w:r>
+        <w:t xml:space="preserve">leaky dataset, not yet on the specific dataset carrying the reordering claim.</w:t>
+      </w:r>
+    </w:p>
+    <w:p>
+      <w:pPr>
+        <w:pStyle w:val="BodyText"/>
+      </w:pPr>
+      <w:r>
+        <w:t xml:space="preserve">Finally, we note the objection does not reach the core finding in any case, because</w:t>
+      </w:r>
+      <w:r>
+        <w:t xml:space="preserve"> </w:t>
+      </w:r>
+      <w:r>
+        <w:t xml:space="preserve">§4.7 shows the defect is a property of the</w:t>
+      </w:r>
+      <w:r>
+        <w:t xml:space="preserve"> </w:t>
+      </w:r>
+      <w:r>
+        <w:rPr>
+          <w:b/>
+          <w:bCs/>
+        </w:rPr>
+        <w:t xml:space="preserve">data</w:t>
+      </w:r>
+      <w:r>
+        <w:t xml:space="preserve">: editing coordinates alone, with</w:t>
+      </w:r>
+      <w:r>
+        <w:t xml:space="preserve"> </w:t>
+      </w:r>
+      <w:r>
+        <w:t xml:space="preserve">model code untouched, both removes the reordering and creates it.</w:t>
+      </w:r>
+    </w:p>
+    <w:bookmarkEnd w:id="21"/>
+    <w:bookmarkStart w:id="22" w:name="X856f2336fa4f3b50c22e75bd1b5404fc86f57a4"/>
     <w:p>
       <w:pPr>
         <w:pStyle w:val="Heading3"/>
@@ -2216,13 +3197,29 @@
         <w:pStyle w:val="FirstParagraph"/>
       </w:pPr>
       <w:r>
-        <w:t xml:space="preserve">Implemented and run: resampling whole within-test near-duplicate components widens CIs</w:t>
-      </w:r>
-      <w:r>
-        <w:t xml:space="preserve"> </w:t>
-      </w:r>
-      <w:r>
-        <w:t xml:space="preserve">by 1.0–1.5× but</w:t>
+        <w:t xml:space="preserve">Implemented and reported in full. Resampling whole within-test near-duplicate</w:t>
+      </w:r>
+      <w:r>
+        <w:t xml:space="preserve"> </w:t>
+      </w:r>
+      <w:r>
+        <w:t xml:space="preserve">components as blocks widens the CIs by</w:t>
+      </w:r>
+      <w:r>
+        <w:t xml:space="preserve"> </w:t>
+      </w:r>
+      <w:r>
+        <w:rPr>
+          <w:b/>
+          <w:bCs/>
+        </w:rPr>
+        <w:t xml:space="preserve">1.0–1.8×</w:t>
+      </w:r>
+      <w:r>
+        <w:t xml:space="preserve"> </w:t>
+      </w:r>
+      <w:r>
+        <w:t xml:space="preserve">but</w:t>
       </w:r>
       <w:r>
         <w:t xml:space="preserve"> </w:t>
@@ -2235,22 +3232,47 @@
         <w:t xml:space="preserve">flips no verdict</w:t>
       </w:r>
       <w:r>
-        <w:t xml:space="preserve"> </w:t>
-      </w:r>
-      <w:r>
-        <w:t xml:space="preserve">— the RF drop still excludes zero on both datasets</w:t>
-      </w:r>
-      <w:r>
-        <w:t xml:space="preserve"> </w:t>
-      </w:r>
-      <w:r>
-        <w:t xml:space="preserve">(ensembl [0.156, 0.172]; nontata [0.092, 0.126]) and the ensembl-LR drop stays null.</w:t>
-      </w:r>
-      <w:r>
-        <w:t xml:space="preserve"> </w:t>
-      </w:r>
-      <w:r>
-        <w:t xml:space="preserve">The design effect is small because the correlated near-duplicates are test-to-</w:t>
+        <w:t xml:space="preserve">: the RF</w:t>
+      </w:r>
+      <w:r>
+        <w:t xml:space="preserve"> </w:t>
+      </w:r>
+      <w:r>
+        <w:t xml:space="preserve">drop still excludes zero on both datasets (ensembl [0.156, 0.172]; nontata</w:t>
+      </w:r>
+      <w:r>
+        <w:t xml:space="preserve"> </w:t>
+      </w:r>
+      <w:r>
+        <w:t xml:space="preserve">[0.092, 0.126]) and the ensembl LR drop stays null. We now also report the diagnostics</w:t>
+      </w:r>
+      <w:r>
+        <w:t xml:space="preserve"> </w:t>
+      </w:r>
+      <w:r>
+        <w:t xml:space="preserve">the reviewer’s request implies: the intraclass correlation is high (0.91–0.99) yet the</w:t>
+      </w:r>
+      <w:r>
+        <w:t xml:space="preserve"> </w:t>
+      </w:r>
+      <w:r>
+        <w:rPr>
+          <w:b/>
+          <w:bCs/>
+        </w:rPr>
+        <w:t xml:space="preserve">design effect is small</w:t>
+      </w:r>
+      <w:r>
+        <w:t xml:space="preserve"> </w:t>
+      </w:r>
+      <w:r>
+        <w:t xml:space="preserve">(1.06–1.17), because the correlated near-duplicates are</w:t>
+      </w:r>
+      <w:r>
+        <w:t xml:space="preserve"> </w:t>
+      </w:r>
+      <w:r>
+        <w:t xml:space="preserve">test-to-</w:t>
       </w:r>
       <w:r>
         <w:rPr>
@@ -2260,55 +3282,112 @@
         <w:t xml:space="preserve">train</w:t>
       </w:r>
       <w:r>
-        <w:t xml:space="preserve">,</w:t>
-      </w:r>
-      <w:r>
-        <w:t xml:space="preserve"> </w:t>
-      </w:r>
-      <w:r>
-        <w:t xml:space="preserve">not test-to-test (within-test clustering only 1.06–1.19 sequences/component). New</w:t>
-      </w:r>
-      <w:r>
-        <w:t xml:space="preserve"> </w:t>
-      </w:r>
-      <w:r>
-        <w:rPr>
-          <w:b/>
-          <w:bCs/>
-        </w:rPr>
-        <w:t xml:space="preserve">§4.9</w:t>
-      </w:r>
-      <w:r>
-        <w:t xml:space="preserve">; Methods</w:t>
-      </w:r>
-      <w:r>
-        <w:t xml:space="preserve"> </w:t>
-      </w:r>
-      <w:r>
-        <w:rPr>
-          <w:b/>
-          <w:bCs/>
-        </w:rPr>
-        <w:t xml:space="preserve">§3.9</w:t>
-      </w:r>
-      <w:r>
-        <w:t xml:space="preserve">. Every deep-model drop CI (§4.6) already uses this cluster</w:t>
-      </w:r>
-      <w:r>
-        <w:t xml:space="preserve"> </w:t>
-      </w:r>
-      <w:r>
-        <w:t xml:space="preserve">bootstrap. (The full design-effect/ICC/CRVE/combined-source detail is marked as being</w:t>
-      </w:r>
-      <w:r>
-        <w:t xml:space="preserve"> </w:t>
-      </w:r>
-      <w:r>
-        <w:t xml:space="preserve">finalized in §3.9/§4.9.)</w:t>
-      </w:r>
-    </w:p>
-    <w:bookmarkEnd w:id="21"/>
-    <w:bookmarkStart w:id="22" w:name="Xaac6ece5120bd98a3245b8d87c91a4dfcae0454"/>
+        <w:t xml:space="preserve">, not test-to-test — within-test clustering is only 1.06–1.19</w:t>
+      </w:r>
+      <w:r>
+        <w:t xml:space="preserve"> </w:t>
+      </w:r>
+      <w:r>
+        <w:t xml:space="preserve">sequences per component, a regime in which a sample-wise bootstrap of a fixed trained</w:t>
+      </w:r>
+      <w:r>
+        <w:t xml:space="preserve"> </w:t>
+      </w:r>
+      <w:r>
+        <w:t xml:space="preserve">model’s test correctness is nearly unbiased. An analytic Liang–Zeger cluster-robust</w:t>
+      </w:r>
+      <w:r>
+        <w:t xml:space="preserve"> </w:t>
+      </w:r>
+      <w:r>
+        <w:t xml:space="preserve">standard error agrees with the block bootstrap, and a</w:t>
+      </w:r>
+      <w:r>
+        <w:t xml:space="preserve"> </w:t>
+      </w:r>
+      <w:r>
+        <w:rPr>
+          <w:b/>
+          <w:bCs/>
+        </w:rPr>
+        <w:t xml:space="preserve">combined-source interval</w:t>
+      </w:r>
+      <w:r>
+        <w:t xml:space="preserve"> </w:t>
+      </w:r>
+      <w:r>
+        <w:t xml:space="preserve">folding in the five re-split-seed variance still excludes zero for both leaky RF drops</w:t>
+      </w:r>
+      <w:r>
+        <w:t xml:space="preserve"> </w:t>
+      </w:r>
+      <w:r>
+        <w:t xml:space="preserve">(ensembl [0.154, 0.174]; nontata [0.088, 0.129]). Every deep-model drop CI (§4.9) uses</w:t>
+      </w:r>
+      <w:r>
+        <w:t xml:space="preserve"> </w:t>
+      </w:r>
+      <w:r>
+        <w:t xml:space="preserve">this cluster bootstrap.</w:t>
+      </w:r>
+      <w:r>
+        <w:t xml:space="preserve"> </w:t>
+      </w:r>
+      <w:r>
+        <w:rPr>
+          <w:b/>
+          <w:bCs/>
+        </w:rPr>
+        <w:t xml:space="preserve">§4.12</w:t>
+      </w:r>
+      <w:r>
+        <w:t xml:space="preserve">; Methods §3.9.</w:t>
+      </w:r>
+    </w:p>
+    <w:p>
+      <w:pPr>
+        <w:pStyle w:val="BodyText"/>
+      </w:pPr>
+      <w:r>
+        <w:t xml:space="preserve">Relatedly, because we report roughly a dozen leaky-versus-clean delta intervals, we</w:t>
+      </w:r>
+      <w:r>
+        <w:t xml:space="preserve"> </w:t>
+      </w:r>
+      <w:r>
+        <w:t xml:space="preserve">applied a</w:t>
+      </w:r>
+      <w:r>
+        <w:t xml:space="preserve"> </w:t>
+      </w:r>
+      <w:r>
+        <w:rPr>
+          <w:b/>
+          <w:bCs/>
+        </w:rPr>
+        <w:t xml:space="preserve">Benjamini–Hochberg correction</w:t>
+      </w:r>
+      <w:r>
+        <w:t xml:space="preserve"> </w:t>
+      </w:r>
+      <w:r>
+        <w:t xml:space="preserve">at q = 0.05: it leaves the two leaky RF</w:t>
+      </w:r>
+      <w:r>
+        <w:t xml:space="preserve"> </w:t>
+      </w:r>
+      <w:r>
+        <w:t xml:space="preserve">drops and the nontata LR drop significant and no clean or three-class delta</w:t>
+      </w:r>
+      <w:r>
+        <w:t xml:space="preserve"> </w:t>
+      </w:r>
+      <w:r>
+        <w:t xml:space="preserve">significant, so multiplicity changes no verdict either.</w:t>
+      </w:r>
+    </w:p>
+    <w:bookmarkEnd w:id="22"/>
+    <w:bookmarkStart w:id="23" w:name="Xaac6ece5120bd98a3245b8d87c91a4dfcae0454"/>
     <w:p>
       <w:pPr>
         <w:pStyle w:val="Heading3"/>
@@ -2378,7 +3457,7 @@
         <w:t xml:space="preserve"> </w:t>
       </w:r>
       <w:r>
-        <w:t xml:space="preserve">census settles this metric-independently (</w:t>
+        <w:t xml:space="preserve">census settles the matter metric-independently (</w:t>
       </w:r>
       <w:r>
         <w:rPr>
@@ -2411,13 +3490,19 @@
         <w:t xml:space="preserve"> </w:t>
       </w:r>
       <w:r>
-        <w:t xml:space="preserve">= 0 exact but 22.5% near-duplicates at</w:t>
-      </w:r>
-      <w:r>
-        <w:t xml:space="preserve"> </w:t>
-      </w:r>
-      <w:r>
-        <w:t xml:space="preserve">Jaccard ≥0.9). We keep</w:t>
+        <w:t xml:space="preserve">= 0 exact duplicates yet 22.5%</w:t>
+      </w:r>
+      <w:r>
+        <w:t xml:space="preserve"> </w:t>
+      </w:r>
+      <w:r>
+        <w:t xml:space="preserve">near-duplicates at Jaccard ≥ 0.9 — the more homology-like but statistically weaker</w:t>
+      </w:r>
+      <w:r>
+        <w:t xml:space="preserve"> </w:t>
+      </w:r>
+      <w:r>
+        <w:t xml:space="preserve">case). We keep</w:t>
       </w:r>
       <w:r>
         <w:t xml:space="preserve"> </w:t>
@@ -2429,13 +3514,13 @@
         <w:t xml:space="preserve"> </w:t>
       </w:r>
       <w:r>
-        <w:t xml:space="preserve">only where the alignment/containment re-measure</w:t>
-      </w:r>
-      <w:r>
-        <w:t xml:space="preserve"> </w:t>
-      </w:r>
-      <w:r>
-        <w:t xml:space="preserve">earns it (Methods §3.3), and we downgrade the report card’s green verdicts to</w:t>
+        <w:t xml:space="preserve">only where the alignment or containment re-measure earns it</w:t>
+      </w:r>
+      <w:r>
+        <w:t xml:space="preserve"> </w:t>
+      </w:r>
+      <w:r>
+        <w:t xml:space="preserve">(Methods §3.4), and we downgrade the report card’s green verdicts to</w:t>
       </w:r>
       <w:r>
         <w:t xml:space="preserve"> </w:t>
@@ -2453,19 +3538,13 @@
         <w:t xml:space="preserve"> </w:t>
       </w:r>
       <w:r>
-        <w:t xml:space="preserve">(Table 2,</w:t>
-      </w:r>
-      <w:r>
-        <w:t xml:space="preserve"> </w:t>
-      </w:r>
-      <w:r>
-        <w:t xml:space="preserve">Discussion), since a clean verdict carries a heavier evidential burden than a leaky</w:t>
-      </w:r>
-      <w:r>
-        <w:t xml:space="preserve"> </w:t>
-      </w:r>
-      <w:r>
-        <w:t xml:space="preserve">one.</w:t>
+        <w:t xml:space="preserve">(Table 2, §5),</w:t>
+      </w:r>
+      <w:r>
+        <w:t xml:space="preserve"> </w:t>
+      </w:r>
+      <w:r>
+        <w:t xml:space="preserve">since a clean verdict carries a heavier evidential burden than a leaky one.</w:t>
       </w:r>
     </w:p>
     <w:p>
@@ -2475,9 +3554,9 @@
         </w:pict>
       </w:r>
     </w:p>
-    <w:bookmarkEnd w:id="22"/>
     <w:bookmarkEnd w:id="23"/>
-    <w:bookmarkStart w:id="24" w:name="Xf2d6194e5e245afe0f4cb667db8dbb32a95dab6"/>
+    <w:bookmarkEnd w:id="24"/>
+    <w:bookmarkStart w:id="25" w:name="Xf2d6194e5e245afe0f4cb667db8dbb32a95dab6"/>
     <w:p>
       <w:pPr>
         <w:pStyle w:val="Heading2"/>
@@ -2497,19 +3576,19 @@
         <w:pStyle w:val="FirstParagraph"/>
       </w:pPr>
       <w:r>
-        <w:t xml:space="preserve">The revision adds the two hard-gate experiments the panel expected — a trained deep</w:t>
-      </w:r>
-      <w:r>
-        <w:t xml:space="preserve"> </w:t>
-      </w:r>
-      <w:r>
-        <w:t xml:space="preserve">model (from-scratch CNN dose-response, §4.6) and alignment-based validation (MMseqs2,</w:t>
-      </w:r>
-      <w:r>
-        <w:t xml:space="preserve"> </w:t>
-      </w:r>
-      <w:r>
-        <w:t xml:space="preserve">§4.7) — plus the most decisive genomics-standard control, a</w:t>
+        <w:t xml:space="preserve">We agree it could not be addressed quickly, and did not try to. The revision adds the</w:t>
+      </w:r>
+      <w:r>
+        <w:t xml:space="preserve"> </w:t>
+      </w:r>
+      <w:r>
+        <w:t xml:space="preserve">two hard-gate experiments the panel expected — a trained deep model (§4.9) and</w:t>
+      </w:r>
+      <w:r>
+        <w:t xml:space="preserve"> </w:t>
+      </w:r>
+      <w:r>
+        <w:t xml:space="preserve">alignment-based validation (§4.11) — plus the genomics-standard</w:t>
       </w:r>
       <w:r>
         <w:t xml:space="preserve"> </w:t>
@@ -2533,13 +3612,13 @@
           <w:b/>
           <w:bCs/>
         </w:rPr>
-        <w:t xml:space="preserve">split</w:t>
-      </w:r>
-      <w:r>
-        <w:t xml:space="preserve"> </w:t>
-      </w:r>
-      <w:r>
-        <w:t xml:space="preserve">(§4.8), which independently reproduces the marquee</w:t>
+        <w:t xml:space="preserve">control</w:t>
+      </w:r>
+      <w:r>
+        <w:t xml:space="preserve"> </w:t>
+      </w:r>
+      <w:r>
+        <w:t xml:space="preserve">(§4.11), which independently reproduces the marquee</w:t>
       </w:r>
       <w:r>
         <w:t xml:space="preserve"> </w:t>
@@ -2554,7 +3633,7 @@
         <w:t xml:space="preserve"> </w:t>
       </w:r>
       <w:r>
-        <w:t xml:space="preserve">demotion (RF rank 1→4) and independently confirms that</w:t>
+        <w:t xml:space="preserve">demotion (RF rank 1 → 4, identical corrected order) and independently confirms</w:t>
       </w:r>
       <w:r>
         <w:t xml:space="preserve"> </w:t>
@@ -2569,19 +3648,51 @@
         <w:t xml:space="preserve"> </w:t>
       </w:r>
       <w:r>
-        <w:t xml:space="preserve">is</w:t>
-      </w:r>
-      <w:r>
-        <w:t xml:space="preserve"> </w:t>
-      </w:r>
-      <w:r>
-        <w:t xml:space="preserve">the partial case (RF stays rank 1). We also closed two internal issues a careful</w:t>
-      </w:r>
-      <w:r>
-        <w:t xml:space="preserve"> </w:t>
-      </w:r>
-      <w:r>
-        <w:t xml:space="preserve">reviewer would have flagged: the central claim is now honestly rescoped to</w:t>
+        <w:t xml:space="preserve">as the partial case (RF stays rank 1). Beyond those, it adds</w:t>
+      </w:r>
+      <w:r>
+        <w:t xml:space="preserve"> </w:t>
+      </w:r>
+      <w:r>
+        <w:t xml:space="preserve">the nine-model roster, the construct-and-break manipulation, the coordinate-space</w:t>
+      </w:r>
+      <w:r>
+        <w:t xml:space="preserve"> </w:t>
+      </w:r>
+      <w:r>
+        <w:t xml:space="preserve">analysis, the cross-suite census with its honest null, the tuning-selection experiment,</w:t>
+      </w:r>
+      <w:r>
+        <w:t xml:space="preserve"> </w:t>
+      </w:r>
+      <w:r>
+        <w:t xml:space="preserve">and the diagnostic condition — six experiments that did not exist in the prior</w:t>
+      </w:r>
+      <w:r>
+        <w:t xml:space="preserve"> </w:t>
+      </w:r>
+      <w:r>
+        <w:t xml:space="preserve">submission.</w:t>
+      </w:r>
+    </w:p>
+    <w:p>
+      <w:pPr>
+        <w:pStyle w:val="BodyText"/>
+      </w:pPr>
+      <w:r>
+        <w:t xml:space="preserve">We also closed three internal issues a careful reviewer would have flagged:</w:t>
+      </w:r>
+    </w:p>
+    <w:p>
+      <w:pPr>
+        <w:pStyle w:val="Compact"/>
+        <w:numPr>
+          <w:ilvl w:val="0"/>
+          <w:numId w:val="1003"/>
+        </w:numPr>
+      </w:pPr>
+      <w:r>
+        <w:t xml:space="preserve">the central claim is honestly rescoped to</w:t>
       </w:r>
       <w:r>
         <w:t xml:space="preserve"> </w:t>
@@ -2596,25 +3707,46 @@
         <w:t xml:space="preserve"> </w:t>
       </w:r>
       <w:r>
-        <w:t xml:space="preserve">(n=1 clean, partial on the second), and the previously</w:t>
-      </w:r>
-      <w:r>
-        <w:t xml:space="preserve"> </w:t>
-      </w:r>
-      <w:r>
-        <w:t xml:space="preserve">inconsistent headline drop numbers are reconciled to a single decision rule</w:t>
-      </w:r>
-      <w:r>
-        <w:t xml:space="preserve"> </w:t>
-      </w:r>
-      <w:r>
-        <w:t xml:space="preserve">(.predict()/argmax) and estimator (5-seed-mean + bootstrap CI), removing the earlier</w:t>
-      </w:r>
-      <w:r>
-        <w:t xml:space="preserve"> </w:t>
-      </w:r>
-      <w:r>
-        <w:t xml:space="preserve">three-coexisting-values spread and the incorrect</w:t>
+        <w:t xml:space="preserve">(n=1 clean,</w:t>
+      </w:r>
+      <w:r>
+        <w:t xml:space="preserve"> </w:t>
+      </w:r>
+      <w:r>
+        <w:t xml:space="preserve">partial on the second);</w:t>
+      </w:r>
+    </w:p>
+    <w:p>
+      <w:pPr>
+        <w:pStyle w:val="Compact"/>
+        <w:numPr>
+          <w:ilvl w:val="0"/>
+          <w:numId w:val="1003"/>
+        </w:numPr>
+      </w:pPr>
+      <w:r>
+        <w:t xml:space="preserve">the previously inconsistent headline drop numbers are reconciled to a single</w:t>
+      </w:r>
+      <w:r>
+        <w:t xml:space="preserve"> </w:t>
+      </w:r>
+      <w:r>
+        <w:t xml:space="preserve">decision rule (</w:t>
+      </w:r>
+      <w:r>
+        <w:rPr>
+          <w:rStyle w:val="VerbatimChar"/>
+        </w:rPr>
+        <w:t xml:space="preserve">.predict()</w:t>
+      </w:r>
+      <w:r>
+        <w:t xml:space="preserve">/argmax) and estimator (5-seed mean + bootstrap CI),</w:t>
+      </w:r>
+      <w:r>
+        <w:t xml:space="preserve"> </w:t>
+      </w:r>
+      <w:r>
+        <w:t xml:space="preserve">removing the earlier three-coexisting-values spread and the incorrect</w:t>
       </w:r>
       <w:r>
         <w:t xml:space="preserve"> </w:t>
@@ -2626,11 +3758,47 @@
         <w:t xml:space="preserve"> </w:t>
       </w:r>
       <w:r>
-        <w:t xml:space="preserve">wording.</w:t>
-      </w:r>
-    </w:p>
-    <w:bookmarkEnd w:id="24"/>
+        <w:t xml:space="preserve">wording — the true causes were a decision-rule</w:t>
+      </w:r>
+      <w:r>
+        <w:t xml:space="preserve"> </w:t>
+      </w:r>
+      <w:r>
+        <w:t xml:space="preserve">inconsistency and a point-vs-mean estimator choice, and we say so;</w:t>
+      </w:r>
+    </w:p>
+    <w:p>
+      <w:pPr>
+        <w:pStyle w:val="Compact"/>
+        <w:numPr>
+          <w:ilvl w:val="0"/>
+          <w:numId w:val="1003"/>
+        </w:numPr>
+      </w:pPr>
+      <w:r>
+        <w:t xml:space="preserve">every pre-registered prediction is now scored in the text whether or not it held.</w:t>
+      </w:r>
+      <w:r>
+        <w:t xml:space="preserve"> </w:t>
+      </w:r>
+      <w:r>
+        <w:t xml:space="preserve">Of the five, P1 holds under the corrected gap and fails under the raw one, P2 holds</w:t>
+      </w:r>
+      <w:r>
+        <w:t xml:space="preserve"> </w:t>
+      </w:r>
+      <w:r>
+        <w:t xml:space="preserve">on one leaky dataset and fails on the other, P3 and P4 hold, and P5 fails outright.</w:t>
+      </w:r>
+      <w:r>
+        <w:t xml:space="preserve"> </w:t>
+      </w:r>
+      <w:r>
+        <w:t xml:space="preserve">We report the failures as prominently as the successes.</w:t>
+      </w:r>
+    </w:p>
     <w:bookmarkEnd w:id="25"/>
+    <w:bookmarkEnd w:id="26"/>
     <w:sectPr>
       <w:footnotePr>
         <w:numRestart w:val="eachSect"/>
@@ -2963,6 +4131,9 @@
     </w:lvlOverride>
   </w:num>
   <w:num w:numId="1002">
+    <w:abstractNumId w:val="991"/>
+  </w:num>
+  <w:num w:numId="1003">
     <w:abstractNumId w:val="991"/>
   </w:num>
 </w:numbering>

--- a/paper/response_to_reviewers.docx
+++ b/paper/response_to_reviewers.docx
@@ -3012,77 +3012,133 @@
         <w:t xml:space="preserve"> </w:t>
       </w:r>
       <w:r>
-        <w:t xml:space="preserve">holding whole near-duplicate clusters out together (the honest version).</w:t>
-      </w:r>
-      <w:r>
-        <w:t xml:space="preserve"> </w:t>
-      </w:r>
-      <w:r>
-        <w:rPr>
-          <w:b/>
-          <w:bCs/>
-        </w:rPr>
-        <w:t xml:space="preserve">Both</w:t>
-      </w:r>
-      <w:r>
-        <w:rPr>
-          <w:b/>
-          <w:bCs/>
-        </w:rPr>
-        <w:t xml:space="preserve"> </w:t>
-      </w:r>
-      <w:r>
-        <w:rPr>
-          <w:b/>
-          <w:bCs/>
-        </w:rPr>
-        <w:t xml:space="preserve">select min_samples_leaf = 1</w:t>
-      </w:r>
-      <w:r>
-        <w:t xml:space="preserve">, the memorizing default, with cross-validated accuracy</w:t>
-      </w:r>
-      <w:r>
-        <w:t xml:space="preserve"> </w:t>
-      </w:r>
-      <w:r>
-        <w:t xml:space="preserve">falling monotonically as leaf size grows (0.914 → 0.786 naive, 0.823 → 0.783 grouped).</w:t>
-      </w:r>
-      <w:r>
-        <w:t xml:space="preserve"> </w:t>
-      </w:r>
-      <w:r>
-        <w:t xml:space="preserve">Our own pre-registered expectation P5 — that the grouped procedure would select a more</w:t>
-      </w:r>
-      <w:r>
-        <w:t xml:space="preserve"> </w:t>
-      </w:r>
-      <w:r>
-        <w:t xml:space="preserve">regularized forest — was</w:t>
-      </w:r>
-      <w:r>
-        <w:t xml:space="preserve"> </w:t>
-      </w:r>
-      <w:r>
-        <w:rPr>
-          <w:b/>
-          <w:bCs/>
-        </w:rPr>
-        <w:t xml:space="preserve">wrong</w:t>
-      </w:r>
-      <w:r>
-        <w:t xml:space="preserve">, and the outcome answers the objection more</w:t>
-      </w:r>
-      <w:r>
-        <w:t xml:space="preserve"> </w:t>
-      </w:r>
-      <w:r>
-        <w:t xml:space="preserve">forcefully than the expectation would have: the untuned default is not a careless</w:t>
-      </w:r>
-      <w:r>
-        <w:t xml:space="preserve"> </w:t>
-      </w:r>
-      <w:r>
-        <w:t xml:space="preserve">choice a tuner would correct, it is</w:t>
+        <w:t xml:space="preserve">holding whole near-duplicate clusters out together (the honest version). We ran both</w:t>
+      </w:r>
+      <w:r>
+        <w:t xml:space="preserve"> </w:t>
+      </w:r>
+      <w:r>
+        <w:t xml:space="preserve">schemes on</w:t>
+      </w:r>
+      <w:r>
+        <w:t xml:space="preserve"> </w:t>
+      </w:r>
+      <w:r>
+        <w:rPr>
+          <w:b/>
+          <w:bCs/>
+        </w:rPr>
+        <w:t xml:space="preserve">both</w:t>
+      </w:r>
+      <w:r>
+        <w:t xml:space="preserve"> </w:t>
+      </w:r>
+      <w:r>
+        <w:t xml:space="preserve">leaky datasets.</w:t>
+      </w:r>
+    </w:p>
+    <w:p>
+      <w:pPr>
+        <w:pStyle w:val="BodyText"/>
+      </w:pPr>
+      <w:r>
+        <w:t xml:space="preserve">On</w:t>
+      </w:r>
+      <w:r>
+        <w:t xml:space="preserve"> </w:t>
+      </w:r>
+      <w:r>
+        <w:rPr>
+          <w:rStyle w:val="VerbatimChar"/>
+        </w:rPr>
+        <w:t xml:space="preserve">human_enhancers_ensembl</w:t>
+      </w:r>
+      <w:r>
+        <w:t xml:space="preserve">, the dataset carrying the reordering claim, the two</w:t>
+      </w:r>
+      <w:r>
+        <w:t xml:space="preserve"> </w:t>
+      </w:r>
+      <w:r>
+        <w:t xml:space="preserve">procedures diverge and the consequence is stark. Ordinary cross-validation selects</w:t>
+      </w:r>
+      <w:r>
+        <w:t xml:space="preserve"> </w:t>
+      </w:r>
+      <w:r>
+        <w:rPr>
+          <w:b/>
+          <w:bCs/>
+        </w:rPr>
+        <w:t xml:space="preserve">min_samples_leaf = 1</w:t>
+      </w:r>
+      <w:r>
+        <w:t xml:space="preserve">, the memorizing default, and the model it selects scores 0.860</w:t>
+      </w:r>
+      <w:r>
+        <w:t xml:space="preserve"> </w:t>
+      </w:r>
+      <w:r>
+        <w:t xml:space="preserve">as shipped but 0.696 once the leakage is removed — a loss of 16.4 points. Cluster-grouped</w:t>
+      </w:r>
+      <w:r>
+        <w:t xml:space="preserve"> </w:t>
+      </w:r>
+      <w:r>
+        <w:t xml:space="preserve">cross-validation selects</w:t>
+      </w:r>
+      <w:r>
+        <w:t xml:space="preserve"> </w:t>
+      </w:r>
+      <w:r>
+        <w:rPr>
+          <w:b/>
+          <w:bCs/>
+        </w:rPr>
+        <w:t xml:space="preserve">min_samples_leaf = 20</w:t>
+      </w:r>
+      <w:r>
+        <w:t xml:space="preserve">, and that model loses only 2.2 points</w:t>
+      </w:r>
+      <w:r>
+        <w:t xml:space="preserve"> </w:t>
+      </w:r>
+      <w:r>
+        <w:t xml:space="preserve">(0.751 → 0.729). So tuning does not rescue the practitioner: ordinary tuning actively</w:t>
+      </w:r>
+      <w:r>
+        <w:t xml:space="preserve"> </w:t>
+      </w:r>
+      <w:r>
+        <w:t xml:space="preserve">selects the configuration whose apparent advantage is almost entirely leakage. Worse, the</w:t>
+      </w:r>
+      <w:r>
+        <w:t xml:space="preserve"> </w:t>
+      </w:r>
+      <w:r>
+        <w:t xml:space="preserve">benchmark</w:t>
+      </w:r>
+      <w:r>
+        <w:t xml:space="preserve"> </w:t>
+      </w:r>
+      <w:r>
+        <w:rPr>
+          <w:b/>
+          <w:bCs/>
+        </w:rPr>
+        <w:t xml:space="preserve">punishes the correct methodology</w:t>
+      </w:r>
+      <w:r>
+        <w:t xml:space="preserve"> </w:t>
+      </w:r>
+      <w:r>
+        <w:t xml:space="preserve">— the leakage-aware tuner’s model looks</w:t>
+      </w:r>
+      <w:r>
+        <w:t xml:space="preserve"> </w:t>
+      </w:r>
+      <w:r>
+        <w:t xml:space="preserve">10.8 points</w:t>
       </w:r>
       <w:r>
         <w:t xml:space="preserve"> </w:t>
@@ -3092,39 +3148,13 @@
           <w:i/>
           <w:iCs/>
         </w:rPr>
-        <w:t xml:space="preserve">what tuning selects</w:t>
-      </w:r>
-      <w:r>
-        <w:t xml:space="preserve">. Discussion §5.</w:t>
-      </w:r>
-    </w:p>
-    <w:p>
-      <w:pPr>
-        <w:pStyle w:val="BodyText"/>
-      </w:pPr>
-      <w:r>
-        <w:t xml:space="preserve">We flag one scope limit squarely: this run is reported for</w:t>
-      </w:r>
-      <w:r>
-        <w:t xml:space="preserve"> </w:t>
-      </w:r>
-      <w:r>
-        <w:rPr>
-          <w:rStyle w:val="VerbatimChar"/>
-        </w:rPr>
-        <w:t xml:space="preserve">human_nontata_promoters</w:t>
-      </w:r>
-      <w:r>
-        <w:t xml:space="preserve"> </w:t>
-      </w:r>
-      <w:r>
-        <w:t xml:space="preserve">only, because the corresponding ensembl run exceeded our compute budget. It therefore</w:t>
-      </w:r>
-      <w:r>
-        <w:t xml:space="preserve"> </w:t>
-      </w:r>
-      <w:r>
-        <w:t xml:space="preserve">establishes that leaky cross-validation selects the memorizing configuration on</w:t>
+        <w:t xml:space="preserve">worse</w:t>
+      </w:r>
+      <w:r>
+        <w:t xml:space="preserve"> </w:t>
+      </w:r>
+      <w:r>
+        <w:t xml:space="preserve">as shipped while being 3.3 points</w:t>
       </w:r>
       <w:r>
         <w:t xml:space="preserve"> </w:t>
@@ -3134,13 +3164,88 @@
           <w:i/>
           <w:iCs/>
         </w:rPr>
-        <w:t xml:space="preserve">a</w:t>
-      </w:r>
-      <w:r>
-        <w:t xml:space="preserve"> </w:t>
-      </w:r>
-      <w:r>
-        <w:t xml:space="preserve">leaky dataset, not yet on the specific dataset carrying the reordering claim.</w:t>
+        <w:t xml:space="preserve">better</w:t>
+      </w:r>
+      <w:r>
+        <w:t xml:space="preserve"> </w:t>
+      </w:r>
+      <w:r>
+        <w:t xml:space="preserve">corrected. On</w:t>
+      </w:r>
+      <w:r>
+        <w:t xml:space="preserve"> </w:t>
+      </w:r>
+      <w:r>
+        <w:rPr>
+          <w:rStyle w:val="VerbatimChar"/>
+        </w:rPr>
+        <w:t xml:space="preserve">human_nontata_promoters</w:t>
+      </w:r>
+      <w:r>
+        <w:t xml:space="preserve"> </w:t>
+      </w:r>
+      <w:r>
+        <w:t xml:space="preserve">both procedures select leaf = 1, so our pre-registered</w:t>
+      </w:r>
+      <w:r>
+        <w:t xml:space="preserve"> </w:t>
+      </w:r>
+      <w:r>
+        <w:t xml:space="preserve">expectation P5 holds on</w:t>
+      </w:r>
+      <w:r>
+        <w:t xml:space="preserve"> </w:t>
+      </w:r>
+      <w:r>
+        <w:rPr>
+          <w:rStyle w:val="VerbatimChar"/>
+        </w:rPr>
+        <w:t xml:space="preserve">human_enhancers_ensembl</w:t>
+      </w:r>
+      <w:r>
+        <w:t xml:space="preserve"> </w:t>
+      </w:r>
+      <w:r>
+        <w:t xml:space="preserve">and ties, rather than reverses, on</w:t>
+      </w:r>
+      <w:r>
+        <w:t xml:space="preserve"> </w:t>
+      </w:r>
+      <w:r>
+        <w:rPr>
+          <w:rStyle w:val="VerbatimChar"/>
+        </w:rPr>
+        <w:t xml:space="preserve">human_nontata_promoters</w:t>
+      </w:r>
+      <w:r>
+        <w:t xml:space="preserve">. Discussion §5.</w:t>
+      </w:r>
+    </w:p>
+    <w:p>
+      <w:pPr>
+        <w:pStyle w:val="BodyText"/>
+      </w:pPr>
+      <w:r>
+        <w:t xml:space="preserve">The objection is therefore answered on the dataset where it matters: the untuned default</w:t>
+      </w:r>
+      <w:r>
+        <w:t xml:space="preserve"> </w:t>
+      </w:r>
+      <w:r>
+        <w:t xml:space="preserve">is not a careless choice a tuner would correct, it is</w:t>
+      </w:r>
+      <w:r>
+        <w:t xml:space="preserve"> </w:t>
+      </w:r>
+      <w:r>
+        <w:rPr>
+          <w:i/>
+          <w:iCs/>
+        </w:rPr>
+        <w:t xml:space="preserve">what ordinary tuning selects</w:t>
+      </w:r>
+      <w:r>
+        <w:t xml:space="preserve">.</w:t>
       </w:r>
     </w:p>
     <w:p>
@@ -3782,19 +3887,68 @@
         <w:t xml:space="preserve"> </w:t>
       </w:r>
       <w:r>
-        <w:t xml:space="preserve">Of the five, P1 holds under the corrected gap and fails under the raw one, P2 holds</w:t>
-      </w:r>
-      <w:r>
-        <w:t xml:space="preserve"> </w:t>
-      </w:r>
-      <w:r>
-        <w:t xml:space="preserve">on one leaky dataset and fails on the other, P3 and P4 hold, and P5 fails outright.</w:t>
-      </w:r>
-      <w:r>
-        <w:t xml:space="preserve"> </w:t>
-      </w:r>
-      <w:r>
-        <w:t xml:space="preserve">We report the failures as prominently as the successes.</w:t>
+        <w:t xml:space="preserve">Of the six, P1</w:t>
+      </w:r>
+      <w:r>
+        <w:t xml:space="preserve"> </w:t>
+      </w:r>
+      <w:r>
+        <w:rPr>
+          <w:b/>
+          <w:bCs/>
+        </w:rPr>
+        <w:t xml:space="preserve">fails as registered</w:t>
+      </w:r>
+      <w:r>
+        <w:t xml:space="preserve"> </w:t>
+      </w:r>
+      <w:r>
+        <w:t xml:space="preserve">— the corrected-gap result that favours it was</w:t>
+      </w:r>
+      <w:r>
+        <w:t xml:space="preserve"> </w:t>
+      </w:r>
+      <w:r>
+        <w:t xml:space="preserve">defined after P1 was committed and we label it post hoc rather than count it — P2 holds</w:t>
+      </w:r>
+      <w:r>
+        <w:t xml:space="preserve"> </w:t>
+      </w:r>
+      <w:r>
+        <w:t xml:space="preserve">on one leaky dataset and fails on the other, P3 and P4 hold, P5 holds on</w:t>
+      </w:r>
+      <w:r>
+        <w:t xml:space="preserve"> </w:t>
+      </w:r>
+      <w:r>
+        <w:rPr>
+          <w:rStyle w:val="VerbatimChar"/>
+        </w:rPr>
+        <w:t xml:space="preserve">human_enhancers_ensembl</w:t>
+      </w:r>
+      <w:r>
+        <w:t xml:space="preserve"> </w:t>
+      </w:r>
+      <w:r>
+        <w:t xml:space="preserve">and ties on</w:t>
+      </w:r>
+      <w:r>
+        <w:t xml:space="preserve"> </w:t>
+      </w:r>
+      <w:r>
+        <w:rPr>
+          <w:rStyle w:val="VerbatimChar"/>
+        </w:rPr>
+        <w:t xml:space="preserve">human_nontata_promoters</w:t>
+      </w:r>
+      <w:r>
+        <w:t xml:space="preserve">, and P6 holds on all ten</w:t>
+      </w:r>
+      <w:r>
+        <w:t xml:space="preserve"> </w:t>
+      </w:r>
+      <w:r>
+        <w:t xml:space="preserve">doses. We report the failures as prominently as the successes.</w:t>
       </w:r>
     </w:p>
     <w:bookmarkEnd w:id="25"/>

--- a/paper/response_to_reviewers.docx
+++ b/paper/response_to_reviewers.docx
@@ -416,13 +416,13 @@
         <w:t xml:space="preserve"> </w:t>
       </w:r>
       <w:r>
-        <w:t xml:space="preserve">unchanged to the Nucleotide Transformer downstream tasks. Three of twelve</w:t>
-      </w:r>
-      <w:r>
-        <w:t xml:space="preserve"> </w:t>
-      </w:r>
-      <w:r>
-        <w:t xml:space="preserve">independent tasks are leaky, one at 25.0%</w:t>
+        <w:t xml:space="preserve">unchanged to the Nucleotide Transformer downstream tasks. Three of eleven</w:t>
+      </w:r>
+      <w:r>
+        <w:t xml:space="preserve"> </w:t>
+      </w:r>
+      <w:r>
+        <w:t xml:space="preserve">independent tasks are leaky and six more borderline, one at 25.0%</w:t>
       </w:r>
       <w:r>
         <w:t xml:space="preserve"> </w:t>
@@ -438,7 +438,7 @@
         <w:t xml:space="preserve"> </w:t>
       </w:r>
       <w:r>
-        <w:t xml:space="preserve">train/test overlap</w:t>
+        <w:t xml:space="preserve">train/test overlap.</w:t>
       </w:r>
       <w:r>
         <w:t xml:space="preserve"> </w:t>
@@ -1606,7 +1606,7 @@
         <w:t xml:space="preserve"> </w:t>
       </w:r>
       <w:r>
-        <w:t xml:space="preserve">biological reason (§4.12): ensembl’s clusters are 99.6% pairwise with largest-cluster</w:t>
+        <w:t xml:space="preserve">biological reason (§4.13): ensembl’s clusters are 99.6% pairwise with largest-cluster</w:t>
       </w:r>
       <w:r>
         <w:t xml:space="preserve"> </w:t>
@@ -1642,7 +1642,7 @@
         <w:t xml:space="preserve"> </w:t>
       </w:r>
       <w:r>
-        <w:t xml:space="preserve">as the deployment-relevant control (§4.11). This is the core of the</w:t>
+        <w:t xml:space="preserve">as the deployment-relevant control (§4.12). This is the core of the</w:t>
       </w:r>
       <w:r>
         <w:t xml:space="preserve"> </w:t>
@@ -1880,7 +1880,7 @@
           <w:b/>
           <w:bCs/>
         </w:rPr>
-        <w:t xml:space="preserve">§4.11</w:t>
+        <w:t xml:space="preserve">§4.12</w:t>
       </w:r>
       <w:r>
         <w:t xml:space="preserve">, Methods</w:t>
@@ -2105,7 +2105,7 @@
           <w:b/>
           <w:bCs/>
         </w:rPr>
-        <w:t xml:space="preserve">§4.12</w:t>
+        <w:t xml:space="preserve">§4.13</w:t>
       </w:r>
       <w:r>
         <w:t xml:space="preserve">; Methods §3.9.</w:t>
@@ -2242,7 +2242,7 @@
           <w:b/>
           <w:bCs/>
         </w:rPr>
-        <w:t xml:space="preserve">§4.11</w:t>
+        <w:t xml:space="preserve">§4.12</w:t>
       </w:r>
       <w:r>
         <w:t xml:space="preserve">,</w:t>
@@ -2369,7 +2369,7 @@
           <w:b/>
           <w:bCs/>
         </w:rPr>
-        <w:t xml:space="preserve">§4.12</w:t>
+        <w:t xml:space="preserve">§4.13</w:t>
       </w:r>
       <w:r>
         <w:t xml:space="preserve">;</w:t>
@@ -2420,7 +2420,7 @@
         <w:t xml:space="preserve"> </w:t>
       </w:r>
       <w:r>
-        <w:t xml:space="preserve">that drives the recommendation: the length-robust containment index (§4.1, §4.12) as</w:t>
+        <w:t xml:space="preserve">that drives the recommendation: the length-robust containment index (§4.1, §4.13) as</w:t>
       </w:r>
       <w:r>
         <w:t xml:space="preserve"> </w:t>
@@ -3443,7 +3443,7 @@
           <w:b/>
           <w:bCs/>
         </w:rPr>
-        <w:t xml:space="preserve">§4.12</w:t>
+        <w:t xml:space="preserve">§4.13</w:t>
       </w:r>
       <w:r>
         <w:t xml:space="preserve">; Methods §3.9.</w:t>
@@ -3693,7 +3693,7 @@
         <w:t xml:space="preserve"> </w:t>
       </w:r>
       <w:r>
-        <w:t xml:space="preserve">alignment-based validation (§4.11) — plus the genomics-standard</w:t>
+        <w:t xml:space="preserve">alignment-based validation (§4.12) — plus the genomics-standard</w:t>
       </w:r>
       <w:r>
         <w:t xml:space="preserve"> </w:t>
@@ -3723,7 +3723,7 @@
         <w:t xml:space="preserve"> </w:t>
       </w:r>
       <w:r>
-        <w:t xml:space="preserve">(§4.11), which independently reproduces the marquee</w:t>
+        <w:t xml:space="preserve">(§4.12), which independently reproduces the marquee</w:t>
       </w:r>
       <w:r>
         <w:t xml:space="preserve"> </w:t>

--- a/paper/response_to_reviewers.docx
+++ b/paper/response_to_reviewers.docx
@@ -422,7 +422,7 @@
         <w:t xml:space="preserve"> </w:t>
       </w:r>
       <w:r>
-        <w:t xml:space="preserve">independent tasks are leaky and six more borderline, one at 25.0%</w:t>
+        <w:t xml:space="preserve">independent tasks are leaky — one at 25.0%</w:t>
       </w:r>
       <w:r>
         <w:t xml:space="preserve"> </w:t>
@@ -438,7 +438,7 @@
         <w:t xml:space="preserve"> </w:t>
       </w:r>
       <w:r>
-        <w:t xml:space="preserve">train/test overlap.</w:t>
+        <w:t xml:space="preserve">train/test overlap — and six more borderline.</w:t>
       </w:r>
       <w:r>
         <w:t xml:space="preserve"> </w:t>
@@ -3355,7 +3355,7 @@
         <w:t xml:space="preserve"> </w:t>
       </w:r>
       <w:r>
-        <w:t xml:space="preserve">the reviewer’s request implies: the intraclass correlation is high (0.91–0.99) yet the</w:t>
+        <w:t xml:space="preserve">the reviewer’s request implies: the intraclass correlation is high (0.78–0.99) yet the</w:t>
       </w:r>
       <w:r>
         <w:t xml:space="preserve"> </w:t>

--- a/paper/response_to_reviewers.docx
+++ b/paper/response_to_reviewers.docx
@@ -438,13 +438,13 @@
         <w:t xml:space="preserve"> </w:t>
       </w:r>
       <w:r>
-        <w:t xml:space="preserve">train/test overlap — and six more borderline.</w:t>
-      </w:r>
-      <w:r>
-        <w:t xml:space="preserve"> </w:t>
-      </w:r>
-      <w:r>
-        <w:t xml:space="preserve">(verified on a separate code path using no k-mers).</w:t>
+        <w:t xml:space="preserve">train/test overlap,</w:t>
+      </w:r>
+      <w:r>
+        <w:t xml:space="preserve"> </w:t>
+      </w:r>
+      <w:r>
+        <w:t xml:space="preserve">verified on a separate code path using no k-mers — and six more borderline.</w:t>
       </w:r>
       <w:r>
         <w:t xml:space="preserve"> </w:t>
@@ -564,6 +564,61 @@
       </w:r>
       <w:r>
         <w:t xml:space="preserve">baseline gets wrong.</w:t>
+      </w:r>
+      <w:r>
+        <w:t xml:space="preserve"> </w:t>
+      </w:r>
+      <w:r>
+        <w:t xml:space="preserve">Only one of those two is admissible under our own Methods §3.13, which permits</w:t>
+      </w:r>
+      <w:r>
+        <w:t xml:space="preserve"> </w:t>
+      </w:r>
+      <w:r>
+        <w:t xml:space="preserve">the condition only where the intermediate similarity band is small: the</w:t>
+      </w:r>
+      <w:r>
+        <w:t xml:space="preserve"> </w:t>
+      </w:r>
+      <w:r>
+        <w:rPr>
+          <w:rStyle w:val="VerbatimChar"/>
+        </w:rPr>
+        <w:t xml:space="preserve">splice_sites_acceptors</w:t>
+      </w:r>
+      <w:r>
+        <w:t xml:space="preserve"> </w:t>
+      </w:r>
+      <w:r>
+        <w:t xml:space="preserve">pair’s band is 33.3%, so we rule that call out and do</w:t>
+      </w:r>
+      <w:r>
+        <w:t xml:space="preserve"> </w:t>
+      </w:r>
+      <w:r>
+        <w:t xml:space="preserve">not count it. The condition therefore rests on</w:t>
+      </w:r>
+      <w:r>
+        <w:t xml:space="preserve"> </w:t>
+      </w:r>
+      <w:r>
+        <w:rPr>
+          <w:b/>
+          <w:bCs/>
+        </w:rPr>
+        <w:t xml:space="preserve">one</w:t>
+      </w:r>
+      <w:r>
+        <w:t xml:space="preserve"> </w:t>
+      </w:r>
+      <w:r>
+        <w:t xml:space="preserve">admissible out-of-sample</w:t>
+      </w:r>
+      <w:r>
+        <w:t xml:space="preserve"> </w:t>
+      </w:r>
+      <w:r>
+        <w:t xml:space="preserve">call, and we state it that way in §4.10 rather than claiming the two.</w:t>
       </w:r>
       <w:r>
         <w:t xml:space="preserve"> </w:t>
@@ -3343,7 +3398,7 @@
         <w:t xml:space="preserve"> </w:t>
       </w:r>
       <w:r>
-        <w:t xml:space="preserve">drop still excludes zero on both datasets (ensembl [0.156, 0.172]; nontata</w:t>
+        <w:t xml:space="preserve">drop still excludes zero on both datasets (ensembl [0.155, 0.173]; nontata</w:t>
       </w:r>
       <w:r>
         <w:t xml:space="preserve"> </w:t>

--- a/paper/response_to_reviewers.docx
+++ b/paper/response_to_reviewers.docx
@@ -1745,7 +1745,7 @@
         <w:t xml:space="preserve"> </w:t>
       </w:r>
       <w:r>
-        <w:t xml:space="preserve">by only 1.2 points; the remaining ~10 points are a</w:t>
+        <w:t xml:space="preserve">by only 1.2 points; after re-splitting and refitting it sits ~10 points below, so the remaining ~9 points are a</w:t>
       </w:r>
       <w:r>
         <w:t xml:space="preserve"> </w:t>

--- a/paper/response_to_reviewers.docx
+++ b/paper/response_to_reviewers.docx
@@ -2112,27 +2112,84 @@
           <w:b/>
           <w:bCs/>
         </w:rPr>
-        <w:t xml:space="preserve">revealed by AUPRC/MCC/minority-recall but masked</w:t>
-      </w:r>
-      <w:r>
-        <w:rPr>
-          <w:b/>
-          <w:bCs/>
-        </w:rPr>
-        <w:t xml:space="preserve"> </w:t>
-      </w:r>
-      <w:r>
-        <w:rPr>
-          <w:b/>
-          <w:bCs/>
-        </w:rPr>
-        <w:t xml:space="preserve">by accuracy</w:t>
-      </w:r>
-      <w:r>
-        <w:t xml:space="preserve"> </w:t>
-      </w:r>
-      <w:r>
-        <w:t xml:space="preserve">(ensembl π=0.2: AUPRC 0.622 → 0.477, MCC 0.422 → 0.182, minority recall</w:t>
+        <w:t xml:space="preserve">revealed by AUPRC and MCC on both leaky datasets, and</w:t>
+      </w:r>
+      <w:r>
+        <w:rPr>
+          <w:b/>
+          <w:bCs/>
+        </w:rPr>
+        <w:t xml:space="preserve"> </w:t>
+      </w:r>
+      <w:r>
+        <w:rPr>
+          <w:b/>
+          <w:bCs/>
+        </w:rPr>
+        <w:t xml:space="preserve">additionally by minority recall on</w:t>
+      </w:r>
+      <w:r>
+        <w:rPr>
+          <w:b/>
+          <w:bCs/>
+        </w:rPr>
+        <w:t xml:space="preserve"> </w:t>
+      </w:r>
+      <w:r>
+        <w:rPr>
+          <w:rStyle w:val="VerbatimChar"/>
+          <w:b/>
+          <w:bCs/>
+        </w:rPr>
+        <w:t xml:space="preserve">human_enhancers_ensembl</w:t>
+      </w:r>
+      <w:r>
+        <w:rPr>
+          <w:b/>
+          <w:bCs/>
+        </w:rPr>
+        <w:t xml:space="preserve">, but masked by accuracy on</w:t>
+      </w:r>
+      <w:r>
+        <w:rPr>
+          <w:b/>
+          <w:bCs/>
+        </w:rPr>
+        <w:t xml:space="preserve"> </w:t>
+      </w:r>
+      <w:r>
+        <w:rPr>
+          <w:b/>
+          <w:bCs/>
+        </w:rPr>
+        <w:t xml:space="preserve">both</w:t>
+      </w:r>
+      <w:r>
+        <w:t xml:space="preserve"> </w:t>
+      </w:r>
+      <w:r>
+        <w:t xml:space="preserve">(on</w:t>
+      </w:r>
+      <w:r>
+        <w:t xml:space="preserve"> </w:t>
+      </w:r>
+      <w:r>
+        <w:rPr>
+          <w:rStyle w:val="VerbatimChar"/>
+        </w:rPr>
+        <w:t xml:space="preserve">human_nontata_promoters</w:t>
+      </w:r>
+      <w:r>
+        <w:t xml:space="preserve"> </w:t>
+      </w:r>
+      <w:r>
+        <w:t xml:space="preserve">minority recall is flat, 0.673 -&gt; 0.674, and we</w:t>
+      </w:r>
+      <w:r>
+        <w:t xml:space="preserve"> </w:t>
+      </w:r>
+      <w:r>
+        <w:t xml:space="preserve">say so in §4.13) (ensembl π=0.2: AUPRC 0.622 → 0.477, MCC 0.422 → 0.182, minority recall</w:t>
       </w:r>
       <w:r>
         <w:t xml:space="preserve"> </w:t>

--- a/paper/response_to_reviewers.docx
+++ b/paper/response_to_reviewers.docx
@@ -1573,6 +1573,360 @@
       </w:r>
       <w:r>
         <w:t xml:space="preserve">memorization-prone model in the comparison set. The title carries that scope.</w:t>
+      </w:r>
+    </w:p>
+    <w:p>
+      <w:pPr>
+        <w:pStyle w:val="BodyText"/>
+      </w:pPr>
+      <w:r>
+        <w:t xml:space="preserve">We also tested the reach</w:t>
+      </w:r>
+      <w:r>
+        <w:t xml:space="preserve"> </w:t>
+      </w:r>
+      <w:r>
+        <w:rPr>
+          <w:b/>
+          <w:bCs/>
+        </w:rPr>
+        <w:t xml:space="preserve">empirically</w:t>
+      </w:r>
+      <w:r>
+        <w:t xml:space="preserve">, on two further suites, rather than</w:t>
+      </w:r>
+      <w:r>
+        <w:t xml:space="preserve"> </w:t>
+      </w:r>
+      <w:r>
+        <w:t xml:space="preserve">arguing it. Applying the census unchanged to the</w:t>
+      </w:r>
+      <w:r>
+        <w:t xml:space="preserve"> </w:t>
+      </w:r>
+      <w:r>
+        <w:rPr>
+          <w:b/>
+          <w:bCs/>
+        </w:rPr>
+        <w:t xml:space="preserve">Nucleotide Transformer</w:t>
+      </w:r>
+      <w:r>
+        <w:t xml:space="preserve"> </w:t>
+      </w:r>
+      <w:r>
+        <w:t xml:space="preserve">downstream tasks (§4.10) finds</w:t>
+      </w:r>
+      <w:r>
+        <w:t xml:space="preserve"> </w:t>
+      </w:r>
+      <w:r>
+        <w:rPr>
+          <w:b/>
+          <w:bCs/>
+        </w:rPr>
+        <w:t xml:space="preserve">three of eleven independent tasks leaky</w:t>
+      </w:r>
+      <w:r>
+        <w:t xml:space="preserve"> </w:t>
+      </w:r>
+      <w:r>
+        <w:t xml:space="preserve">and six</w:t>
+      </w:r>
+      <w:r>
+        <w:t xml:space="preserve"> </w:t>
+      </w:r>
+      <w:r>
+        <w:t xml:space="preserve">more borderline, leaving two clean — so the defect is not confined to Genomic</w:t>
+      </w:r>
+      <w:r>
+        <w:t xml:space="preserve"> </w:t>
+      </w:r>
+      <w:r>
+        <w:t xml:space="preserve">Benchmarks. We then pre-registered predictions for</w:t>
+      </w:r>
+      <w:r>
+        <w:t xml:space="preserve"> </w:t>
+      </w:r>
+      <w:r>
+        <w:rPr>
+          <w:b/>
+          <w:bCs/>
+        </w:rPr>
+        <w:t xml:space="preserve">GUE</w:t>
+      </w:r>
+      <w:r>
+        <w:t xml:space="preserve"> </w:t>
+      </w:r>
+      <w:r>
+        <w:t xml:space="preserve">before examining it, and</w:t>
+      </w:r>
+      <w:r>
+        <w:t xml:space="preserve"> </w:t>
+      </w:r>
+      <w:r>
+        <w:rPr>
+          <w:b/>
+          <w:bCs/>
+        </w:rPr>
+        <w:t xml:space="preserve">they failed</w:t>
+      </w:r>
+      <w:r>
+        <w:t xml:space="preserve"> </w:t>
+      </w:r>
+      <w:r>
+        <w:t xml:space="preserve">(§4.10): we predicted its short fixed-length human regulatory tasks</w:t>
+      </w:r>
+      <w:r>
+        <w:t xml:space="preserve"> </w:t>
+      </w:r>
+      <w:r>
+        <w:t xml:space="preserve">(core promoter 70 bp, promoter 300 bp, TF binding 101 bp) would be leaky, and at</w:t>
+      </w:r>
+      <w:r>
+        <w:t xml:space="preserve"> </w:t>
+      </w:r>
+      <w:r>
+        <w:t xml:space="preserve">full scale</w:t>
+      </w:r>
+      <w:r>
+        <w:t xml:space="preserve"> </w:t>
+      </w:r>
+      <w:r>
+        <w:rPr>
+          <w:b/>
+          <w:bCs/>
+        </w:rPr>
+        <w:t xml:space="preserve">all eleven predicted-leaky tasks are clean</w:t>
+      </w:r>
+      <w:r>
+        <w:t xml:space="preserve"> </w:t>
+      </w:r>
+      <w:r>
+        <w:t xml:space="preserve">— near-duplicate fractions</w:t>
+      </w:r>
+      <w:r>
+        <w:t xml:space="preserve"> </w:t>
+      </w:r>
+      <w:r>
+        <w:t xml:space="preserve">0.009–0.041 by Jaccard, the largest under half the verdict cut. We count those</w:t>
+      </w:r>
+      <w:r>
+        <w:t xml:space="preserve"> </w:t>
+      </w:r>
+      <w:r>
+        <w:t xml:space="preserve">eleven conservatively as</w:t>
+      </w:r>
+      <w:r>
+        <w:t xml:space="preserve"> </w:t>
+      </w:r>
+      <w:r>
+        <w:rPr>
+          <w:b/>
+          <w:bCs/>
+        </w:rPr>
+        <w:t xml:space="preserve">seven</w:t>
+      </w:r>
+      <w:r>
+        <w:t xml:space="preserve"> </w:t>
+      </w:r>
+      <w:r>
+        <w:t xml:space="preserve">independent test partitions, since the</w:t>
+      </w:r>
+      <w:r>
+        <w:t xml:space="preserve"> </w:t>
+      </w:r>
+      <w:r>
+        <w:rPr>
+          <w:rStyle w:val="VerbatimChar"/>
+        </w:rPr>
+        <w:t xml:space="preserve">_all</w:t>
+      </w:r>
+      <w:r>
+        <w:t xml:space="preserve"> </w:t>
+      </w:r>
+      <w:r>
+        <w:t xml:space="preserve">promoter test sets are exact unions of their own</w:t>
+      </w:r>
+      <w:r>
+        <w:t xml:space="preserve"> </w:t>
+      </w:r>
+      <w:r>
+        <w:rPr>
+          <w:rStyle w:val="VerbatimChar"/>
+        </w:rPr>
+        <w:t xml:space="preserve">notata</w:t>
+      </w:r>
+      <w:r>
+        <w:t xml:space="preserve"> </w:t>
+      </w:r>
+      <w:r>
+        <w:t xml:space="preserve">and</w:t>
+      </w:r>
+      <w:r>
+        <w:t xml:space="preserve"> </w:t>
+      </w:r>
+      <w:r>
+        <w:rPr>
+          <w:rStyle w:val="VerbatimChar"/>
+        </w:rPr>
+        <w:t xml:space="preserve">tata</w:t>
+      </w:r>
+      <w:r>
+        <w:t xml:space="preserve"> </w:t>
+      </w:r>
+      <w:r>
+        <w:t xml:space="preserve">test sets and</w:t>
+      </w:r>
+      <w:r>
+        <w:t xml:space="preserve"> </w:t>
+      </w:r>
+      <w:r>
+        <w:t xml:space="preserve">the 70 bp and 300 bp families are the same loci at two window widths.</w:t>
+      </w:r>
+    </w:p>
+    <w:p>
+      <w:pPr>
+        <w:pStyle w:val="BodyText"/>
+      </w:pPr>
+      <w:r>
+        <w:t xml:space="preserve">We report that failure prominently because it is the</w:t>
+      </w:r>
+      <w:r>
+        <w:t xml:space="preserve"> </w:t>
+      </w:r>
+      <w:r>
+        <w:rPr>
+          <w:b/>
+          <w:bCs/>
+        </w:rPr>
+        <w:t xml:space="preserve">stronger</w:t>
+      </w:r>
+      <w:r>
+        <w:t xml:space="preserve"> </w:t>
+      </w:r>
+      <w:r>
+        <w:t xml:space="preserve">generalization</w:t>
+      </w:r>
+      <w:r>
+        <w:t xml:space="preserve"> </w:t>
+      </w:r>
+      <w:r>
+        <w:t xml:space="preserve">result. It refutes the natural reading of our own finding — that short human</w:t>
+      </w:r>
+      <w:r>
+        <w:t xml:space="preserve"> </w:t>
+      </w:r>
+      <w:r>
+        <w:t xml:space="preserve">regulatory DNA is inherently at risk — and replaces it with a sharper one:</w:t>
+      </w:r>
+      <w:r>
+        <w:t xml:space="preserve"> </w:t>
+      </w:r>
+      <w:r>
+        <w:rPr>
+          <w:b/>
+          <w:bCs/>
+        </w:rPr>
+        <w:t xml:space="preserve">leakage tracks how a dataset was constructed, not what kind of task it is.</w:t>
+      </w:r>
+      <w:r>
+        <w:t xml:space="preserve"> </w:t>
+      </w:r>
+      <w:r>
+        <w:t xml:space="preserve">Genomic Benchmarks’ leaky positive class is an un-deduplicated assembly with</w:t>
+      </w:r>
+      <w:r>
+        <w:t xml:space="preserve"> </w:t>
+      </w:r>
+      <w:r>
+        <w:t xml:space="preserve">77,421 intervals on 40,934 coordinates; GUE’s tasks, matching it on sequence type</w:t>
+      </w:r>
+      <w:r>
+        <w:t xml:space="preserve"> </w:t>
+      </w:r>
+      <w:r>
+        <w:t xml:space="preserve">and length, are clean because they were not built that way. That is a claim about</w:t>
+      </w:r>
+      <w:r>
+        <w:t xml:space="preserve"> </w:t>
+      </w:r>
+      <w:r>
+        <w:t xml:space="preserve">construction, and it is the one our manipulation experiment (§4.7) directly tests.</w:t>
+      </w:r>
+    </w:p>
+    <w:p>
+      <w:pPr>
+        <w:pStyle w:val="BodyText"/>
+      </w:pPr>
+      <w:r>
+        <w:t xml:space="preserve">Two parts of the reviewer’s question we have</w:t>
+      </w:r>
+      <w:r>
+        <w:t xml:space="preserve"> </w:t>
+      </w:r>
+      <w:r>
+        <w:rPr>
+          <w:b/>
+          <w:bCs/>
+        </w:rPr>
+        <w:t xml:space="preserve">not</w:t>
+      </w:r>
+      <w:r>
+        <w:t xml:space="preserve"> </w:t>
+      </w:r>
+      <w:r>
+        <w:t xml:space="preserve">answered and do not claim to:</w:t>
+      </w:r>
+      <w:r>
+        <w:t xml:space="preserve"> </w:t>
+      </w:r>
+      <w:r>
+        <w:rPr>
+          <w:b/>
+          <w:bCs/>
+        </w:rPr>
+        <w:t xml:space="preserve">protein sequence modelling</w:t>
+      </w:r>
+      <w:r>
+        <w:t xml:space="preserve"> </w:t>
+      </w:r>
+      <w:r>
+        <w:t xml:space="preserve">and</w:t>
+      </w:r>
+      <w:r>
+        <w:t xml:space="preserve"> </w:t>
+      </w:r>
+      <w:r>
+        <w:rPr>
+          <w:b/>
+          <w:bCs/>
+        </w:rPr>
+        <w:t xml:space="preserve">long-range regulatory</w:t>
+      </w:r>
+      <w:r>
+        <w:t xml:space="preserve"> </w:t>
+      </w:r>
+      <w:r>
+        <w:t xml:space="preserve">modelling. Both are</w:t>
+      </w:r>
+      <w:r>
+        <w:t xml:space="preserve"> </w:t>
+      </w:r>
+      <w:r>
+        <w:t xml:space="preserve">outside this study, and we name them as extensions rather than implying coverage</w:t>
+      </w:r>
+      <w:r>
+        <w:t xml:space="preserve"> </w:t>
+      </w:r>
+      <w:r>
+        <w:t xml:space="preserve">(§5). We would rather concede those two than stretch DNA-suite evidence to cover</w:t>
+      </w:r>
+      <w:r>
+        <w:t xml:space="preserve"> </w:t>
+      </w:r>
+      <w:r>
+        <w:t xml:space="preserve">them.</w:t>
       </w:r>
     </w:p>
     <w:bookmarkEnd w:id="11"/>

--- a/paper/response_to_reviewers.docx
+++ b/paper/response_to_reviewers.docx
@@ -1506,6 +1506,328 @@
           <w:b/>
           <w:bCs/>
         </w:rPr>
+        <w:t xml:space="preserve">(c) The deep model is not just affected — it is the model the leaky split</w:t>
+      </w:r>
+      <w:r>
+        <w:rPr>
+          <w:b/>
+          <w:bCs/>
+        </w:rPr>
+        <w:t xml:space="preserve"> </w:t>
+      </w:r>
+      <w:r>
+        <w:rPr>
+          <w:b/>
+          <w:bCs/>
+        </w:rPr>
+        <w:t xml:space="preserve">penalises.</w:t>
+      </w:r>
+      <w:r>
+        <w:t xml:space="preserve"> </w:t>
+      </w:r>
+      <w:r>
+        <w:t xml:space="preserve">An earlier draft of this revision declined to rank the CNN, because the</w:t>
+      </w:r>
+      <w:r>
+        <w:t xml:space="preserve"> </w:t>
+      </w:r>
+      <w:r>
+        <w:t xml:space="preserve">evidence was a single run whose value sat inside a nine-cell grid spanning</w:t>
+      </w:r>
+      <w:r>
+        <w:t xml:space="preserve"> </w:t>
+      </w:r>
+      <w:r>
+        <w:t xml:space="preserve">0.749–0.813 with the linear SVM’s 0.7975 in the middle of it. We have since run the</w:t>
+      </w:r>
+      <w:r>
+        <w:t xml:space="preserve"> </w:t>
+      </w:r>
+      <w:r>
+        <w:t xml:space="preserve">replicated, interval-bearing comparison that situation called for (§4.4). Across</w:t>
+      </w:r>
+      <w:r>
+        <w:t xml:space="preserve"> </w:t>
+      </w:r>
+      <w:r>
+        <w:rPr>
+          <w:b/>
+          <w:bCs/>
+        </w:rPr>
+        <w:t xml:space="preserve">five training seeds</w:t>
+      </w:r>
+      <w:r>
+        <w:t xml:space="preserve"> </w:t>
+      </w:r>
+      <w:r>
+        <w:t xml:space="preserve">the network scores 0.8028–0.8131 corrected (mean 0.8086,</w:t>
+      </w:r>
+      <w:r>
+        <w:t xml:space="preserve"> </w:t>
+      </w:r>
+      <w:r>
+        <w:t xml:space="preserve">sd 0.0040) against the SVM’s 0.7975, and 0.8119–0.8359 as shipped.</w:t>
+      </w:r>
+      <w:r>
+        <w:t xml:space="preserve"> </w:t>
+      </w:r>
+      <w:r>
+        <w:rPr>
+          <w:b/>
+          <w:bCs/>
+        </w:rPr>
+        <w:t xml:space="preserve">On every seed it</w:t>
+      </w:r>
+      <w:r>
+        <w:rPr>
+          <w:b/>
+          <w:bCs/>
+        </w:rPr>
+        <w:t xml:space="preserve"> </w:t>
+      </w:r>
+      <w:r>
+        <w:rPr>
+          <w:b/>
+          <w:bCs/>
+        </w:rPr>
+        <w:t xml:space="preserve">ranks fifth on the leaky split and first on the corrected one.</w:t>
+      </w:r>
+      <w:r>
+        <w:t xml:space="preserve"> </w:t>
+      </w:r>
+      <w:r>
+        <w:t xml:space="preserve">Scoring both models</w:t>
+      </w:r>
+      <w:r>
+        <w:t xml:space="preserve"> </w:t>
+      </w:r>
+      <w:r>
+        <w:t xml:space="preserve">on the same corrected test set and differencing per example, the paired</w:t>
+      </w:r>
+      <w:r>
+        <w:t xml:space="preserve"> </w:t>
+      </w:r>
+      <w:r>
+        <w:t xml:space="preserve">cluster-bootstrap difference is</w:t>
+      </w:r>
+      <w:r>
+        <w:t xml:space="preserve"> </w:t>
+      </w:r>
+      <w:r>
+        <w:rPr>
+          <w:b/>
+          <w:bCs/>
+        </w:rPr>
+        <w:t xml:space="preserve">+0.0111, CI [0.0063, 0.0161]</w:t>
+      </w:r>
+      <w:r>
+        <w:t xml:space="preserve">, excluding zero — so</w:t>
+      </w:r>
+      <w:r>
+        <w:t xml:space="preserve"> </w:t>
+      </w:r>
+      <w:r>
+        <w:t xml:space="preserve">the comparison now satisfies the inversion criterion (§3.3) that the earlier draft</w:t>
+      </w:r>
+      <w:r>
+        <w:t xml:space="preserve"> </w:t>
+      </w:r>
+      <w:r>
+        <w:t xml:space="preserve">was unwilling to bypass.</w:t>
+      </w:r>
+    </w:p>
+    <w:p>
+      <w:pPr>
+        <w:pStyle w:val="BodyText"/>
+      </w:pPr>
+      <w:r>
+        <w:t xml:space="preserve">So leakage does not only promote a memorizer; on this dataset it</w:t>
+      </w:r>
+      <w:r>
+        <w:t xml:space="preserve"> </w:t>
+      </w:r>
+      <w:r>
+        <w:rPr>
+          <w:b/>
+          <w:bCs/>
+        </w:rPr>
+        <w:t xml:space="preserve">demotes the</w:t>
+      </w:r>
+      <w:r>
+        <w:rPr>
+          <w:b/>
+          <w:bCs/>
+        </w:rPr>
+        <w:t xml:space="preserve"> </w:t>
+      </w:r>
+      <w:r>
+        <w:rPr>
+          <w:b/>
+          <w:bCs/>
+        </w:rPr>
+        <w:t xml:space="preserve">architecture family whose baselines this suite publishes</w:t>
+      </w:r>
+      <w:r>
+        <w:t xml:space="preserve">. We attach three</w:t>
+      </w:r>
+      <w:r>
+        <w:t xml:space="preserve"> </w:t>
+      </w:r>
+      <w:r>
+        <w:t xml:space="preserve">qualifications rather than leave them for a referee: four of the five seeds’ paired</w:t>
+      </w:r>
+      <w:r>
+        <w:t xml:space="preserve"> </w:t>
+      </w:r>
+      <w:r>
+        <w:t xml:space="preserve">intervals exclude zero and the fifth does not (+0.0053, [−0.0006, 0.0109]), so the</w:t>
+      </w:r>
+      <w:r>
+        <w:t xml:space="preserve"> </w:t>
+      </w:r>
+      <w:r>
+        <w:t xml:space="preserve">advantage is uniform in rank but not in significance; the CNN was not in the</w:t>
+      </w:r>
+      <w:r>
+        <w:t xml:space="preserve"> </w:t>
+      </w:r>
+      <w:r>
+        <w:t xml:space="preserve">pre-registered nine-model roster, so this comparison is</w:t>
+      </w:r>
+      <w:r>
+        <w:t xml:space="preserve"> </w:t>
+      </w:r>
+      <w:r>
+        <w:rPr>
+          <w:b/>
+          <w:bCs/>
+        </w:rPr>
+        <w:t xml:space="preserve">post hoc</w:t>
+      </w:r>
+      <w:r>
+        <w:t xml:space="preserve"> </w:t>
+      </w:r>
+      <w:r>
+        <w:t xml:space="preserve">and labelled so;</w:t>
+      </w:r>
+      <w:r>
+        <w:t xml:space="preserve"> </w:t>
+      </w:r>
+      <w:r>
+        <w:t xml:space="preserve">and it is one dataset.</w:t>
+      </w:r>
+    </w:p>
+    <w:p>
+      <w:pPr>
+        <w:pStyle w:val="BodyText"/>
+      </w:pPr>
+      <w:r>
+        <w:t xml:space="preserve">Two by-products of running it are worth reporting. First, we</w:t>
+      </w:r>
+      <w:r>
+        <w:t xml:space="preserve"> </w:t>
+      </w:r>
+      <w:r>
+        <w:rPr>
+          <w:b/>
+          <w:bCs/>
+        </w:rPr>
+        <w:t xml:space="preserve">verified rather than</w:t>
+      </w:r>
+      <w:r>
+        <w:rPr>
+          <w:b/>
+          <w:bCs/>
+        </w:rPr>
+        <w:t xml:space="preserve"> </w:t>
+      </w:r>
+      <w:r>
+        <w:rPr>
+          <w:b/>
+          <w:bCs/>
+        </w:rPr>
+        <w:t xml:space="preserve">assumed</w:t>
+      </w:r>
+      <w:r>
+        <w:t xml:space="preserve"> </w:t>
+      </w:r>
+      <w:r>
+        <w:t xml:space="preserve">that the deep-model and roster corrected splits are the same partition —</w:t>
+      </w:r>
+      <w:r>
+        <w:t xml:space="preserve"> </w:t>
+      </w:r>
+      <w:r>
+        <w:t xml:space="preserve">refitting the linear SVM on the deep-model split reproduces its published 0.7975</w:t>
+      </w:r>
+      <w:r>
+        <w:t xml:space="preserve"> </w:t>
+      </w:r>
+      <w:r>
+        <w:t xml:space="preserve">exactly. The manuscript had been comparing those two numbers without that check.</w:t>
+      </w:r>
+      <w:r>
+        <w:t xml:space="preserve"> </w:t>
+      </w:r>
+      <w:r>
+        <w:t xml:space="preserve">Second, the same replication</w:t>
+      </w:r>
+      <w:r>
+        <w:t xml:space="preserve"> </w:t>
+      </w:r>
+      <w:r>
+        <w:rPr>
+          <w:b/>
+          <w:bCs/>
+        </w:rPr>
+        <w:t xml:space="preserve">weakens</w:t>
+      </w:r>
+      <w:r>
+        <w:t xml:space="preserve"> </w:t>
+      </w:r>
+      <w:r>
+        <w:t xml:space="preserve">a number we had reported: the reference</w:t>
+      </w:r>
+      <w:r>
+        <w:t xml:space="preserve"> </w:t>
+      </w:r>
+      <w:r>
+        <w:t xml:space="preserve">cell’s drop is 0.014 at seed 0 but ranges 0.0049–0.0269 across seeds, a five-fold</w:t>
+      </w:r>
+      <w:r>
+        <w:t xml:space="preserve"> </w:t>
+      </w:r>
+      <w:r>
+        <w:t xml:space="preserve">spread, and the smallest seed’s interval includes zero. §4.9 now reports that range</w:t>
+      </w:r>
+      <w:r>
+        <w:t xml:space="preserve"> </w:t>
+      </w:r>
+      <w:r>
+        <w:t xml:space="preserve">and flags the +0.014 as one draw rather than the cell’s value. The corrected accuracy</w:t>
+      </w:r>
+      <w:r>
+        <w:t xml:space="preserve"> </w:t>
+      </w:r>
+      <w:r>
+        <w:t xml:space="preserve">is stable to ±0.004 while the drop varies five-fold, so it is the as-shipped score</w:t>
+      </w:r>
+      <w:r>
+        <w:t xml:space="preserve"> </w:t>
+      </w:r>
+      <w:r>
+        <w:t xml:space="preserve">that moves.</w:t>
+      </w:r>
+    </w:p>
+    <w:p>
+      <w:pPr>
+        <w:pStyle w:val="BodyText"/>
+      </w:pPr>
+      <w:r>
+        <w:rPr>
+          <w:b/>
+          <w:bCs/>
+        </w:rPr>
         <w:t xml:space="preserve">(b) Reach.</w:t>
       </w:r>
       <w:r>
@@ -2758,19 +3080,31 @@
         <w:t xml:space="preserve"> </w:t>
       </w:r>
       <w:r>
-        <w:t xml:space="preserve">the CNN (R1.1a, §4.9) and the multilayer perceptron in the</w:t>
-      </w:r>
-      <w:r>
-        <w:t xml:space="preserve"> </w:t>
-      </w:r>
-      <w:r>
-        <w:t xml:space="preserve">nine-model roster (§4.4), whose drop also excludes zero — the inflation reaches a</w:t>
-      </w:r>
-      <w:r>
-        <w:t xml:space="preserve"> </w:t>
-      </w:r>
-      <w:r>
-        <w:t xml:space="preserve">neural learner that we had not designated memorization-prone in advance.</w:t>
+        <w:t xml:space="preserve">the CNN (R1.1a, §4.9), now seed-replicated with a paired interval</w:t>
+      </w:r>
+      <w:r>
+        <w:t xml:space="preserve"> </w:t>
+      </w:r>
+      <w:r>
+        <w:t xml:space="preserve">and shown to move from rank 5 to rank 1 under correction (R1.1c, §4.4); and the</w:t>
+      </w:r>
+      <w:r>
+        <w:t xml:space="preserve"> </w:t>
+      </w:r>
+      <w:r>
+        <w:t xml:space="preserve">multilayer perceptron in the nine-model roster (§4.4), whose drop also excludes zero</w:t>
+      </w:r>
+      <w:r>
+        <w:t xml:space="preserve"> </w:t>
+      </w:r>
+      <w:r>
+        <w:t xml:space="preserve">— the inflation reaches a neural learner that we had not designated</w:t>
+      </w:r>
+      <w:r>
+        <w:t xml:space="preserve"> </w:t>
+      </w:r>
+      <w:r>
+        <w:t xml:space="preserve">memorization-prone in advance.</w:t>
       </w:r>
       <w:r>
         <w:t xml:space="preserve"> </w:t>
@@ -2851,6 +3185,103 @@
       </w:r>
       <w:r>
         <w:t xml:space="preserve">naturally leaky multiclass set.</w:t>
+      </w:r>
+    </w:p>
+    <w:p>
+      <w:pPr>
+        <w:pStyle w:val="BodyText"/>
+      </w:pPr>
+      <w:r>
+        <w:t xml:space="preserve">One part of this comment we have</w:t>
+      </w:r>
+      <w:r>
+        <w:t xml:space="preserve"> </w:t>
+      </w:r>
+      <w:r>
+        <w:rPr>
+          <w:b/>
+          <w:bCs/>
+        </w:rPr>
+        <w:t xml:space="preserve">not</w:t>
+      </w:r>
+      <w:r>
+        <w:t xml:space="preserve"> </w:t>
+      </w:r>
+      <w:r>
+        <w:t xml:space="preserve">fully met, and would rather name than let</w:t>
+      </w:r>
+      <w:r>
+        <w:t xml:space="preserve"> </w:t>
+      </w:r>
+      <w:r>
+        <w:t xml:space="preserve">pass: the reviewer asks for deep models</w:t>
+      </w:r>
+      <w:r>
+        <w:t xml:space="preserve"> </w:t>
+      </w:r>
+      <w:r>
+        <w:t xml:space="preserve">“in both binary and 3-class settings”</w:t>
+      </w:r>
+      <w:r>
+        <w:t xml:space="preserve">, and our</w:t>
+      </w:r>
+      <w:r>
+        <w:t xml:space="preserve"> </w:t>
+      </w:r>
+      <w:r>
+        <w:t xml:space="preserve">multiclass arm is</w:t>
+      </w:r>
+      <w:r>
+        <w:t xml:space="preserve"> </w:t>
+      </w:r>
+      <w:r>
+        <w:rPr>
+          <w:b/>
+          <w:bCs/>
+        </w:rPr>
+        <w:t xml:space="preserve">classical only</w:t>
+      </w:r>
+      <w:r>
+        <w:t xml:space="preserve"> </w:t>
+      </w:r>
+      <w:r>
+        <w:t xml:space="preserve">(random forest against logistic regression). The</w:t>
+      </w:r>
+      <w:r>
+        <w:t xml:space="preserve"> </w:t>
+      </w:r>
+      <w:r>
+        <w:t xml:space="preserve">CNN evidence is binary. We did not extend the injected-leakage construction to the CNN</w:t>
+      </w:r>
+      <w:r>
+        <w:t xml:space="preserve"> </w:t>
+      </w:r>
+      <w:r>
+        <w:t xml:space="preserve">because the mechanism there is imposed by us rather than measured, so a deep replicate</w:t>
+      </w:r>
+      <w:r>
+        <w:t xml:space="preserve"> </w:t>
+      </w:r>
+      <w:r>
+        <w:t xml:space="preserve">would test our injection procedure rather than the suite; the binary CNN result, which</w:t>
+      </w:r>
+      <w:r>
+        <w:t xml:space="preserve"> </w:t>
+      </w:r>
+      <w:r>
+        <w:t xml:space="preserve">is measured on shipped data, is the stronger evidence and is where we put the compute.</w:t>
+      </w:r>
+      <w:r>
+        <w:t xml:space="preserve"> </w:t>
+      </w:r>
+      <w:r>
+        <w:t xml:space="preserve">That is a judgement, not a claim of coverage, and a referee who disagrees is entitled</w:t>
+      </w:r>
+      <w:r>
+        <w:t xml:space="preserve"> </w:t>
+      </w:r>
+      <w:r>
+        <w:t xml:space="preserve">to ask for the run.</w:t>
       </w:r>
     </w:p>
     <w:bookmarkEnd w:id="17"/>
@@ -2985,7 +3416,70 @@
         <w:t xml:space="preserve"> </w:t>
       </w:r>
       <w:r>
-        <w:t xml:space="preserve">reaches a trained neural network with no pretraining confound. We also attempted a</w:t>
+        <w:t xml:space="preserve">reaches a trained neural network with no pretraining confound. Since the first</w:t>
+      </w:r>
+      <w:r>
+        <w:t xml:space="preserve"> </w:t>
+      </w:r>
+      <w:r>
+        <w:t xml:space="preserve">revision we have strengthened this considerably: the CNN is now seed-replicated with a</w:t>
+      </w:r>
+      <w:r>
+        <w:t xml:space="preserve"> </w:t>
+      </w:r>
+      <w:r>
+        <w:t xml:space="preserve">paired cluster-bootstrap interval, and on</w:t>
+      </w:r>
+      <w:r>
+        <w:t xml:space="preserve"> </w:t>
+      </w:r>
+      <w:r>
+        <w:rPr>
+          <w:rStyle w:val="VerbatimChar"/>
+        </w:rPr>
+        <w:t xml:space="preserve">human_enhancers_ensembl</w:t>
+      </w:r>
+      <w:r>
+        <w:t xml:space="preserve"> </w:t>
+      </w:r>
+      <w:r>
+        <w:t xml:space="preserve">it ranks</w:t>
+      </w:r>
+      <w:r>
+        <w:t xml:space="preserve"> </w:t>
+      </w:r>
+      <w:r>
+        <w:rPr>
+          <w:b/>
+          <w:bCs/>
+        </w:rPr>
+        <w:t xml:space="preserve">fifth</w:t>
+      </w:r>
+      <w:r>
+        <w:rPr>
+          <w:b/>
+          <w:bCs/>
+        </w:rPr>
+        <w:t xml:space="preserve"> </w:t>
+      </w:r>
+      <w:r>
+        <w:rPr>
+          <w:b/>
+          <w:bCs/>
+        </w:rPr>
+        <w:t xml:space="preserve">on the leaky split and first on the corrected one, on every one of five seeds</w:t>
+      </w:r>
+      <w:r>
+        <w:t xml:space="preserve"> </w:t>
+      </w:r>
+      <w:r>
+        <w:t xml:space="preserve">(paired difference +0.0111, CI [0.0063, 0.0161]; R1.1c, §4.4). The leaky split does</w:t>
+      </w:r>
+      <w:r>
+        <w:t xml:space="preserve"> </w:t>
+      </w:r>
+      <w:r>
+        <w:t xml:space="preserve">not merely fail to detect the deep model — it actively demotes it. We also attempted a</w:t>
       </w:r>
       <w:r>
         <w:t xml:space="preserve"> </w:t>

--- a/paper/response_to_reviewers.docx
+++ b/paper/response_to_reviewers.docx
@@ -1602,38 +1602,84 @@
         <w:t xml:space="preserve"> </w:t>
       </w:r>
       <w:r>
-        <w:t xml:space="preserve">on the same corrected test set and differencing per example, the paired</w:t>
-      </w:r>
-      <w:r>
-        <w:t xml:space="preserve"> </w:t>
-      </w:r>
-      <w:r>
-        <w:t xml:space="preserve">cluster-bootstrap difference is</w:t>
-      </w:r>
-      <w:r>
-        <w:t xml:space="preserve"> </w:t>
-      </w:r>
-      <w:r>
-        <w:rPr>
-          <w:b/>
-          <w:bCs/>
-        </w:rPr>
-        <w:t xml:space="preserve">+0.0111, CI [0.0063, 0.0161]</w:t>
-      </w:r>
-      <w:r>
-        <w:t xml:space="preserve">, excluding zero — so</w:t>
-      </w:r>
-      <w:r>
-        <w:t xml:space="preserve"> </w:t>
-      </w:r>
-      <w:r>
-        <w:t xml:space="preserve">the comparison now satisfies the inversion criterion (§3.3) that the earlier draft</w:t>
-      </w:r>
-      <w:r>
-        <w:t xml:space="preserve"> </w:t>
-      </w:r>
-      <w:r>
-        <w:t xml:space="preserve">was unwilling to bypass.</w:t>
+        <w:t xml:space="preserve">on the same corrected test set and differencing per example, the paired difference is</w:t>
+      </w:r>
+      <w:r>
+        <w:t xml:space="preserve"> </w:t>
+      </w:r>
+      <w:r>
+        <w:rPr>
+          <w:b/>
+          <w:bCs/>
+        </w:rPr>
+        <w:t xml:space="preserve">+0.0111, combined-source CI [0.0019, 0.0204]</w:t>
+      </w:r>
+      <w:r>
+        <w:t xml:space="preserve">, excluding zero — so the comparison</w:t>
+      </w:r>
+      <w:r>
+        <w:t xml:space="preserve"> </w:t>
+      </w:r>
+      <w:r>
+        <w:t xml:space="preserve">now satisfies the inversion criterion (§3.3) that the earlier draft was unwilling to</w:t>
+      </w:r>
+      <w:r>
+        <w:t xml:space="preserve"> </w:t>
+      </w:r>
+      <w:r>
+        <w:t xml:space="preserve">bypass. That interval folds the seed-to-seed SD (0.0040) into the cluster-bootstrap SD</w:t>
+      </w:r>
+      <w:r>
+        <w:t xml:space="preserve"> </w:t>
+      </w:r>
+      <w:r>
+        <w:t xml:space="preserve">(0.0026) in quadrature, by the same rule used for the paper’s other combined-source</w:t>
+      </w:r>
+      <w:r>
+        <w:t xml:space="preserve"> </w:t>
+      </w:r>
+      <w:r>
+        <w:t xml:space="preserve">intervals, because the quantity of interest is the advantage of</w:t>
+      </w:r>
+      <w:r>
+        <w:t xml:space="preserve"> </w:t>
+      </w:r>
+      <w:r>
+        <w:rPr>
+          <w:i/>
+          <w:iCs/>
+        </w:rPr>
+        <w:t xml:space="preserve">one</w:t>
+      </w:r>
+      <w:r>
+        <w:t xml:space="preserve"> </w:t>
+      </w:r>
+      <w:r>
+        <w:t xml:space="preserve">trained network,</w:t>
+      </w:r>
+      <w:r>
+        <w:t xml:space="preserve"> </w:t>
+      </w:r>
+      <w:r>
+        <w:t xml:space="preserve">not of an average over five. We flag that bootstrapping seed-averaged per-example</w:t>
+      </w:r>
+      <w:r>
+        <w:t xml:space="preserve"> </w:t>
+      </w:r>
+      <w:r>
+        <w:t xml:space="preserve">correctness instead yields [0.0063, 0.0161] — narrower than any single seed’s interval,</w:t>
+      </w:r>
+      <w:r>
+        <w:t xml:space="preserve"> </w:t>
+      </w:r>
+      <w:r>
+        <w:t xml:space="preserve">because averaging removes training variance rather than estimating it. We do not report</w:t>
+      </w:r>
+      <w:r>
+        <w:t xml:space="preserve"> </w:t>
+      </w:r>
+      <w:r>
+        <w:t xml:space="preserve">that figure as the result.</w:t>
       </w:r>
     </w:p>
     <w:p>
@@ -3080,13 +3126,35 @@
         <w:t xml:space="preserve"> </w:t>
       </w:r>
       <w:r>
-        <w:t xml:space="preserve">the CNN (R1.1a, §4.9), now seed-replicated with a paired interval</w:t>
-      </w:r>
-      <w:r>
-        <w:t xml:space="preserve"> </w:t>
-      </w:r>
-      <w:r>
-        <w:t xml:space="preserve">and shown to move from rank 5 to rank 1 under correction (R1.1c, §4.4); and the</w:t>
+        <w:t xml:space="preserve">the CNN (R1.1a, §4.9), now seed-replicated with a paired interval and</w:t>
+      </w:r>
+      <w:r>
+        <w:t xml:space="preserve"> </w:t>
+      </w:r>
+      <w:r>
+        <w:t xml:space="preserve">shown to move from rank 5 to rank 1 under correction on every seed — a</w:t>
+      </w:r>
+      <w:r>
+        <w:t xml:space="preserve"> </w:t>
+      </w:r>
+      <w:r>
+        <w:rPr>
+          <w:b/>
+          <w:bCs/>
+        </w:rPr>
+        <w:t xml:space="preserve">post hoc</w:t>
+      </w:r>
+      <w:r>
+        <w:t xml:space="preserve"> </w:t>
+      </w:r>
+      <w:r>
+        <w:t xml:space="preserve">comparison, and one in which four of the five seeds’ intervals exclude zero while the</w:t>
+      </w:r>
+      <w:r>
+        <w:t xml:space="preserve"> </w:t>
+      </w:r>
+      <w:r>
+        <w:t xml:space="preserve">fifth does not (R1.1c, §4.4); and the</w:t>
       </w:r>
       <w:r>
         <w:t xml:space="preserve"> </w:t>
@@ -3473,13 +3541,66 @@
         <w:t xml:space="preserve"> </w:t>
       </w:r>
       <w:r>
-        <w:t xml:space="preserve">(paired difference +0.0111, CI [0.0063, 0.0161]; R1.1c, §4.4). The leaky split does</w:t>
-      </w:r>
-      <w:r>
-        <w:t xml:space="preserve"> </w:t>
-      </w:r>
-      <w:r>
-        <w:t xml:space="preserve">not merely fail to detect the deep model — it actively demotes it. We also attempted a</w:t>
+        <w:t xml:space="preserve">(R1.1c, §4.4). The leaky split does not merely fail to detect the deep model — it</w:t>
+      </w:r>
+      <w:r>
+        <w:t xml:space="preserve"> </w:t>
+      </w:r>
+      <w:r>
+        <w:t xml:space="preserve">actively demotes it. Three qualifications, repeated here rather than left to the</w:t>
+      </w:r>
+      <w:r>
+        <w:t xml:space="preserve"> </w:t>
+      </w:r>
+      <w:r>
+        <w:t xml:space="preserve">cross-reference: the rank is uniform across seeds but the</w:t>
+      </w:r>
+      <w:r>
+        <w:t xml:space="preserve"> </w:t>
+      </w:r>
+      <w:r>
+        <w:rPr>
+          <w:i/>
+          <w:iCs/>
+        </w:rPr>
+        <w:t xml:space="preserve">significance</w:t>
+      </w:r>
+      <w:r>
+        <w:t xml:space="preserve"> </w:t>
+      </w:r>
+      <w:r>
+        <w:t xml:space="preserve">is not — four</w:t>
+      </w:r>
+      <w:r>
+        <w:t xml:space="preserve"> </w:t>
+      </w:r>
+      <w:r>
+        <w:t xml:space="preserve">of five seeds’ paired intervals exclude zero and the fifth does not; the CNN was not in</w:t>
+      </w:r>
+      <w:r>
+        <w:t xml:space="preserve"> </w:t>
+      </w:r>
+      <w:r>
+        <w:t xml:space="preserve">the pre-registered nine-model roster, so this comparison is</w:t>
+      </w:r>
+      <w:r>
+        <w:t xml:space="preserve"> </w:t>
+      </w:r>
+      <w:r>
+        <w:rPr>
+          <w:b/>
+          <w:bCs/>
+        </w:rPr>
+        <w:t xml:space="preserve">post hoc</w:t>
+      </w:r>
+      <w:r>
+        <w:t xml:space="preserve">; and it is one</w:t>
+      </w:r>
+      <w:r>
+        <w:t xml:space="preserve"> </w:t>
+      </w:r>
+      <w:r>
+        <w:t xml:space="preserve">dataset. We also attempted a</w:t>
       </w:r>
       <w:r>
         <w:t xml:space="preserve"> </w:t>

--- a/paper/response_to_reviewers.docx
+++ b/paper/response_to_reviewers.docx
@@ -3897,6 +3897,110 @@
       </w:r>
       <w:r>
         <w:t xml:space="preserve">of the leakage problem this paper studies.</w:t>
+      </w:r>
+    </w:p>
+    <w:p>
+      <w:pPr>
+        <w:pStyle w:val="BodyText"/>
+      </w:pPr>
+      <w:r>
+        <w:rPr>
+          <w:b/>
+          <w:bCs/>
+        </w:rPr>
+        <w:t xml:space="preserve">This is a refusal on validity grounds, not a compute limitation, and we want to be</w:t>
+      </w:r>
+      <w:r>
+        <w:rPr>
+          <w:b/>
+          <w:bCs/>
+        </w:rPr>
+        <w:t xml:space="preserve"> </w:t>
+      </w:r>
+      <w:r>
+        <w:rPr>
+          <w:b/>
+          <w:bCs/>
+        </w:rPr>
+        <w:t xml:space="preserve">unambiguous about it.</w:t>
+      </w:r>
+      <w:r>
+        <w:t xml:space="preserve"> </w:t>
+      </w:r>
+      <w:r>
+        <w:t xml:space="preserve">No amount of hardware changes the argument. The pretraining</w:t>
+      </w:r>
+      <w:r>
+        <w:t xml:space="preserve"> </w:t>
+      </w:r>
+      <w:r>
+        <w:t xml:space="preserve">corpus has already seen the test sequences, so a fine-tuned DNABERT-2 or HyenaDNA</w:t>
+      </w:r>
+      <w:r>
+        <w:t xml:space="preserve"> </w:t>
+      </w:r>
+      <w:r>
+        <w:t xml:space="preserve">number would not measure what this paper measures however it was produced — it would</w:t>
+      </w:r>
+      <w:r>
+        <w:t xml:space="preserve"> </w:t>
+      </w:r>
+      <w:r>
+        <w:t xml:space="preserve">carry a confound we can name in advance and cannot remove by re-splitting. Producing</w:t>
+      </w:r>
+      <w:r>
+        <w:t xml:space="preserve"> </w:t>
+      </w:r>
+      <w:r>
+        <w:t xml:space="preserve">such a number and captioning it carefully would be worse than declining, because it</w:t>
+      </w:r>
+      <w:r>
+        <w:t xml:space="preserve"> </w:t>
+      </w:r>
+      <w:r>
+        <w:t xml:space="preserve">would enter the literature as a measurement and be cited as one. The manuscript now</w:t>
+      </w:r>
+      <w:r>
+        <w:t xml:space="preserve"> </w:t>
+      </w:r>
+      <w:r>
+        <w:t xml:space="preserve">makes this findable rather than buried: it has its own titled paragraph,</w:t>
+      </w:r>
+      <w:r>
+        <w:t xml:space="preserve"> </w:t>
+      </w:r>
+      <w:r>
+        <w:rPr>
+          <w:b/>
+          <w:bCs/>
+        </w:rPr>
+        <w:t xml:space="preserve">“Why we do</w:t>
+      </w:r>
+      <w:r>
+        <w:rPr>
+          <w:b/>
+          <w:bCs/>
+        </w:rPr>
+        <w:t xml:space="preserve"> </w:t>
+      </w:r>
+      <w:r>
+        <w:rPr>
+          <w:b/>
+          <w:bCs/>
+        </w:rPr>
+        <w:t xml:space="preserve">not fine-tune the pretrained models”</w:t>
+      </w:r>
+      <w:r>
+        <w:t xml:space="preserve"> </w:t>
+      </w:r>
+      <w:r>
+        <w:t xml:space="preserve">(§5), so a reader checking our answer to this</w:t>
+      </w:r>
+      <w:r>
+        <w:t xml:space="preserve"> </w:t>
+      </w:r>
+      <w:r>
+        <w:t xml:space="preserve">specific comment does not have to hunt for it inside a limitations paragraph.</w:t>
       </w:r>
     </w:p>
     <w:bookmarkEnd w:id="20"/>

--- a/paper/response_to_reviewers.docx
+++ b/paper/response_to_reviewers.docx
@@ -422,43 +422,95 @@
         <w:t xml:space="preserve"> </w:t>
       </w:r>
       <w:r>
-        <w:t xml:space="preserve">with the sharper claim the title now carries:</w:t>
-      </w:r>
-      <w:r>
-        <w:t xml:space="preserve"> </w:t>
-      </w:r>
-      <w:r>
-        <w:rPr>
-          <w:b/>
-          <w:bCs/>
-        </w:rPr>
-        <w:t xml:space="preserve">leakage tracks how a dataset was</w:t>
-      </w:r>
-      <w:r>
-        <w:rPr>
-          <w:b/>
-          <w:bCs/>
-        </w:rPr>
-        <w:t xml:space="preserve"> </w:t>
-      </w:r>
-      <w:r>
-        <w:rPr>
-          <w:b/>
-          <w:bCs/>
-        </w:rPr>
-        <w:t xml:space="preserve">assembled, not what it contains.</w:t>
-      </w:r>
-      <w:r>
-        <w:t xml:space="preserve"> </w:t>
-      </w:r>
-      <w:r>
-        <w:t xml:space="preserve">The eleven are counted conservatively as</w:t>
-      </w:r>
-      <w:r>
-        <w:t xml:space="preserve"> </w:t>
-      </w:r>
-      <w:r>
-        <w:t xml:space="preserve">seven independent test partitions, which bounds how much the null carries.</w:t>
+        <w:t xml:space="preserve">with the sharper claim the title now carries: leakage requires</w:t>
+      </w:r>
+      <w:r>
+        <w:t xml:space="preserve"> </w:t>
+      </w:r>
+      <w:r>
+        <w:rPr>
+          <w:b/>
+          <w:bCs/>
+        </w:rPr>
+        <w:t xml:space="preserve">an overlapping</w:t>
+      </w:r>
+      <w:r>
+        <w:rPr>
+          <w:b/>
+          <w:bCs/>
+        </w:rPr>
+        <w:t xml:space="preserve"> </w:t>
+      </w:r>
+      <w:r>
+        <w:rPr>
+          <w:b/>
+          <w:bCs/>
+        </w:rPr>
+        <w:t xml:space="preserve">construction step together with a split that ignores genomic position.</w:t>
+      </w:r>
+      <w:r>
+        <w:t xml:space="preserve"> </w:t>
+      </w:r>
+      <w:r>
+        <w:t xml:space="preserve">The</w:t>
+      </w:r>
+      <w:r>
+        <w:t xml:space="preserve"> </w:t>
+      </w:r>
+      <w:r>
+        <w:t xml:space="preserve">condition is conjunctive, and we have scoped it rather than stated it</w:t>
+      </w:r>
+      <w:r>
+        <w:t xml:space="preserve"> </w:t>
+      </w:r>
+      <w:r>
+        <w:t xml:space="preserve">exclusively, because our own §4 documents the exception: GUE’s</w:t>
+      </w:r>
+      <w:r>
+        <w:t xml:space="preserve"> </w:t>
+      </w:r>
+      <w:r>
+        <w:rPr>
+          <w:i/>
+          <w:iCs/>
+        </w:rPr>
+        <w:t xml:space="preserve">virus_covid</w:t>
+      </w:r>
+      <w:r>
+        <w:t xml:space="preserve"> </w:t>
+      </w:r>
+      <w:r>
+        <w:t xml:space="preserve">measures a near-duplicate fraction of 1.000, the largest we observed anywhere,</w:t>
+      </w:r>
+      <w:r>
+        <w:t xml:space="preserve"> </w:t>
+      </w:r>
+      <w:r>
+        <w:t xml:space="preserve">and that is biology — nine SARS-CoV-2 variants differing by a handful of</w:t>
+      </w:r>
+      <w:r>
+        <w:t xml:space="preserve"> </w:t>
+      </w:r>
+      <w:r>
+        <w:t xml:space="preserve">mutations, on which no split could be otherwise. Where similarity is a property</w:t>
+      </w:r>
+      <w:r>
+        <w:t xml:space="preserve"> </w:t>
+      </w:r>
+      <w:r>
+        <w:t xml:space="preserve">of the sequences, a leak fraction carries no information about curation. The</w:t>
+      </w:r>
+      <w:r>
+        <w:t xml:space="preserve"> </w:t>
+      </w:r>
+      <w:r>
+        <w:t xml:space="preserve">eleven are counted conservatively as seven independent test partitions, which</w:t>
+      </w:r>
+      <w:r>
+        <w:t xml:space="preserve"> </w:t>
+      </w:r>
+      <w:r>
+        <w:t xml:space="preserve">bounds how much the null carries.</w:t>
       </w:r>
     </w:p>
     <w:p>
@@ -1073,7 +1125,13 @@
         <w:t xml:space="preserve"> </w:t>
       </w:r>
       <w:r>
-        <w:t xml:space="preserve">timestamped document in the code release (</w:t>
+        <w:t xml:space="preserve">document committed alongside the results it predicts</w:t>
+      </w:r>
+      <w:r>
+        <w:t xml:space="preserve"> </w:t>
+      </w:r>
+      <w:r>
+        <w:t xml:space="preserve">(</w:t>
       </w:r>
       <w:r>
         <w:rPr>
@@ -1082,7 +1140,19 @@
         <w:t xml:space="preserve">results/deep_preregistration.md</w:t>
       </w:r>
       <w:r>
-        <w:t xml:space="preserve">).</w:t>
+        <w:t xml:space="preserve">). We state plainly, here and in the</w:t>
+      </w:r>
+      <w:r>
+        <w:t xml:space="preserve"> </w:t>
+      </w:r>
+      <w:r>
+        <w:t xml:space="preserve">manuscript, that this is a binding stated condition rather than an externally</w:t>
+      </w:r>
+      <w:r>
+        <w:t xml:space="preserve"> </w:t>
+      </w:r>
+      <w:r>
+        <w:t xml:space="preserve">timestamped registration.</w:t>
       </w:r>
       <w:r>
         <w:t xml:space="preserve"> </w:t>

--- a/paper/response_to_reviewers.docx
+++ b/paper/response_to_reviewers.docx
@@ -633,13 +633,65 @@
         <w:t xml:space="preserve"> </w:t>
       </w:r>
       <w:r>
-        <w:t xml:space="preserve">rate. The benchmark is not merely crowning the wrong model; it is blind to</w:t>
-      </w:r>
-      <w:r>
-        <w:t xml:space="preserve"> </w:t>
-      </w:r>
-      <w:r>
-        <w:t xml:space="preserve">enormous real differences between models it reports as tied.</w:t>
+        <w:t xml:space="preserve">rate. We report that separation with the control it needs rather than at face</w:t>
+      </w:r>
+      <w:r>
+        <w:t xml:space="preserve"> </w:t>
+      </w:r>
+      <w:r>
+        <w:t xml:space="preserve">value: re-weighting the</w:t>
+      </w:r>
+      <w:r>
+        <w:t xml:space="preserve"> </w:t>
+      </w:r>
+      <w:r>
+        <w:rPr>
+          <w:i/>
+          <w:iCs/>
+        </w:rPr>
+        <w:t xml:space="preserve">as-shipped</w:t>
+      </w:r>
+      <w:r>
+        <w:t xml:space="preserve"> </w:t>
+      </w:r>
+      <w:r>
+        <w:t xml:space="preserve">test set to the corrected operating point,</w:t>
+      </w:r>
+      <w:r>
+        <w:t xml:space="preserve"> </w:t>
+      </w:r>
+      <w:r>
+        <w:t xml:space="preserve">with no re-split and no retraining, already expands the same trio’s spread from</w:t>
+      </w:r>
+      <w:r>
+        <w:t xml:space="preserve"> </w:t>
+      </w:r>
+      <w:r>
+        <w:t xml:space="preserve">0.0015 to 0.1424, so difficulty alone accounts for most of the 0.2314. The claim</w:t>
+      </w:r>
+      <w:r>
+        <w:t xml:space="preserve"> </w:t>
+      </w:r>
+      <w:r>
+        <w:t xml:space="preserve">we make is that correction separates models the benchmark reports as tied by</w:t>
+      </w:r>
+      <w:r>
+        <w:t xml:space="preserve"> </w:t>
+      </w:r>
+      <w:r>
+        <w:t xml:space="preserve">more than a difficulty-matched test set of equal accuracy does — not that the</w:t>
+      </w:r>
+      <w:r>
+        <w:t xml:space="preserve"> </w:t>
+      </w:r>
+      <w:r>
+        <w:t xml:space="preserve">full 23 points measures real model quality. On two clean datasets the same</w:t>
+      </w:r>
+      <w:r>
+        <w:t xml:space="preserve"> </w:t>
+      </w:r>
+      <w:r>
+        <w:t xml:space="preserve">re-split does not expand spread at all.</w:t>
       </w:r>
     </w:p>
     <w:p>

--- a/paper/response_to_reviewers.docx
+++ b/paper/response_to_reviewers.docx
@@ -6672,7 +6672,7 @@
         <w:t xml:space="preserve"> </w:t>
       </w:r>
       <w:r>
-        <w:t xml:space="preserve">computed on the seed-0 partition where the delta is 10.8, giving [8.8, 12.9].</w:t>
+        <w:t xml:space="preserve">computed on the seed-0 partition where the delta is 10.8, giving [8.7, 13.0].</w:t>
       </w:r>
     </w:p>
     <w:p>
